--- a/report/Team_Fourmula_City_of_the_World_Dashboard_Technical_Report.docx
+++ b/report/Team_Fourmula_City_of_the_World_Dashboard_Technical_Report.docx
@@ -4329,7 +4329,31 @@
         <w:rPr>
           <w:lang w:val="en-US"/>
         </w:rPr>
-        <w:t>For the Allianz data, a similar precomputed scraping approach was used</w:t>
+        <w:t xml:space="preserve">For the Allianz data, a similar precomputed </w:t>
+      </w:r>
+      <w:r>
+        <w:rPr>
+          <w:lang w:val="en-US"/>
+        </w:rPr>
+        <w:t xml:space="preserve">two-phase </w:t>
+      </w:r>
+      <w:r>
+        <w:rPr>
+          <w:lang w:val="en-US"/>
+        </w:rPr>
+        <w:t>scraping</w:t>
+      </w:r>
+      <w:r>
+        <w:rPr>
+          <w:lang w:val="en-US"/>
+        </w:rPr>
+        <w:t xml:space="preserve"> and processing</w:t>
+      </w:r>
+      <w:r>
+        <w:rPr>
+          <w:lang w:val="en-US"/>
+        </w:rPr>
+        <w:t xml:space="preserve"> approach was used</w:t>
       </w:r>
       <w:r>
         <w:rPr>
@@ -4356,22 +4380,20 @@
         <w:rPr>
           <w:lang w:val="en-US"/>
         </w:rPr>
-        <w:t xml:space="preserve">, with Generative AI assisting the final preprocessing. The focus was on offices rather than all branches, since scraping every branch would take more time. The GenAI process is shown here: </w:t>
-      </w:r>
-      <w:hyperlink r:id="rId9" w:history="1">
-        <w:r>
-          <w:rPr>
-            <w:rStyle w:val="Hipervnculo"/>
-            <w:lang w:val="en-US"/>
-          </w:rPr>
-          <w:t>https://chatgpt.com/s/t_6a01b74921a48191b7a4aa9a417534fe</w:t>
-        </w:r>
-      </w:hyperlink>
-      <w:r>
-        <w:rPr>
-          <w:lang w:val="en-US"/>
-        </w:rPr>
-        <w:t>.</w:t>
+        <w:t>, then those results were uploaded as an extra sheet and accesed via XLOOKUP to add data about Allianz offices to each new added city.</w:t>
+      </w:r>
+    </w:p>
+    <w:p>
+      <w:pPr>
+        <w:rPr>
+          <w:lang w:val="en-US"/>
+        </w:rPr>
+      </w:pPr>
+      <w:r>
+        <w:rPr>
+          <w:lang w:val="en-US"/>
+        </w:rPr>
+        <w:br w:type="page"/>
       </w:r>
     </w:p>
     <w:p>
@@ -9759,7 +9781,7 @@
         </w:rPr>
         <w:t xml:space="preserve">All can be seen on: </w:t>
       </w:r>
-      <w:hyperlink r:id="rId10" w:history="1">
+      <w:hyperlink r:id="rId9" w:history="1">
         <w:r>
           <w:rPr>
             <w:rStyle w:val="Hipervnculo"/>
@@ -15556,8 +15578,8 @@
       </w:r>
     </w:p>
     <w:sectPr>
-      <w:headerReference w:type="default" r:id="rId11"/>
-      <w:footerReference w:type="default" r:id="rId12"/>
+      <w:headerReference w:type="default" r:id="rId10"/>
+      <w:footerReference w:type="default" r:id="rId11"/>
       <w:pgSz w:w="12240" w:h="15840"/>
       <w:pgMar w:top="1440" w:right="1440" w:bottom="1440" w:left="1440" w:header="708" w:footer="708" w:gutter="0"/>
       <w:cols w:space="720"/>

--- a/report/Team_Fourmula_City_of_the_World_Dashboard_Technical_Report.docx
+++ b/report/Team_Fourmula_City_of_the_World_Dashboard_Technical_Report.docx
@@ -4329,31 +4329,19 @@
         <w:rPr>
           <w:lang w:val="en-US"/>
         </w:rPr>
-        <w:t xml:space="preserve">For the Allianz data, a similar precomputed </w:t>
-      </w:r>
-      <w:r>
-        <w:rPr>
-          <w:lang w:val="en-US"/>
-        </w:rPr>
-        <w:t xml:space="preserve">two-phase </w:t>
-      </w:r>
-      <w:r>
-        <w:rPr>
-          <w:lang w:val="en-US"/>
-        </w:rPr>
-        <w:t>scraping</w:t>
-      </w:r>
-      <w:r>
-        <w:rPr>
-          <w:lang w:val="en-US"/>
-        </w:rPr>
-        <w:t xml:space="preserve"> and processing</w:t>
-      </w:r>
-      <w:r>
-        <w:rPr>
-          <w:lang w:val="en-US"/>
-        </w:rPr>
-        <w:t xml:space="preserve"> approach was used</w:t>
+        <w:t>For the Allianz data, a similar precomputed scraping</w:t>
+      </w:r>
+      <w:r>
+        <w:rPr>
+          <w:lang w:val="en-US"/>
+        </w:rPr>
+        <w:t xml:space="preserve"> </w:t>
+      </w:r>
+      <w:r>
+        <w:rPr>
+          <w:lang w:val="en-US"/>
+        </w:rPr>
+        <w:t>approach was used</w:t>
       </w:r>
       <w:r>
         <w:rPr>
@@ -4380,7 +4368,47 @@
         <w:rPr>
           <w:lang w:val="en-US"/>
         </w:rPr>
-        <w:t>, then those results were uploaded as an extra sheet and accesed via XLOOKUP to add data about Allianz offices to each new added city.</w:t>
+        <w:t xml:space="preserve"> over their contact information page (</w:t>
+      </w:r>
+      <w:hyperlink r:id="rId9" w:history="1">
+        <w:r>
+          <w:rPr>
+            <w:rStyle w:val="Hipervnculo"/>
+            <w:lang w:val="en-US"/>
+          </w:rPr>
+          <w:t>https://www.allianz.com/en/about-us/company/contact.htm</w:t>
+        </w:r>
+        <w:r>
+          <w:rPr>
+            <w:rStyle w:val="Hipervnculo"/>
+            <w:lang w:val="en-US"/>
+          </w:rPr>
+          <w:t>l</w:t>
+        </w:r>
+      </w:hyperlink>
+      <w:r>
+        <w:rPr>
+          <w:lang w:val="en-US"/>
+        </w:rPr>
+        <w:t>)</w:t>
+      </w:r>
+      <w:r>
+        <w:rPr>
+          <w:lang w:val="en-US"/>
+        </w:rPr>
+        <w:t xml:space="preserve">, then those results were uploaded as an extra sheet and </w:t>
+      </w:r>
+      <w:r>
+        <w:rPr>
+          <w:lang w:val="en-US"/>
+        </w:rPr>
+        <w:t>accessed</w:t>
+      </w:r>
+      <w:r>
+        <w:rPr>
+          <w:lang w:val="en-US"/>
+        </w:rPr>
+        <w:t xml:space="preserve"> via XLOOKUP to add data about Allianz offices to each new added city.</w:t>
       </w:r>
     </w:p>
     <w:p>
@@ -9781,7 +9809,7 @@
         </w:rPr>
         <w:t xml:space="preserve">All can be seen on: </w:t>
       </w:r>
-      <w:hyperlink r:id="rId9" w:history="1">
+      <w:hyperlink r:id="rId10" w:history="1">
         <w:r>
           <w:rPr>
             <w:rStyle w:val="Hipervnculo"/>
@@ -15578,8 +15606,8 @@
       </w:r>
     </w:p>
     <w:sectPr>
-      <w:headerReference w:type="default" r:id="rId10"/>
-      <w:footerReference w:type="default" r:id="rId11"/>
+      <w:headerReference w:type="default" r:id="rId11"/>
+      <w:footerReference w:type="default" r:id="rId12"/>
       <w:pgSz w:w="12240" w:h="15840"/>
       <w:pgMar w:top="1440" w:right="1440" w:bottom="1440" w:left="1440" w:header="708" w:footer="708" w:gutter="0"/>
       <w:cols w:space="720"/>

--- a/report/Team_Fourmula_City_of_the_World_Dashboard_Technical_Report.docx
+++ b/report/Team_Fourmula_City_of_the_World_Dashboard_Technical_Report.docx
@@ -228,12 +228,10 @@
           <w:szCs w:val="24"/>
           <w:lang w:val="it-IT"/>
         </w:rPr>
-        <w:t>Prof. Leonardo Felician</w:t>
-      </w:r>
-    </w:p>
-    <w:p>
-      <w:pPr>
-        <w:jc w:val="center"/>
+        <w:t xml:space="preserve">Prof. Leonardo </w:t>
+      </w:r>
+      <w:proofErr w:type="spellStart"/>
+      <w:r>
         <w:rPr>
           <w:b/>
           <w:bCs/>
@@ -242,8 +240,13 @@
           <w:szCs w:val="24"/>
           <w:lang w:val="it-IT"/>
         </w:rPr>
-      </w:pPr>
-      <w:r>
+        <w:t>Felician</w:t>
+      </w:r>
+      <w:proofErr w:type="spellEnd"/>
+    </w:p>
+    <w:p>
+      <w:pPr>
+        <w:jc w:val="center"/>
         <w:rPr>
           <w:b/>
           <w:bCs/>
@@ -252,12 +255,8 @@
           <w:szCs w:val="24"/>
           <w:lang w:val="it-IT"/>
         </w:rPr>
-        <w:t>MBA 36</w:t>
-      </w:r>
-    </w:p>
-    <w:p>
-      <w:pPr>
-        <w:jc w:val="center"/>
+      </w:pPr>
+      <w:r>
         <w:rPr>
           <w:b/>
           <w:bCs/>
@@ -266,8 +265,12 @@
           <w:szCs w:val="24"/>
           <w:lang w:val="it-IT"/>
         </w:rPr>
-      </w:pPr>
-      <w:r>
+        <w:t>MBA 36</w:t>
+      </w:r>
+    </w:p>
+    <w:p>
+      <w:pPr>
+        <w:jc w:val="center"/>
         <w:rPr>
           <w:b/>
           <w:bCs/>
@@ -276,6 +279,16 @@
           <w:szCs w:val="24"/>
           <w:lang w:val="it-IT"/>
         </w:rPr>
+      </w:pPr>
+      <w:r>
+        <w:rPr>
+          <w:b/>
+          <w:bCs/>
+          <w:color w:val="0F766E"/>
+          <w:sz w:val="24"/>
+          <w:szCs w:val="24"/>
+          <w:lang w:val="it-IT"/>
+        </w:rPr>
         <w:t>MIB Trieste</w:t>
       </w:r>
     </w:p>
@@ -323,6 +336,7 @@
         </w:rPr>
         <w:t xml:space="preserve">Team </w:t>
       </w:r>
+      <w:proofErr w:type="spellStart"/>
       <w:r>
         <w:rPr>
           <w:color w:val="64748B"/>
@@ -330,8 +344,9 @@
           <w:szCs w:val="24"/>
           <w:lang w:val="it-IT"/>
         </w:rPr>
-        <w:t>Four-mula</w:t>
-      </w:r>
+        <w:t>Four</w:t>
+      </w:r>
+      <w:proofErr w:type="spellEnd"/>
       <w:r>
         <w:rPr>
           <w:color w:val="64748B"/>
@@ -339,7 +354,7 @@
           <w:szCs w:val="24"/>
           <w:lang w:val="it-IT"/>
         </w:rPr>
-        <w:t xml:space="preserve"> (4)</w:t>
+        <w:t>-mula</w:t>
       </w:r>
       <w:r>
         <w:rPr>
@@ -348,15 +363,7 @@
           <w:szCs w:val="24"/>
           <w:lang w:val="it-IT"/>
         </w:rPr>
-        <w:t>: Daniele Recanati,</w:t>
-      </w:r>
-      <w:r>
-        <w:rPr>
-          <w:sz w:val="24"/>
-          <w:szCs w:val="24"/>
-          <w:lang w:val="it-IT"/>
-        </w:rPr>
-        <w:t xml:space="preserve"> </w:t>
+        <w:t xml:space="preserve"> (4)</w:t>
       </w:r>
       <w:r>
         <w:rPr>
@@ -365,7 +372,64 @@
           <w:szCs w:val="24"/>
           <w:lang w:val="it-IT"/>
         </w:rPr>
-        <w:t xml:space="preserve">Tito Rodda, Germán Oviedo, Ensar Omerhodzic </w:t>
+        <w:t>: Daniele Recanati,</w:t>
+      </w:r>
+      <w:r>
+        <w:rPr>
+          <w:sz w:val="24"/>
+          <w:szCs w:val="24"/>
+          <w:lang w:val="it-IT"/>
+        </w:rPr>
+        <w:t xml:space="preserve"> </w:t>
+      </w:r>
+      <w:r>
+        <w:rPr>
+          <w:color w:val="64748B"/>
+          <w:sz w:val="24"/>
+          <w:szCs w:val="24"/>
+          <w:lang w:val="it-IT"/>
+        </w:rPr>
+        <w:t xml:space="preserve">Tito Rodda, Germán Oviedo, </w:t>
+      </w:r>
+      <w:proofErr w:type="spellStart"/>
+      <w:r>
+        <w:rPr>
+          <w:color w:val="64748B"/>
+          <w:sz w:val="24"/>
+          <w:szCs w:val="24"/>
+          <w:lang w:val="it-IT"/>
+        </w:rPr>
+        <w:t>Ensar</w:t>
+      </w:r>
+      <w:proofErr w:type="spellEnd"/>
+      <w:r>
+        <w:rPr>
+          <w:color w:val="64748B"/>
+          <w:sz w:val="24"/>
+          <w:szCs w:val="24"/>
+          <w:lang w:val="it-IT"/>
+        </w:rPr>
+        <w:t xml:space="preserve"> </w:t>
+      </w:r>
+      <w:proofErr w:type="spellStart"/>
+      <w:r>
+        <w:rPr>
+          <w:color w:val="64748B"/>
+          <w:sz w:val="24"/>
+          <w:szCs w:val="24"/>
+          <w:lang w:val="it-IT"/>
+        </w:rPr>
+        <w:t>Omerhodzic</w:t>
+      </w:r>
+      <w:proofErr w:type="spellEnd"/>
+      <w:r>
+        <w:rPr>
+          <w:color w:val="64748B"/>
+          <w:sz w:val="24"/>
+          <w:szCs w:val="24"/>
+          <w:lang w:val="it-IT"/>
+        </w:rPr>
+        <w:t xml:space="preserve"> </w:t>
       </w:r>
     </w:p>
     <w:p>
@@ -2302,13 +2366,137 @@
           <w:color w:val="1E293B"/>
           <w:lang w:val="en-US"/>
         </w:rPr>
-        <w:t xml:space="preserve">By combining Google Forms, Google Sheets, Google Apps Script, DuckDB, Wikipedia/Wikidata APIs, a live Weather API, and Google Gemini, the pipeline achieves a rare balance: it is simultaneously low-cost, low-infrastructure, and high-output. </w:t>
-      </w:r>
+        <w:t xml:space="preserve">By combining Google Forms, Google Sheets, Google Apps Script, </w:t>
+      </w:r>
+      <w:proofErr w:type="spellStart"/>
       <w:r>
         <w:rPr>
           <w:color w:val="1E293B"/>
-        </w:rPr>
-        <w:t>The architectural philosophy is captured in three principles:</w:t>
+          <w:lang w:val="en-US"/>
+        </w:rPr>
+        <w:t>DuckDB</w:t>
+      </w:r>
+      <w:proofErr w:type="spellEnd"/>
+      <w:r>
+        <w:rPr>
+          <w:color w:val="1E293B"/>
+          <w:lang w:val="en-US"/>
+        </w:rPr>
+        <w:t>, Wikipedia/</w:t>
+      </w:r>
+      <w:proofErr w:type="spellStart"/>
+      <w:r>
+        <w:rPr>
+          <w:color w:val="1E293B"/>
+          <w:lang w:val="en-US"/>
+        </w:rPr>
+        <w:t>Wikidata</w:t>
+      </w:r>
+      <w:proofErr w:type="spellEnd"/>
+      <w:r>
+        <w:rPr>
+          <w:color w:val="1E293B"/>
+          <w:lang w:val="en-US"/>
+        </w:rPr>
+        <w:t xml:space="preserve"> APIs, a live Weather API, and Google Gemini, the pipeline achieves a rare balance: it is simultaneously low-cost, low-infrastructure, and high-output. </w:t>
+      </w:r>
+      <w:proofErr w:type="spellStart"/>
+      <w:r>
+        <w:rPr>
+          <w:color w:val="1E293B"/>
+        </w:rPr>
+        <w:t>The</w:t>
+      </w:r>
+      <w:proofErr w:type="spellEnd"/>
+      <w:r>
+        <w:rPr>
+          <w:color w:val="1E293B"/>
+        </w:rPr>
+        <w:t xml:space="preserve"> </w:t>
+      </w:r>
+      <w:proofErr w:type="spellStart"/>
+      <w:r>
+        <w:rPr>
+          <w:color w:val="1E293B"/>
+        </w:rPr>
+        <w:t>architectural</w:t>
+      </w:r>
+      <w:proofErr w:type="spellEnd"/>
+      <w:r>
+        <w:rPr>
+          <w:color w:val="1E293B"/>
+        </w:rPr>
+        <w:t xml:space="preserve"> </w:t>
+      </w:r>
+      <w:proofErr w:type="spellStart"/>
+      <w:r>
+        <w:rPr>
+          <w:color w:val="1E293B"/>
+        </w:rPr>
+        <w:t>philosophy</w:t>
+      </w:r>
+      <w:proofErr w:type="spellEnd"/>
+      <w:r>
+        <w:rPr>
+          <w:color w:val="1E293B"/>
+        </w:rPr>
+        <w:t xml:space="preserve"> </w:t>
+      </w:r>
+      <w:proofErr w:type="spellStart"/>
+      <w:r>
+        <w:rPr>
+          <w:color w:val="1E293B"/>
+        </w:rPr>
+        <w:t>is</w:t>
+      </w:r>
+      <w:proofErr w:type="spellEnd"/>
+      <w:r>
+        <w:rPr>
+          <w:color w:val="1E293B"/>
+        </w:rPr>
+        <w:t xml:space="preserve"> </w:t>
+      </w:r>
+      <w:proofErr w:type="spellStart"/>
+      <w:r>
+        <w:rPr>
+          <w:color w:val="1E293B"/>
+        </w:rPr>
+        <w:t>captured</w:t>
+      </w:r>
+      <w:proofErr w:type="spellEnd"/>
+      <w:r>
+        <w:rPr>
+          <w:color w:val="1E293B"/>
+        </w:rPr>
+        <w:t xml:space="preserve"> in </w:t>
+      </w:r>
+      <w:proofErr w:type="spellStart"/>
+      <w:r>
+        <w:rPr>
+          <w:color w:val="1E293B"/>
+        </w:rPr>
+        <w:t>three</w:t>
+      </w:r>
+      <w:proofErr w:type="spellEnd"/>
+      <w:r>
+        <w:rPr>
+          <w:color w:val="1E293B"/>
+        </w:rPr>
+        <w:t xml:space="preserve"> </w:t>
+      </w:r>
+      <w:proofErr w:type="spellStart"/>
+      <w:r>
+        <w:rPr>
+          <w:color w:val="1E293B"/>
+        </w:rPr>
+        <w:t>principles</w:t>
+      </w:r>
+      <w:proofErr w:type="spellEnd"/>
+      <w:r>
+        <w:rPr>
+          <w:color w:val="1E293B"/>
+        </w:rPr>
+        <w:t>:</w:t>
       </w:r>
     </w:p>
     <w:p>
@@ -2383,9 +2571,14 @@
       </w:pPr>
       <w:bookmarkStart w:id="2" w:name="_Toc229414505"/>
       <w:r>
-        <w:t>Key Performance Indicators</w:t>
+        <w:t xml:space="preserve">Key Performance </w:t>
+      </w:r>
+      <w:proofErr w:type="spellStart"/>
+      <w:r>
+        <w:t>Indicators</w:t>
       </w:r>
       <w:bookmarkEnd w:id="2"/>
+      <w:proofErr w:type="spellEnd"/>
     </w:p>
     <w:p>
       <w:pPr>
@@ -2460,8 +2653,18 @@
                 <w:sz w:val="18"/>
                 <w:szCs w:val="18"/>
               </w:rPr>
-              <w:t>Pipeline Stages</w:t>
-            </w:r>
+              <w:t xml:space="preserve">Pipeline </w:t>
+            </w:r>
+            <w:proofErr w:type="spellStart"/>
+            <w:r>
+              <w:rPr>
+                <w:color w:val="FFFFFF"/>
+                <w:sz w:val="18"/>
+                <w:szCs w:val="18"/>
+              </w:rPr>
+              <w:t>Stages</w:t>
+            </w:r>
+            <w:proofErr w:type="spellEnd"/>
           </w:p>
         </w:tc>
         <w:tc>
@@ -2508,7 +2711,25 @@
                 <w:sz w:val="18"/>
                 <w:szCs w:val="18"/>
               </w:rPr>
-              <w:t>Data Fields per City</w:t>
+              <w:t xml:space="preserve">Data </w:t>
+            </w:r>
+            <w:proofErr w:type="spellStart"/>
+            <w:r>
+              <w:rPr>
+                <w:color w:val="FFFFFF"/>
+                <w:sz w:val="18"/>
+                <w:szCs w:val="18"/>
+              </w:rPr>
+              <w:t>Fields</w:t>
+            </w:r>
+            <w:proofErr w:type="spellEnd"/>
+            <w:r>
+              <w:rPr>
+                <w:color w:val="FFFFFF"/>
+                <w:sz w:val="18"/>
+                <w:szCs w:val="18"/>
+              </w:rPr>
+              <w:t xml:space="preserve"> per City</w:t>
             </w:r>
           </w:p>
         </w:tc>
@@ -2550,14 +2771,34 @@
             <w:pPr>
               <w:jc w:val="center"/>
             </w:pPr>
+            <w:proofErr w:type="spellStart"/>
             <w:r>
               <w:rPr>
                 <w:color w:val="FFFFFF"/>
                 <w:sz w:val="18"/>
                 <w:szCs w:val="18"/>
               </w:rPr>
-              <w:t>External APIs</w:t>
-            </w:r>
+              <w:t>External</w:t>
+            </w:r>
+            <w:proofErr w:type="spellEnd"/>
+            <w:r>
+              <w:rPr>
+                <w:color w:val="FFFFFF"/>
+                <w:sz w:val="18"/>
+                <w:szCs w:val="18"/>
+              </w:rPr>
+              <w:t xml:space="preserve"> </w:t>
+            </w:r>
+            <w:proofErr w:type="spellStart"/>
+            <w:r>
+              <w:rPr>
+                <w:color w:val="FFFFFF"/>
+                <w:sz w:val="18"/>
+                <w:szCs w:val="18"/>
+              </w:rPr>
+              <w:t>APIs</w:t>
+            </w:r>
+            <w:proofErr w:type="spellEnd"/>
           </w:p>
         </w:tc>
         <w:tc>
@@ -2604,8 +2845,36 @@
                 <w:sz w:val="18"/>
                 <w:szCs w:val="18"/>
               </w:rPr>
-              <w:t>Manual Steps Required</w:t>
-            </w:r>
+              <w:t xml:space="preserve">Manual </w:t>
+            </w:r>
+            <w:proofErr w:type="spellStart"/>
+            <w:r>
+              <w:rPr>
+                <w:color w:val="FFFFFF"/>
+                <w:sz w:val="18"/>
+                <w:szCs w:val="18"/>
+              </w:rPr>
+              <w:t>Steps</w:t>
+            </w:r>
+            <w:proofErr w:type="spellEnd"/>
+            <w:r>
+              <w:rPr>
+                <w:color w:val="FFFFFF"/>
+                <w:sz w:val="18"/>
+                <w:szCs w:val="18"/>
+              </w:rPr>
+              <w:t xml:space="preserve"> </w:t>
+            </w:r>
+            <w:proofErr w:type="spellStart"/>
+            <w:r>
+              <w:rPr>
+                <w:color w:val="FFFFFF"/>
+                <w:sz w:val="18"/>
+                <w:szCs w:val="18"/>
+              </w:rPr>
+              <w:t>Required</w:t>
+            </w:r>
+            <w:proofErr w:type="spellEnd"/>
           </w:p>
         </w:tc>
       </w:tr>
@@ -2620,10 +2889,20 @@
         <w:pStyle w:val="Ttulo2"/>
       </w:pPr>
       <w:bookmarkStart w:id="3" w:name="_Toc229414506"/>
-      <w:r>
-        <w:t>Technology Stack</w:t>
+      <w:proofErr w:type="spellStart"/>
+      <w:r>
+        <w:t>Technology</w:t>
+      </w:r>
+      <w:proofErr w:type="spellEnd"/>
+      <w:r>
+        <w:t xml:space="preserve"> </w:t>
+      </w:r>
+      <w:proofErr w:type="spellStart"/>
+      <w:r>
+        <w:t>Stack</w:t>
       </w:r>
       <w:bookmarkEnd w:id="3"/>
+      <w:proofErr w:type="spellEnd"/>
     </w:p>
     <w:p>
       <w:pPr>
@@ -2690,8 +2969,20 @@
                 <w:sz w:val="18"/>
                 <w:szCs w:val="18"/>
               </w:rPr>
-              <w:t>Google Forms</w:t>
-            </w:r>
+              <w:t xml:space="preserve">Google </w:t>
+            </w:r>
+            <w:proofErr w:type="spellStart"/>
+            <w:r>
+              <w:rPr>
+                <w:b/>
+                <w:bCs/>
+                <w:color w:val="FFFFFF"/>
+                <w:sz w:val="18"/>
+                <w:szCs w:val="18"/>
+              </w:rPr>
+              <w:t>Forms</w:t>
+            </w:r>
+            <w:proofErr w:type="spellEnd"/>
           </w:p>
           <w:p>
             <w:pPr>
@@ -2705,8 +2996,20 @@
                 <w:sz w:val="16"/>
                 <w:szCs w:val="16"/>
               </w:rPr>
-              <w:t>Data Ingestion</w:t>
-            </w:r>
+              <w:t xml:space="preserve">Data </w:t>
+            </w:r>
+            <w:proofErr w:type="spellStart"/>
+            <w:r>
+              <w:rPr>
+                <w:i/>
+                <w:iCs/>
+                <w:color w:val="FFFFFF"/>
+                <w:sz w:val="16"/>
+                <w:szCs w:val="16"/>
+              </w:rPr>
+              <w:t>Ingestion</w:t>
+            </w:r>
+            <w:proofErr w:type="spellEnd"/>
           </w:p>
         </w:tc>
         <w:tc>
@@ -2773,8 +3076,20 @@
                 <w:sz w:val="18"/>
                 <w:szCs w:val="18"/>
               </w:rPr>
-              <w:t>Google Sheets</w:t>
-            </w:r>
+              <w:t xml:space="preserve">Google </w:t>
+            </w:r>
+            <w:proofErr w:type="spellStart"/>
+            <w:r>
+              <w:rPr>
+                <w:b/>
+                <w:bCs/>
+                <w:color w:val="FFFFFF"/>
+                <w:sz w:val="18"/>
+                <w:szCs w:val="18"/>
+              </w:rPr>
+              <w:t>Sheets</w:t>
+            </w:r>
+            <w:proofErr w:type="spellEnd"/>
           </w:p>
           <w:p>
             <w:pPr>
@@ -2863,6 +3178,7 @@
             <w:pPr>
               <w:jc w:val="center"/>
             </w:pPr>
+            <w:proofErr w:type="spellStart"/>
             <w:r>
               <w:rPr>
                 <w:i/>
@@ -2873,6 +3189,7 @@
               </w:rPr>
               <w:t>Orchestration</w:t>
             </w:r>
+            <w:proofErr w:type="spellEnd"/>
           </w:p>
         </w:tc>
         <w:tc>
@@ -3179,9 +3496,17 @@
         <w:rPr>
           <w:lang w:val="en-US"/>
         </w:rPr>
-        <w:t xml:space="preserve"> Data Ingestion &amp; Centralisation</w:t>
+        <w:t xml:space="preserve"> Data Ingestion &amp; </w:t>
+      </w:r>
+      <w:proofErr w:type="spellStart"/>
+      <w:r>
+        <w:rPr>
+          <w:lang w:val="en-US"/>
+        </w:rPr>
+        <w:t>Centralisation</w:t>
       </w:r>
       <w:bookmarkEnd w:id="4"/>
+      <w:proofErr w:type="spellEnd"/>
     </w:p>
     <w:p>
       <w:pPr>
@@ -3215,7 +3540,23 @@
           <w:color w:val="1E293B"/>
           <w:lang w:val="en-US"/>
         </w:rPr>
-        <w:t xml:space="preserve">The user-facing entry point is a standardised </w:t>
+        <w:t xml:space="preserve">The user-facing entry point is a </w:t>
+      </w:r>
+      <w:proofErr w:type="spellStart"/>
+      <w:r>
+        <w:rPr>
+          <w:color w:val="1E293B"/>
+          <w:lang w:val="en-US"/>
+        </w:rPr>
+        <w:t>standardised</w:t>
+      </w:r>
+      <w:proofErr w:type="spellEnd"/>
+      <w:r>
+        <w:rPr>
+          <w:color w:val="1E293B"/>
+          <w:lang w:val="en-US"/>
+        </w:rPr>
+        <w:t xml:space="preserve"> </w:t>
       </w:r>
       <w:r>
         <w:rPr>
@@ -3273,7 +3614,23 @@
           <w:color w:val="1E293B"/>
           <w:lang w:val="en-US"/>
         </w:rPr>
-        <w:t>The decision to remain within the Google ecosystem was deliberate. Google Forms, Sheets, and Apps Script are tightly integrated, allowing data ingestion, transformation, enrichment, and visualisation to operate in a single familiar environment — without external databases, ETL tools, or infrastructure management.</w:t>
+        <w:t xml:space="preserve">The decision to remain within the Google ecosystem was deliberate. Google Forms, Sheets, and Apps Script are tightly integrated, allowing data ingestion, transformation, enrichment, and </w:t>
+      </w:r>
+      <w:proofErr w:type="spellStart"/>
+      <w:r>
+        <w:rPr>
+          <w:color w:val="1E293B"/>
+          <w:lang w:val="en-US"/>
+        </w:rPr>
+        <w:t>visualisation</w:t>
+      </w:r>
+      <w:proofErr w:type="spellEnd"/>
+      <w:r>
+        <w:rPr>
+          <w:color w:val="1E293B"/>
+          <w:lang w:val="en-US"/>
+        </w:rPr>
+        <w:t xml:space="preserve"> to operate in a single familiar environment — without external databases, ETL tools, or infrastructure management.</w:t>
       </w:r>
     </w:p>
     <w:p>
@@ -3289,10 +3646,20 @@
         <w:pStyle w:val="Ttulo3"/>
       </w:pPr>
       <w:bookmarkStart w:id="5" w:name="_Toc229414508"/>
-      <w:r>
-        <w:t>Ingestion Architecture</w:t>
+      <w:proofErr w:type="spellStart"/>
+      <w:r>
+        <w:t>Ingestion</w:t>
+      </w:r>
+      <w:proofErr w:type="spellEnd"/>
+      <w:r>
+        <w:t xml:space="preserve"> </w:t>
+      </w:r>
+      <w:proofErr w:type="spellStart"/>
+      <w:r>
+        <w:t>Architecture</w:t>
       </w:r>
       <w:bookmarkEnd w:id="5"/>
+      <w:proofErr w:type="spellEnd"/>
     </w:p>
     <w:p>
       <w:pPr>
@@ -3344,6 +3711,7 @@
             <w:pPr>
               <w:jc w:val="center"/>
             </w:pPr>
+            <w:proofErr w:type="spellStart"/>
             <w:r>
               <w:rPr>
                 <w:b/>
@@ -3354,6 +3722,7 @@
               </w:rPr>
               <w:t>Component</w:t>
             </w:r>
+            <w:proofErr w:type="spellEnd"/>
           </w:p>
         </w:tc>
         <w:tc>
@@ -3453,8 +3822,20 @@
                 <w:sz w:val="20"/>
                 <w:szCs w:val="20"/>
               </w:rPr>
-              <w:t>Google Forms</w:t>
-            </w:r>
+              <w:t xml:space="preserve">Google </w:t>
+            </w:r>
+            <w:proofErr w:type="spellStart"/>
+            <w:r>
+              <w:rPr>
+                <w:b/>
+                <w:bCs/>
+                <w:color w:val="1E293B"/>
+                <w:sz w:val="20"/>
+                <w:szCs w:val="20"/>
+              </w:rPr>
+              <w:t>Forms</w:t>
+            </w:r>
+            <w:proofErr w:type="spellEnd"/>
           </w:p>
         </w:tc>
         <w:tc>
@@ -3476,13 +3857,41 @@
             <w:vAlign w:val="center"/>
           </w:tcPr>
           <w:p>
-            <w:r>
-              <w:rPr>
-                <w:color w:val="1E293B"/>
-                <w:sz w:val="20"/>
-                <w:szCs w:val="20"/>
-              </w:rPr>
-              <w:t>Standardised user input interface</w:t>
+            <w:proofErr w:type="spellStart"/>
+            <w:r>
+              <w:rPr>
+                <w:color w:val="1E293B"/>
+                <w:sz w:val="20"/>
+                <w:szCs w:val="20"/>
+              </w:rPr>
+              <w:t>Standardised</w:t>
+            </w:r>
+            <w:proofErr w:type="spellEnd"/>
+            <w:r>
+              <w:rPr>
+                <w:color w:val="1E293B"/>
+                <w:sz w:val="20"/>
+                <w:szCs w:val="20"/>
+              </w:rPr>
+              <w:t xml:space="preserve"> </w:t>
+            </w:r>
+            <w:proofErr w:type="spellStart"/>
+            <w:r>
+              <w:rPr>
+                <w:color w:val="1E293B"/>
+                <w:sz w:val="20"/>
+                <w:szCs w:val="20"/>
+              </w:rPr>
+              <w:t>user</w:t>
+            </w:r>
+            <w:proofErr w:type="spellEnd"/>
+            <w:r>
+              <w:rPr>
+                <w:color w:val="1E293B"/>
+                <w:sz w:val="20"/>
+                <w:szCs w:val="20"/>
+              </w:rPr>
+              <w:t xml:space="preserve"> input interface</w:t>
             </w:r>
           </w:p>
         </w:tc>
@@ -3505,6 +3914,7 @@
             <w:vAlign w:val="center"/>
           </w:tcPr>
           <w:p>
+            <w:proofErr w:type="spellStart"/>
             <w:r>
               <w:rPr>
                 <w:i/>
@@ -3513,8 +3923,53 @@
                 <w:sz w:val="20"/>
                 <w:szCs w:val="20"/>
               </w:rPr>
-              <w:t>Form submission event</w:t>
-            </w:r>
+              <w:t>Form</w:t>
+            </w:r>
+            <w:proofErr w:type="spellEnd"/>
+            <w:r>
+              <w:rPr>
+                <w:i/>
+                <w:iCs/>
+                <w:color w:val="1E293B"/>
+                <w:sz w:val="20"/>
+                <w:szCs w:val="20"/>
+              </w:rPr>
+              <w:t xml:space="preserve"> </w:t>
+            </w:r>
+            <w:proofErr w:type="spellStart"/>
+            <w:r>
+              <w:rPr>
+                <w:i/>
+                <w:iCs/>
+                <w:color w:val="1E293B"/>
+                <w:sz w:val="20"/>
+                <w:szCs w:val="20"/>
+              </w:rPr>
+              <w:t>submission</w:t>
+            </w:r>
+            <w:proofErr w:type="spellEnd"/>
+            <w:r>
+              <w:rPr>
+                <w:i/>
+                <w:iCs/>
+                <w:color w:val="1E293B"/>
+                <w:sz w:val="20"/>
+                <w:szCs w:val="20"/>
+              </w:rPr>
+              <w:t xml:space="preserve"> </w:t>
+            </w:r>
+            <w:proofErr w:type="spellStart"/>
+            <w:r>
+              <w:rPr>
+                <w:i/>
+                <w:iCs/>
+                <w:color w:val="1E293B"/>
+                <w:sz w:val="20"/>
+                <w:szCs w:val="20"/>
+              </w:rPr>
+              <w:t>event</w:t>
+            </w:r>
+            <w:proofErr w:type="spellEnd"/>
           </w:p>
         </w:tc>
       </w:tr>
@@ -3538,6 +3993,7 @@
             <w:vAlign w:val="center"/>
           </w:tcPr>
           <w:p>
+            <w:proofErr w:type="spellStart"/>
             <w:r>
               <w:rPr>
                 <w:b/>
@@ -3546,7 +4002,18 @@
                 <w:sz w:val="20"/>
                 <w:szCs w:val="20"/>
               </w:rPr>
-              <w:t>Form Responses 1</w:t>
+              <w:t>Form</w:t>
+            </w:r>
+            <w:proofErr w:type="spellEnd"/>
+            <w:r>
+              <w:rPr>
+                <w:b/>
+                <w:bCs/>
+                <w:color w:val="1E293B"/>
+                <w:sz w:val="20"/>
+                <w:szCs w:val="20"/>
+              </w:rPr>
+              <w:t xml:space="preserve"> Responses 1</w:t>
             </w:r>
           </w:p>
         </w:tc>
@@ -3569,14 +4036,52 @@
             <w:vAlign w:val="center"/>
           </w:tcPr>
           <w:p>
-            <w:r>
-              <w:rPr>
-                <w:color w:val="1E293B"/>
-                <w:sz w:val="20"/>
-                <w:szCs w:val="20"/>
-              </w:rPr>
-              <w:t>Primary operational worksheet</w:t>
-            </w:r>
+            <w:proofErr w:type="spellStart"/>
+            <w:r>
+              <w:rPr>
+                <w:color w:val="1E293B"/>
+                <w:sz w:val="20"/>
+                <w:szCs w:val="20"/>
+              </w:rPr>
+              <w:t>Primary</w:t>
+            </w:r>
+            <w:proofErr w:type="spellEnd"/>
+            <w:r>
+              <w:rPr>
+                <w:color w:val="1E293B"/>
+                <w:sz w:val="20"/>
+                <w:szCs w:val="20"/>
+              </w:rPr>
+              <w:t xml:space="preserve"> </w:t>
+            </w:r>
+            <w:proofErr w:type="spellStart"/>
+            <w:r>
+              <w:rPr>
+                <w:color w:val="1E293B"/>
+                <w:sz w:val="20"/>
+                <w:szCs w:val="20"/>
+              </w:rPr>
+              <w:t>operational</w:t>
+            </w:r>
+            <w:proofErr w:type="spellEnd"/>
+            <w:r>
+              <w:rPr>
+                <w:color w:val="1E293B"/>
+                <w:sz w:val="20"/>
+                <w:szCs w:val="20"/>
+              </w:rPr>
+              <w:t xml:space="preserve"> </w:t>
+            </w:r>
+            <w:proofErr w:type="spellStart"/>
+            <w:r>
+              <w:rPr>
+                <w:color w:val="1E293B"/>
+                <w:sz w:val="20"/>
+                <w:szCs w:val="20"/>
+              </w:rPr>
+              <w:t>worksheet</w:t>
+            </w:r>
+            <w:proofErr w:type="spellEnd"/>
           </w:p>
         </w:tc>
         <w:tc>
@@ -3606,8 +4111,42 @@
                 <w:sz w:val="20"/>
                 <w:szCs w:val="20"/>
               </w:rPr>
-              <w:t>New row per city</w:t>
-            </w:r>
+              <w:t xml:space="preserve">New </w:t>
+            </w:r>
+            <w:proofErr w:type="spellStart"/>
+            <w:r>
+              <w:rPr>
+                <w:i/>
+                <w:iCs/>
+                <w:color w:val="1E293B"/>
+                <w:sz w:val="20"/>
+                <w:szCs w:val="20"/>
+              </w:rPr>
+              <w:t>row</w:t>
+            </w:r>
+            <w:proofErr w:type="spellEnd"/>
+            <w:r>
+              <w:rPr>
+                <w:i/>
+                <w:iCs/>
+                <w:color w:val="1E293B"/>
+                <w:sz w:val="20"/>
+                <w:szCs w:val="20"/>
+              </w:rPr>
+              <w:t xml:space="preserve"> per </w:t>
+            </w:r>
+            <w:proofErr w:type="spellStart"/>
+            <w:r>
+              <w:rPr>
+                <w:i/>
+                <w:iCs/>
+                <w:color w:val="1E293B"/>
+                <w:sz w:val="20"/>
+                <w:szCs w:val="20"/>
+              </w:rPr>
+              <w:t>city</w:t>
+            </w:r>
+            <w:proofErr w:type="spellEnd"/>
           </w:p>
         </w:tc>
       </w:tr>
@@ -3631,6 +4170,7 @@
             <w:vAlign w:val="center"/>
           </w:tcPr>
           <w:p>
+            <w:proofErr w:type="spellStart"/>
             <w:r>
               <w:rPr>
                 <w:b/>
@@ -3639,7 +4179,18 @@
                 <w:sz w:val="20"/>
                 <w:szCs w:val="20"/>
               </w:rPr>
-              <w:t>onFormSubmit(e)</w:t>
+              <w:t>onFormSubmit</w:t>
+            </w:r>
+            <w:proofErr w:type="spellEnd"/>
+            <w:r>
+              <w:rPr>
+                <w:b/>
+                <w:bCs/>
+                <w:color w:val="1E293B"/>
+                <w:sz w:val="20"/>
+                <w:szCs w:val="20"/>
+              </w:rPr>
+              <w:t>(e)</w:t>
             </w:r>
           </w:p>
         </w:tc>
@@ -3668,8 +4219,36 @@
                 <w:sz w:val="20"/>
                 <w:szCs w:val="20"/>
               </w:rPr>
-              <w:t>Apps Script event trigger</w:t>
-            </w:r>
+              <w:t xml:space="preserve">Apps Script </w:t>
+            </w:r>
+            <w:proofErr w:type="spellStart"/>
+            <w:r>
+              <w:rPr>
+                <w:color w:val="1E293B"/>
+                <w:sz w:val="20"/>
+                <w:szCs w:val="20"/>
+              </w:rPr>
+              <w:t>event</w:t>
+            </w:r>
+            <w:proofErr w:type="spellEnd"/>
+            <w:r>
+              <w:rPr>
+                <w:color w:val="1E293B"/>
+                <w:sz w:val="20"/>
+                <w:szCs w:val="20"/>
+              </w:rPr>
+              <w:t xml:space="preserve"> </w:t>
+            </w:r>
+            <w:proofErr w:type="spellStart"/>
+            <w:r>
+              <w:rPr>
+                <w:color w:val="1E293B"/>
+                <w:sz w:val="20"/>
+                <w:szCs w:val="20"/>
+              </w:rPr>
+              <w:t>trigger</w:t>
+            </w:r>
+            <w:proofErr w:type="spellEnd"/>
           </w:p>
         </w:tc>
         <w:tc>
@@ -3699,8 +4278,42 @@
                 <w:sz w:val="20"/>
                 <w:szCs w:val="20"/>
               </w:rPr>
-              <w:t>Pipeline execution start</w:t>
-            </w:r>
+              <w:t xml:space="preserve">Pipeline </w:t>
+            </w:r>
+            <w:proofErr w:type="spellStart"/>
+            <w:r>
+              <w:rPr>
+                <w:i/>
+                <w:iCs/>
+                <w:color w:val="1E293B"/>
+                <w:sz w:val="20"/>
+                <w:szCs w:val="20"/>
+              </w:rPr>
+              <w:t>execution</w:t>
+            </w:r>
+            <w:proofErr w:type="spellEnd"/>
+            <w:r>
+              <w:rPr>
+                <w:i/>
+                <w:iCs/>
+                <w:color w:val="1E293B"/>
+                <w:sz w:val="20"/>
+                <w:szCs w:val="20"/>
+              </w:rPr>
+              <w:t xml:space="preserve"> </w:t>
+            </w:r>
+            <w:proofErr w:type="spellStart"/>
+            <w:r>
+              <w:rPr>
+                <w:i/>
+                <w:iCs/>
+                <w:color w:val="1E293B"/>
+                <w:sz w:val="20"/>
+                <w:szCs w:val="20"/>
+              </w:rPr>
+              <w:t>start</w:t>
+            </w:r>
+            <w:proofErr w:type="spellEnd"/>
           </w:p>
         </w:tc>
       </w:tr>
@@ -3815,7 +4428,23 @@
           <w:color w:val="1E293B"/>
           <w:lang w:val="en-US"/>
         </w:rPr>
-        <w:t>. This database contains city, state, and country records including population figures, coordinates, ISO codes, capital cities, and Wikidata IDs.</w:t>
+        <w:t xml:space="preserve">. This database contains city, state, and country records including population figures, coordinates, ISO codes, capital cities, and </w:t>
+      </w:r>
+      <w:proofErr w:type="spellStart"/>
+      <w:r>
+        <w:rPr>
+          <w:color w:val="1E293B"/>
+          <w:lang w:val="en-US"/>
+        </w:rPr>
+        <w:t>Wikidata</w:t>
+      </w:r>
+      <w:proofErr w:type="spellEnd"/>
+      <w:r>
+        <w:rPr>
+          <w:color w:val="1E293B"/>
+          <w:lang w:val="en-US"/>
+        </w:rPr>
+        <w:t xml:space="preserve"> IDs.</w:t>
       </w:r>
     </w:p>
     <w:p>
@@ -3841,6 +4470,7 @@
         </w:rPr>
         <w:t xml:space="preserve">The raw database consists of three separate CSV files (cities, states, countries). To create a single unified lookup table, </w:t>
       </w:r>
+      <w:proofErr w:type="spellStart"/>
       <w:r>
         <w:rPr>
           <w:color w:val="1E293B"/>
@@ -3848,6 +4478,7 @@
         </w:rPr>
         <w:t>DuckDB</w:t>
       </w:r>
+      <w:proofErr w:type="spellEnd"/>
       <w:r>
         <w:rPr>
           <w:color w:val="1E293B"/>
@@ -3855,6 +4486,7 @@
         </w:rPr>
         <w:t xml:space="preserve"> was used to execute an in-process SQL join. The resulting dataset was exported as a CSV and imported into Google Sheets as a dedicated </w:t>
       </w:r>
+      <w:proofErr w:type="spellStart"/>
       <w:r>
         <w:rPr>
           <w:i/>
@@ -3864,6 +4496,7 @@
         </w:rPr>
         <w:t>city_data</w:t>
       </w:r>
+      <w:proofErr w:type="spellEnd"/>
       <w:r>
         <w:rPr>
           <w:color w:val="1E293B"/>
@@ -3899,10 +4532,28 @@
         <w:pStyle w:val="Ttulo3"/>
       </w:pPr>
       <w:bookmarkStart w:id="7" w:name="_Toc229414510"/>
-      <w:r>
-        <w:t>DuckDB Consolidation Query</w:t>
+      <w:proofErr w:type="spellStart"/>
+      <w:r>
+        <w:t>DuckDB</w:t>
+      </w:r>
+      <w:proofErr w:type="spellEnd"/>
+      <w:r>
+        <w:t xml:space="preserve"> </w:t>
+      </w:r>
+      <w:proofErr w:type="spellStart"/>
+      <w:r>
+        <w:t>Consolidation</w:t>
+      </w:r>
+      <w:proofErr w:type="spellEnd"/>
+      <w:r>
+        <w:t xml:space="preserve"> </w:t>
+      </w:r>
+      <w:proofErr w:type="spellStart"/>
+      <w:r>
+        <w:t>Query</w:t>
       </w:r>
       <w:bookmarkEnd w:id="7"/>
+      <w:proofErr w:type="spellEnd"/>
     </w:p>
     <w:p>
       <w:pPr>
@@ -3978,15 +4629,9 @@
                 <w:szCs w:val="18"/>
                 <w:lang w:val="en-US"/>
               </w:rPr>
-              <w:t xml:space="preserve">  c.id          AS city_id,</w:t>
-            </w:r>
-          </w:p>
-          <w:p>
-            <w:pPr>
-              <w:rPr>
-                <w:lang w:val="en-US"/>
-              </w:rPr>
-            </w:pPr>
+              <w:t xml:space="preserve">  c.id          AS </w:t>
+            </w:r>
+            <w:proofErr w:type="spellStart"/>
             <w:r>
               <w:rPr>
                 <w:rFonts w:ascii="Courier New" w:eastAsia="Courier New" w:hAnsi="Courier New" w:cs="Courier New"/>
@@ -3995,15 +4640,9 @@
                 <w:szCs w:val="18"/>
                 <w:lang w:val="en-US"/>
               </w:rPr>
-              <w:t xml:space="preserve">  c.name        AS city_name,</w:t>
-            </w:r>
-          </w:p>
-          <w:p>
-            <w:pPr>
-              <w:rPr>
-                <w:lang w:val="en-US"/>
-              </w:rPr>
-            </w:pPr>
+              <w:t>city_id</w:t>
+            </w:r>
+            <w:proofErr w:type="spellEnd"/>
             <w:r>
               <w:rPr>
                 <w:rFonts w:ascii="Courier New" w:eastAsia="Courier New" w:hAnsi="Courier New" w:cs="Courier New"/>
@@ -4012,7 +4651,7 @@
                 <w:szCs w:val="18"/>
                 <w:lang w:val="en-US"/>
               </w:rPr>
-              <w:t xml:space="preserve">  s.name        AS state_name,</w:t>
+              <w:t>,</w:t>
             </w:r>
           </w:p>
           <w:p>
@@ -4029,15 +4668,9 @@
                 <w:szCs w:val="18"/>
                 <w:lang w:val="en-US"/>
               </w:rPr>
-              <w:t xml:space="preserve">  co.name       AS country_name,</w:t>
-            </w:r>
-          </w:p>
-          <w:p>
-            <w:pPr>
-              <w:rPr>
-                <w:lang w:val="en-US"/>
-              </w:rPr>
-            </w:pPr>
+              <w:t xml:space="preserve">  c.name        AS </w:t>
+            </w:r>
+            <w:proofErr w:type="spellStart"/>
             <w:r>
               <w:rPr>
                 <w:rFonts w:ascii="Courier New" w:eastAsia="Courier New" w:hAnsi="Courier New" w:cs="Courier New"/>
@@ -4046,15 +4679,9 @@
                 <w:szCs w:val="18"/>
                 <w:lang w:val="en-US"/>
               </w:rPr>
-              <w:t xml:space="preserve">  co.region     AS continent,</w:t>
-            </w:r>
-          </w:p>
-          <w:p>
-            <w:pPr>
-              <w:rPr>
-                <w:lang w:val="en-US"/>
-              </w:rPr>
-            </w:pPr>
+              <w:t>city_name</w:t>
+            </w:r>
+            <w:proofErr w:type="spellEnd"/>
             <w:r>
               <w:rPr>
                 <w:rFonts w:ascii="Courier New" w:eastAsia="Courier New" w:hAnsi="Courier New" w:cs="Courier New"/>
@@ -4063,7 +4690,7 @@
                 <w:szCs w:val="18"/>
                 <w:lang w:val="en-US"/>
               </w:rPr>
-              <w:t xml:space="preserve">  co.subregion  AS subregion,</w:t>
+              <w:t>,</w:t>
             </w:r>
           </w:p>
           <w:p>
@@ -4080,15 +4707,9 @@
                 <w:szCs w:val="18"/>
                 <w:lang w:val="en-US"/>
               </w:rPr>
-              <w:t xml:space="preserve">  co.iso2       AS country_iso2,</w:t>
-            </w:r>
-          </w:p>
-          <w:p>
-            <w:pPr>
-              <w:rPr>
-                <w:lang w:val="en-US"/>
-              </w:rPr>
-            </w:pPr>
+              <w:t xml:space="preserve">  s.name        AS </w:t>
+            </w:r>
+            <w:proofErr w:type="spellStart"/>
             <w:r>
               <w:rPr>
                 <w:rFonts w:ascii="Courier New" w:eastAsia="Courier New" w:hAnsi="Courier New" w:cs="Courier New"/>
@@ -4097,15 +4718,9 @@
                 <w:szCs w:val="18"/>
                 <w:lang w:val="en-US"/>
               </w:rPr>
-              <w:t xml:space="preserve">  co.iso3       AS country_iso3,</w:t>
-            </w:r>
-          </w:p>
-          <w:p>
-            <w:pPr>
-              <w:rPr>
-                <w:lang w:val="en-US"/>
-              </w:rPr>
-            </w:pPr>
+              <w:t>state_name</w:t>
+            </w:r>
+            <w:proofErr w:type="spellEnd"/>
             <w:r>
               <w:rPr>
                 <w:rFonts w:ascii="Courier New" w:eastAsia="Courier New" w:hAnsi="Courier New" w:cs="Courier New"/>
@@ -4114,7 +4729,7 @@
                 <w:szCs w:val="18"/>
                 <w:lang w:val="en-US"/>
               </w:rPr>
-              <w:t xml:space="preserve">  c.latitude,</w:t>
+              <w:t>,</w:t>
             </w:r>
           </w:p>
           <w:p>
@@ -4131,15 +4746,9 @@
                 <w:szCs w:val="18"/>
                 <w:lang w:val="en-US"/>
               </w:rPr>
-              <w:t xml:space="preserve">  c.longitude,</w:t>
-            </w:r>
-          </w:p>
-          <w:p>
-            <w:pPr>
-              <w:rPr>
-                <w:lang w:val="en-US"/>
-              </w:rPr>
-            </w:pPr>
+              <w:t xml:space="preserve">  co.name       AS </w:t>
+            </w:r>
+            <w:proofErr w:type="spellStart"/>
             <w:r>
               <w:rPr>
                 <w:rFonts w:ascii="Courier New" w:eastAsia="Courier New" w:hAnsi="Courier New" w:cs="Courier New"/>
@@ -4148,15 +4757,9 @@
                 <w:szCs w:val="18"/>
                 <w:lang w:val="en-US"/>
               </w:rPr>
-              <w:t xml:space="preserve">  c.population  AS city_population,</w:t>
-            </w:r>
-          </w:p>
-          <w:p>
-            <w:pPr>
-              <w:rPr>
-                <w:lang w:val="en-US"/>
-              </w:rPr>
-            </w:pPr>
+              <w:t>country_name</w:t>
+            </w:r>
+            <w:proofErr w:type="spellEnd"/>
             <w:r>
               <w:rPr>
                 <w:rFonts w:ascii="Courier New" w:eastAsia="Courier New" w:hAnsi="Courier New" w:cs="Courier New"/>
@@ -4165,7 +4768,7 @@
                 <w:szCs w:val="18"/>
                 <w:lang w:val="en-US"/>
               </w:rPr>
-              <w:t xml:space="preserve">  co.population AS country_population,</w:t>
+              <w:t>,</w:t>
             </w:r>
           </w:p>
           <w:p>
@@ -4182,15 +4785,10 @@
                 <w:szCs w:val="18"/>
                 <w:lang w:val="en-US"/>
               </w:rPr>
-              <w:t xml:space="preserve">  co.capital    AS country_capital,</w:t>
-            </w:r>
-          </w:p>
-          <w:p>
-            <w:pPr>
-              <w:rPr>
-                <w:lang w:val="en-US"/>
-              </w:rPr>
-            </w:pPr>
+              <w:t xml:space="preserve">  </w:t>
+            </w:r>
+            <w:proofErr w:type="spellStart"/>
+            <w:proofErr w:type="gramStart"/>
             <w:r>
               <w:rPr>
                 <w:rFonts w:ascii="Courier New" w:eastAsia="Courier New" w:hAnsi="Courier New" w:cs="Courier New"/>
@@ -4199,15 +4797,10 @@
                 <w:szCs w:val="18"/>
                 <w:lang w:val="en-US"/>
               </w:rPr>
-              <w:t xml:space="preserve">  c.wikiDataId  AS city_wikidata_id,</w:t>
-            </w:r>
-          </w:p>
-          <w:p>
-            <w:pPr>
-              <w:rPr>
-                <w:lang w:val="en-US"/>
-              </w:rPr>
-            </w:pPr>
+              <w:t>co.region</w:t>
+            </w:r>
+            <w:proofErr w:type="spellEnd"/>
+            <w:proofErr w:type="gramEnd"/>
             <w:r>
               <w:rPr>
                 <w:rFonts w:ascii="Courier New" w:eastAsia="Courier New" w:hAnsi="Courier New" w:cs="Courier New"/>
@@ -4216,7 +4809,7 @@
                 <w:szCs w:val="18"/>
                 <w:lang w:val="en-US"/>
               </w:rPr>
-              <w:t xml:space="preserve">  co.wikiDataId AS country_wikidata_id</w:t>
+              <w:t xml:space="preserve">     AS continent,</w:t>
             </w:r>
           </w:p>
           <w:p>
@@ -4233,15 +4826,10 @@
                 <w:szCs w:val="18"/>
                 <w:lang w:val="en-US"/>
               </w:rPr>
-              <w:t>FROM cities c</w:t>
-            </w:r>
-          </w:p>
-          <w:p>
-            <w:pPr>
-              <w:rPr>
-                <w:lang w:val="en-US"/>
-              </w:rPr>
-            </w:pPr>
+              <w:t xml:space="preserve">  </w:t>
+            </w:r>
+            <w:proofErr w:type="spellStart"/>
+            <w:proofErr w:type="gramStart"/>
             <w:r>
               <w:rPr>
                 <w:rFonts w:ascii="Courier New" w:eastAsia="Courier New" w:hAnsi="Courier New" w:cs="Courier New"/>
@@ -4250,15 +4838,10 @@
                 <w:szCs w:val="18"/>
                 <w:lang w:val="en-US"/>
               </w:rPr>
-              <w:t>LEFT JOIN states s  ON c.state_id  = s.id</w:t>
-            </w:r>
-          </w:p>
-          <w:p>
-            <w:pPr>
-              <w:rPr>
-                <w:lang w:val="en-US"/>
-              </w:rPr>
-            </w:pPr>
+              <w:t>co.subregion</w:t>
+            </w:r>
+            <w:proofErr w:type="spellEnd"/>
+            <w:proofErr w:type="gramEnd"/>
             <w:r>
               <w:rPr>
                 <w:rFonts w:ascii="Courier New" w:eastAsia="Courier New" w:hAnsi="Courier New" w:cs="Courier New"/>
@@ -4267,7 +4850,627 @@
                 <w:szCs w:val="18"/>
                 <w:lang w:val="en-US"/>
               </w:rPr>
-              <w:t>LEFT JOIN countries co ON c.country_id = co.id;</w:t>
+              <w:t xml:space="preserve">  AS subregion,</w:t>
+            </w:r>
+          </w:p>
+          <w:p>
+            <w:pPr>
+              <w:rPr>
+                <w:lang w:val="en-US"/>
+              </w:rPr>
+            </w:pPr>
+            <w:r>
+              <w:rPr>
+                <w:rFonts w:ascii="Courier New" w:eastAsia="Courier New" w:hAnsi="Courier New" w:cs="Courier New"/>
+                <w:color w:val="93C5FD"/>
+                <w:sz w:val="18"/>
+                <w:szCs w:val="18"/>
+                <w:lang w:val="en-US"/>
+              </w:rPr>
+              <w:t xml:space="preserve">  co.iso2       AS country_iso2,</w:t>
+            </w:r>
+          </w:p>
+          <w:p>
+            <w:pPr>
+              <w:rPr>
+                <w:lang w:val="en-US"/>
+              </w:rPr>
+            </w:pPr>
+            <w:r>
+              <w:rPr>
+                <w:rFonts w:ascii="Courier New" w:eastAsia="Courier New" w:hAnsi="Courier New" w:cs="Courier New"/>
+                <w:color w:val="93C5FD"/>
+                <w:sz w:val="18"/>
+                <w:szCs w:val="18"/>
+                <w:lang w:val="en-US"/>
+              </w:rPr>
+              <w:t xml:space="preserve">  co.iso3       AS country_iso3,</w:t>
+            </w:r>
+          </w:p>
+          <w:p>
+            <w:pPr>
+              <w:rPr>
+                <w:lang w:val="en-US"/>
+              </w:rPr>
+            </w:pPr>
+            <w:r>
+              <w:rPr>
+                <w:rFonts w:ascii="Courier New" w:eastAsia="Courier New" w:hAnsi="Courier New" w:cs="Courier New"/>
+                <w:color w:val="93C5FD"/>
+                <w:sz w:val="18"/>
+                <w:szCs w:val="18"/>
+                <w:lang w:val="en-US"/>
+              </w:rPr>
+              <w:t xml:space="preserve">  </w:t>
+            </w:r>
+            <w:proofErr w:type="spellStart"/>
+            <w:r>
+              <w:rPr>
+                <w:rFonts w:ascii="Courier New" w:eastAsia="Courier New" w:hAnsi="Courier New" w:cs="Courier New"/>
+                <w:color w:val="93C5FD"/>
+                <w:sz w:val="18"/>
+                <w:szCs w:val="18"/>
+                <w:lang w:val="en-US"/>
+              </w:rPr>
+              <w:t>c.latitude</w:t>
+            </w:r>
+            <w:proofErr w:type="spellEnd"/>
+            <w:r>
+              <w:rPr>
+                <w:rFonts w:ascii="Courier New" w:eastAsia="Courier New" w:hAnsi="Courier New" w:cs="Courier New"/>
+                <w:color w:val="93C5FD"/>
+                <w:sz w:val="18"/>
+                <w:szCs w:val="18"/>
+                <w:lang w:val="en-US"/>
+              </w:rPr>
+              <w:t>,</w:t>
+            </w:r>
+          </w:p>
+          <w:p>
+            <w:pPr>
+              <w:rPr>
+                <w:lang w:val="en-US"/>
+              </w:rPr>
+            </w:pPr>
+            <w:r>
+              <w:rPr>
+                <w:rFonts w:ascii="Courier New" w:eastAsia="Courier New" w:hAnsi="Courier New" w:cs="Courier New"/>
+                <w:color w:val="93C5FD"/>
+                <w:sz w:val="18"/>
+                <w:szCs w:val="18"/>
+                <w:lang w:val="en-US"/>
+              </w:rPr>
+              <w:t xml:space="preserve">  </w:t>
+            </w:r>
+            <w:proofErr w:type="spellStart"/>
+            <w:r>
+              <w:rPr>
+                <w:rFonts w:ascii="Courier New" w:eastAsia="Courier New" w:hAnsi="Courier New" w:cs="Courier New"/>
+                <w:color w:val="93C5FD"/>
+                <w:sz w:val="18"/>
+                <w:szCs w:val="18"/>
+                <w:lang w:val="en-US"/>
+              </w:rPr>
+              <w:t>c.longitude</w:t>
+            </w:r>
+            <w:proofErr w:type="spellEnd"/>
+            <w:r>
+              <w:rPr>
+                <w:rFonts w:ascii="Courier New" w:eastAsia="Courier New" w:hAnsi="Courier New" w:cs="Courier New"/>
+                <w:color w:val="93C5FD"/>
+                <w:sz w:val="18"/>
+                <w:szCs w:val="18"/>
+                <w:lang w:val="en-US"/>
+              </w:rPr>
+              <w:t>,</w:t>
+            </w:r>
+          </w:p>
+          <w:p>
+            <w:pPr>
+              <w:rPr>
+                <w:lang w:val="en-US"/>
+              </w:rPr>
+            </w:pPr>
+            <w:r>
+              <w:rPr>
+                <w:rFonts w:ascii="Courier New" w:eastAsia="Courier New" w:hAnsi="Courier New" w:cs="Courier New"/>
+                <w:color w:val="93C5FD"/>
+                <w:sz w:val="18"/>
+                <w:szCs w:val="18"/>
+                <w:lang w:val="en-US"/>
+              </w:rPr>
+              <w:t xml:space="preserve">  </w:t>
+            </w:r>
+            <w:proofErr w:type="spellStart"/>
+            <w:r>
+              <w:rPr>
+                <w:rFonts w:ascii="Courier New" w:eastAsia="Courier New" w:hAnsi="Courier New" w:cs="Courier New"/>
+                <w:color w:val="93C5FD"/>
+                <w:sz w:val="18"/>
+                <w:szCs w:val="18"/>
+                <w:lang w:val="en-US"/>
+              </w:rPr>
+              <w:t>c.</w:t>
+            </w:r>
+            <w:proofErr w:type="gramStart"/>
+            <w:r>
+              <w:rPr>
+                <w:rFonts w:ascii="Courier New" w:eastAsia="Courier New" w:hAnsi="Courier New" w:cs="Courier New"/>
+                <w:color w:val="93C5FD"/>
+                <w:sz w:val="18"/>
+                <w:szCs w:val="18"/>
+                <w:lang w:val="en-US"/>
+              </w:rPr>
+              <w:t>population</w:t>
+            </w:r>
+            <w:proofErr w:type="spellEnd"/>
+            <w:r>
+              <w:rPr>
+                <w:rFonts w:ascii="Courier New" w:eastAsia="Courier New" w:hAnsi="Courier New" w:cs="Courier New"/>
+                <w:color w:val="93C5FD"/>
+                <w:sz w:val="18"/>
+                <w:szCs w:val="18"/>
+                <w:lang w:val="en-US"/>
+              </w:rPr>
+              <w:t xml:space="preserve">  AS</w:t>
+            </w:r>
+            <w:proofErr w:type="gramEnd"/>
+            <w:r>
+              <w:rPr>
+                <w:rFonts w:ascii="Courier New" w:eastAsia="Courier New" w:hAnsi="Courier New" w:cs="Courier New"/>
+                <w:color w:val="93C5FD"/>
+                <w:sz w:val="18"/>
+                <w:szCs w:val="18"/>
+                <w:lang w:val="en-US"/>
+              </w:rPr>
+              <w:t xml:space="preserve"> </w:t>
+            </w:r>
+            <w:proofErr w:type="spellStart"/>
+            <w:r>
+              <w:rPr>
+                <w:rFonts w:ascii="Courier New" w:eastAsia="Courier New" w:hAnsi="Courier New" w:cs="Courier New"/>
+                <w:color w:val="93C5FD"/>
+                <w:sz w:val="18"/>
+                <w:szCs w:val="18"/>
+                <w:lang w:val="en-US"/>
+              </w:rPr>
+              <w:t>city_population</w:t>
+            </w:r>
+            <w:proofErr w:type="spellEnd"/>
+            <w:r>
+              <w:rPr>
+                <w:rFonts w:ascii="Courier New" w:eastAsia="Courier New" w:hAnsi="Courier New" w:cs="Courier New"/>
+                <w:color w:val="93C5FD"/>
+                <w:sz w:val="18"/>
+                <w:szCs w:val="18"/>
+                <w:lang w:val="en-US"/>
+              </w:rPr>
+              <w:t>,</w:t>
+            </w:r>
+          </w:p>
+          <w:p>
+            <w:pPr>
+              <w:rPr>
+                <w:lang w:val="en-US"/>
+              </w:rPr>
+            </w:pPr>
+            <w:r>
+              <w:rPr>
+                <w:rFonts w:ascii="Courier New" w:eastAsia="Courier New" w:hAnsi="Courier New" w:cs="Courier New"/>
+                <w:color w:val="93C5FD"/>
+                <w:sz w:val="18"/>
+                <w:szCs w:val="18"/>
+                <w:lang w:val="en-US"/>
+              </w:rPr>
+              <w:t xml:space="preserve">  </w:t>
+            </w:r>
+            <w:proofErr w:type="spellStart"/>
+            <w:proofErr w:type="gramStart"/>
+            <w:r>
+              <w:rPr>
+                <w:rFonts w:ascii="Courier New" w:eastAsia="Courier New" w:hAnsi="Courier New" w:cs="Courier New"/>
+                <w:color w:val="93C5FD"/>
+                <w:sz w:val="18"/>
+                <w:szCs w:val="18"/>
+                <w:lang w:val="en-US"/>
+              </w:rPr>
+              <w:t>co.population</w:t>
+            </w:r>
+            <w:proofErr w:type="spellEnd"/>
+            <w:proofErr w:type="gramEnd"/>
+            <w:r>
+              <w:rPr>
+                <w:rFonts w:ascii="Courier New" w:eastAsia="Courier New" w:hAnsi="Courier New" w:cs="Courier New"/>
+                <w:color w:val="93C5FD"/>
+                <w:sz w:val="18"/>
+                <w:szCs w:val="18"/>
+                <w:lang w:val="en-US"/>
+              </w:rPr>
+              <w:t xml:space="preserve"> AS </w:t>
+            </w:r>
+            <w:proofErr w:type="spellStart"/>
+            <w:r>
+              <w:rPr>
+                <w:rFonts w:ascii="Courier New" w:eastAsia="Courier New" w:hAnsi="Courier New" w:cs="Courier New"/>
+                <w:color w:val="93C5FD"/>
+                <w:sz w:val="18"/>
+                <w:szCs w:val="18"/>
+                <w:lang w:val="en-US"/>
+              </w:rPr>
+              <w:t>country_population</w:t>
+            </w:r>
+            <w:proofErr w:type="spellEnd"/>
+            <w:r>
+              <w:rPr>
+                <w:rFonts w:ascii="Courier New" w:eastAsia="Courier New" w:hAnsi="Courier New" w:cs="Courier New"/>
+                <w:color w:val="93C5FD"/>
+                <w:sz w:val="18"/>
+                <w:szCs w:val="18"/>
+                <w:lang w:val="en-US"/>
+              </w:rPr>
+              <w:t>,</w:t>
+            </w:r>
+          </w:p>
+          <w:p>
+            <w:pPr>
+              <w:rPr>
+                <w:lang w:val="en-US"/>
+              </w:rPr>
+            </w:pPr>
+            <w:r>
+              <w:rPr>
+                <w:rFonts w:ascii="Courier New" w:eastAsia="Courier New" w:hAnsi="Courier New" w:cs="Courier New"/>
+                <w:color w:val="93C5FD"/>
+                <w:sz w:val="18"/>
+                <w:szCs w:val="18"/>
+                <w:lang w:val="en-US"/>
+              </w:rPr>
+              <w:t xml:space="preserve">  </w:t>
+            </w:r>
+            <w:proofErr w:type="spellStart"/>
+            <w:proofErr w:type="gramStart"/>
+            <w:r>
+              <w:rPr>
+                <w:rFonts w:ascii="Courier New" w:eastAsia="Courier New" w:hAnsi="Courier New" w:cs="Courier New"/>
+                <w:color w:val="93C5FD"/>
+                <w:sz w:val="18"/>
+                <w:szCs w:val="18"/>
+                <w:lang w:val="en-US"/>
+              </w:rPr>
+              <w:t>co.capital</w:t>
+            </w:r>
+            <w:proofErr w:type="spellEnd"/>
+            <w:proofErr w:type="gramEnd"/>
+            <w:r>
+              <w:rPr>
+                <w:rFonts w:ascii="Courier New" w:eastAsia="Courier New" w:hAnsi="Courier New" w:cs="Courier New"/>
+                <w:color w:val="93C5FD"/>
+                <w:sz w:val="18"/>
+                <w:szCs w:val="18"/>
+                <w:lang w:val="en-US"/>
+              </w:rPr>
+              <w:t xml:space="preserve">    AS </w:t>
+            </w:r>
+            <w:proofErr w:type="spellStart"/>
+            <w:r>
+              <w:rPr>
+                <w:rFonts w:ascii="Courier New" w:eastAsia="Courier New" w:hAnsi="Courier New" w:cs="Courier New"/>
+                <w:color w:val="93C5FD"/>
+                <w:sz w:val="18"/>
+                <w:szCs w:val="18"/>
+                <w:lang w:val="en-US"/>
+              </w:rPr>
+              <w:t>country_capital</w:t>
+            </w:r>
+            <w:proofErr w:type="spellEnd"/>
+            <w:r>
+              <w:rPr>
+                <w:rFonts w:ascii="Courier New" w:eastAsia="Courier New" w:hAnsi="Courier New" w:cs="Courier New"/>
+                <w:color w:val="93C5FD"/>
+                <w:sz w:val="18"/>
+                <w:szCs w:val="18"/>
+                <w:lang w:val="en-US"/>
+              </w:rPr>
+              <w:t>,</w:t>
+            </w:r>
+          </w:p>
+          <w:p>
+            <w:pPr>
+              <w:rPr>
+                <w:lang w:val="en-US"/>
+              </w:rPr>
+            </w:pPr>
+            <w:r>
+              <w:rPr>
+                <w:rFonts w:ascii="Courier New" w:eastAsia="Courier New" w:hAnsi="Courier New" w:cs="Courier New"/>
+                <w:color w:val="93C5FD"/>
+                <w:sz w:val="18"/>
+                <w:szCs w:val="18"/>
+                <w:lang w:val="en-US"/>
+              </w:rPr>
+              <w:t xml:space="preserve">  </w:t>
+            </w:r>
+            <w:proofErr w:type="spellStart"/>
+            <w:r>
+              <w:rPr>
+                <w:rFonts w:ascii="Courier New" w:eastAsia="Courier New" w:hAnsi="Courier New" w:cs="Courier New"/>
+                <w:color w:val="93C5FD"/>
+                <w:sz w:val="18"/>
+                <w:szCs w:val="18"/>
+                <w:lang w:val="en-US"/>
+              </w:rPr>
+              <w:t>c.</w:t>
+            </w:r>
+            <w:proofErr w:type="gramStart"/>
+            <w:r>
+              <w:rPr>
+                <w:rFonts w:ascii="Courier New" w:eastAsia="Courier New" w:hAnsi="Courier New" w:cs="Courier New"/>
+                <w:color w:val="93C5FD"/>
+                <w:sz w:val="18"/>
+                <w:szCs w:val="18"/>
+                <w:lang w:val="en-US"/>
+              </w:rPr>
+              <w:t>wikiDataId</w:t>
+            </w:r>
+            <w:proofErr w:type="spellEnd"/>
+            <w:r>
+              <w:rPr>
+                <w:rFonts w:ascii="Courier New" w:eastAsia="Courier New" w:hAnsi="Courier New" w:cs="Courier New"/>
+                <w:color w:val="93C5FD"/>
+                <w:sz w:val="18"/>
+                <w:szCs w:val="18"/>
+                <w:lang w:val="en-US"/>
+              </w:rPr>
+              <w:t xml:space="preserve">  AS</w:t>
+            </w:r>
+            <w:proofErr w:type="gramEnd"/>
+            <w:r>
+              <w:rPr>
+                <w:rFonts w:ascii="Courier New" w:eastAsia="Courier New" w:hAnsi="Courier New" w:cs="Courier New"/>
+                <w:color w:val="93C5FD"/>
+                <w:sz w:val="18"/>
+                <w:szCs w:val="18"/>
+                <w:lang w:val="en-US"/>
+              </w:rPr>
+              <w:t xml:space="preserve"> </w:t>
+            </w:r>
+            <w:proofErr w:type="spellStart"/>
+            <w:r>
+              <w:rPr>
+                <w:rFonts w:ascii="Courier New" w:eastAsia="Courier New" w:hAnsi="Courier New" w:cs="Courier New"/>
+                <w:color w:val="93C5FD"/>
+                <w:sz w:val="18"/>
+                <w:szCs w:val="18"/>
+                <w:lang w:val="en-US"/>
+              </w:rPr>
+              <w:t>city_wikidata_id</w:t>
+            </w:r>
+            <w:proofErr w:type="spellEnd"/>
+            <w:r>
+              <w:rPr>
+                <w:rFonts w:ascii="Courier New" w:eastAsia="Courier New" w:hAnsi="Courier New" w:cs="Courier New"/>
+                <w:color w:val="93C5FD"/>
+                <w:sz w:val="18"/>
+                <w:szCs w:val="18"/>
+                <w:lang w:val="en-US"/>
+              </w:rPr>
+              <w:t>,</w:t>
+            </w:r>
+          </w:p>
+          <w:p>
+            <w:pPr>
+              <w:rPr>
+                <w:lang w:val="en-US"/>
+              </w:rPr>
+            </w:pPr>
+            <w:r>
+              <w:rPr>
+                <w:rFonts w:ascii="Courier New" w:eastAsia="Courier New" w:hAnsi="Courier New" w:cs="Courier New"/>
+                <w:color w:val="93C5FD"/>
+                <w:sz w:val="18"/>
+                <w:szCs w:val="18"/>
+                <w:lang w:val="en-US"/>
+              </w:rPr>
+              <w:t xml:space="preserve">  </w:t>
+            </w:r>
+            <w:proofErr w:type="spellStart"/>
+            <w:proofErr w:type="gramStart"/>
+            <w:r>
+              <w:rPr>
+                <w:rFonts w:ascii="Courier New" w:eastAsia="Courier New" w:hAnsi="Courier New" w:cs="Courier New"/>
+                <w:color w:val="93C5FD"/>
+                <w:sz w:val="18"/>
+                <w:szCs w:val="18"/>
+                <w:lang w:val="en-US"/>
+              </w:rPr>
+              <w:t>co.wikiDataId</w:t>
+            </w:r>
+            <w:proofErr w:type="spellEnd"/>
+            <w:proofErr w:type="gramEnd"/>
+            <w:r>
+              <w:rPr>
+                <w:rFonts w:ascii="Courier New" w:eastAsia="Courier New" w:hAnsi="Courier New" w:cs="Courier New"/>
+                <w:color w:val="93C5FD"/>
+                <w:sz w:val="18"/>
+                <w:szCs w:val="18"/>
+                <w:lang w:val="en-US"/>
+              </w:rPr>
+              <w:t xml:space="preserve"> AS </w:t>
+            </w:r>
+            <w:proofErr w:type="spellStart"/>
+            <w:r>
+              <w:rPr>
+                <w:rFonts w:ascii="Courier New" w:eastAsia="Courier New" w:hAnsi="Courier New" w:cs="Courier New"/>
+                <w:color w:val="93C5FD"/>
+                <w:sz w:val="18"/>
+                <w:szCs w:val="18"/>
+                <w:lang w:val="en-US"/>
+              </w:rPr>
+              <w:t>country_wikidata_id</w:t>
+            </w:r>
+            <w:proofErr w:type="spellEnd"/>
+          </w:p>
+          <w:p>
+            <w:pPr>
+              <w:rPr>
+                <w:lang w:val="en-US"/>
+              </w:rPr>
+            </w:pPr>
+            <w:r>
+              <w:rPr>
+                <w:rFonts w:ascii="Courier New" w:eastAsia="Courier New" w:hAnsi="Courier New" w:cs="Courier New"/>
+                <w:color w:val="93C5FD"/>
+                <w:sz w:val="18"/>
+                <w:szCs w:val="18"/>
+                <w:lang w:val="en-US"/>
+              </w:rPr>
+              <w:t>FROM cities c</w:t>
+            </w:r>
+          </w:p>
+          <w:p>
+            <w:pPr>
+              <w:rPr>
+                <w:lang w:val="en-US"/>
+              </w:rPr>
+            </w:pPr>
+            <w:r>
+              <w:rPr>
+                <w:rFonts w:ascii="Courier New" w:eastAsia="Courier New" w:hAnsi="Courier New" w:cs="Courier New"/>
+                <w:color w:val="93C5FD"/>
+                <w:sz w:val="18"/>
+                <w:szCs w:val="18"/>
+                <w:lang w:val="en-US"/>
+              </w:rPr>
+              <w:t xml:space="preserve">LEFT JOIN states </w:t>
+            </w:r>
+            <w:proofErr w:type="gramStart"/>
+            <w:r>
+              <w:rPr>
+                <w:rFonts w:ascii="Courier New" w:eastAsia="Courier New" w:hAnsi="Courier New" w:cs="Courier New"/>
+                <w:color w:val="93C5FD"/>
+                <w:sz w:val="18"/>
+                <w:szCs w:val="18"/>
+                <w:lang w:val="en-US"/>
+              </w:rPr>
+              <w:t>s  ON</w:t>
+            </w:r>
+            <w:proofErr w:type="gramEnd"/>
+            <w:r>
+              <w:rPr>
+                <w:rFonts w:ascii="Courier New" w:eastAsia="Courier New" w:hAnsi="Courier New" w:cs="Courier New"/>
+                <w:color w:val="93C5FD"/>
+                <w:sz w:val="18"/>
+                <w:szCs w:val="18"/>
+                <w:lang w:val="en-US"/>
+              </w:rPr>
+              <w:t xml:space="preserve"> </w:t>
+            </w:r>
+            <w:proofErr w:type="spellStart"/>
+            <w:proofErr w:type="gramStart"/>
+            <w:r>
+              <w:rPr>
+                <w:rFonts w:ascii="Courier New" w:eastAsia="Courier New" w:hAnsi="Courier New" w:cs="Courier New"/>
+                <w:color w:val="93C5FD"/>
+                <w:sz w:val="18"/>
+                <w:szCs w:val="18"/>
+                <w:lang w:val="en-US"/>
+              </w:rPr>
+              <w:t>c.state</w:t>
+            </w:r>
+            <w:proofErr w:type="gramEnd"/>
+            <w:r>
+              <w:rPr>
+                <w:rFonts w:ascii="Courier New" w:eastAsia="Courier New" w:hAnsi="Courier New" w:cs="Courier New"/>
+                <w:color w:val="93C5FD"/>
+                <w:sz w:val="18"/>
+                <w:szCs w:val="18"/>
+                <w:lang w:val="en-US"/>
+              </w:rPr>
+              <w:t>_</w:t>
+            </w:r>
+            <w:proofErr w:type="gramStart"/>
+            <w:r>
+              <w:rPr>
+                <w:rFonts w:ascii="Courier New" w:eastAsia="Courier New" w:hAnsi="Courier New" w:cs="Courier New"/>
+                <w:color w:val="93C5FD"/>
+                <w:sz w:val="18"/>
+                <w:szCs w:val="18"/>
+                <w:lang w:val="en-US"/>
+              </w:rPr>
+              <w:t>id</w:t>
+            </w:r>
+            <w:proofErr w:type="spellEnd"/>
+            <w:r>
+              <w:rPr>
+                <w:rFonts w:ascii="Courier New" w:eastAsia="Courier New" w:hAnsi="Courier New" w:cs="Courier New"/>
+                <w:color w:val="93C5FD"/>
+                <w:sz w:val="18"/>
+                <w:szCs w:val="18"/>
+                <w:lang w:val="en-US"/>
+              </w:rPr>
+              <w:t xml:space="preserve">  =</w:t>
+            </w:r>
+            <w:proofErr w:type="gramEnd"/>
+            <w:r>
+              <w:rPr>
+                <w:rFonts w:ascii="Courier New" w:eastAsia="Courier New" w:hAnsi="Courier New" w:cs="Courier New"/>
+                <w:color w:val="93C5FD"/>
+                <w:sz w:val="18"/>
+                <w:szCs w:val="18"/>
+                <w:lang w:val="en-US"/>
+              </w:rPr>
+              <w:t xml:space="preserve"> s.id</w:t>
+            </w:r>
+          </w:p>
+          <w:p>
+            <w:pPr>
+              <w:rPr>
+                <w:lang w:val="en-US"/>
+              </w:rPr>
+            </w:pPr>
+            <w:r>
+              <w:rPr>
+                <w:rFonts w:ascii="Courier New" w:eastAsia="Courier New" w:hAnsi="Courier New" w:cs="Courier New"/>
+                <w:color w:val="93C5FD"/>
+                <w:sz w:val="18"/>
+                <w:szCs w:val="18"/>
+                <w:lang w:val="en-US"/>
+              </w:rPr>
+              <w:t xml:space="preserve">LEFT JOIN countries co ON </w:t>
+            </w:r>
+            <w:proofErr w:type="spellStart"/>
+            <w:proofErr w:type="gramStart"/>
+            <w:r>
+              <w:rPr>
+                <w:rFonts w:ascii="Courier New" w:eastAsia="Courier New" w:hAnsi="Courier New" w:cs="Courier New"/>
+                <w:color w:val="93C5FD"/>
+                <w:sz w:val="18"/>
+                <w:szCs w:val="18"/>
+                <w:lang w:val="en-US"/>
+              </w:rPr>
+              <w:t>c.country</w:t>
+            </w:r>
+            <w:proofErr w:type="gramEnd"/>
+            <w:r>
+              <w:rPr>
+                <w:rFonts w:ascii="Courier New" w:eastAsia="Courier New" w:hAnsi="Courier New" w:cs="Courier New"/>
+                <w:color w:val="93C5FD"/>
+                <w:sz w:val="18"/>
+                <w:szCs w:val="18"/>
+                <w:lang w:val="en-US"/>
+              </w:rPr>
+              <w:t>_id</w:t>
+            </w:r>
+            <w:proofErr w:type="spellEnd"/>
+            <w:r>
+              <w:rPr>
+                <w:rFonts w:ascii="Courier New" w:eastAsia="Courier New" w:hAnsi="Courier New" w:cs="Courier New"/>
+                <w:color w:val="93C5FD"/>
+                <w:sz w:val="18"/>
+                <w:szCs w:val="18"/>
+                <w:lang w:val="en-US"/>
+              </w:rPr>
+              <w:t xml:space="preserve"> = co.id;</w:t>
             </w:r>
           </w:p>
         </w:tc>
@@ -4294,7 +5497,23 @@
           <w:color w:val="1E293B"/>
           <w:lang w:val="en-US"/>
         </w:rPr>
-        <w:t>The joined result provides 15 fields per city in a single flat lookup structure. Because city and country metadata changes infrequently, storing it locally eliminates API latency for every subsequent query, significantly improving response time and resilience.</w:t>
+        <w:t xml:space="preserve">The joined result provides 15 fields per city in a single flat lookup structure. Because city and country metadata </w:t>
+      </w:r>
+      <w:proofErr w:type="gramStart"/>
+      <w:r>
+        <w:rPr>
+          <w:color w:val="1E293B"/>
+          <w:lang w:val="en-US"/>
+        </w:rPr>
+        <w:t>changes</w:t>
+      </w:r>
+      <w:proofErr w:type="gramEnd"/>
+      <w:r>
+        <w:rPr>
+          <w:color w:val="1E293B"/>
+          <w:lang w:val="en-US"/>
+        </w:rPr>
+        <w:t xml:space="preserve"> infrequently, storing it locally eliminates API latency for every subsequent query, significantly improving response time and resilience.</w:t>
       </w:r>
     </w:p>
     <w:p>
@@ -4459,13 +5678,107 @@
           <w:color w:val="1E293B"/>
           <w:lang w:val="en-US"/>
         </w:rPr>
-        <w:t xml:space="preserve">The Apps Script trigger writes XLOOKUP formulas into each new row, mapping the submitted city name to the pre-computed values in the city_data worksheet. </w:t>
-      </w:r>
+        <w:t xml:space="preserve">The Apps Script trigger writes XLOOKUP formulas into each new row, mapping the submitted city name to the pre-computed values in the </w:t>
+      </w:r>
+      <w:proofErr w:type="spellStart"/>
       <w:r>
         <w:rPr>
           <w:color w:val="1E293B"/>
-        </w:rPr>
-        <w:t>The complete column mapping is shown below:</w:t>
+          <w:lang w:val="en-US"/>
+        </w:rPr>
+        <w:t>city_data</w:t>
+      </w:r>
+      <w:proofErr w:type="spellEnd"/>
+      <w:r>
+        <w:rPr>
+          <w:color w:val="1E293B"/>
+          <w:lang w:val="en-US"/>
+        </w:rPr>
+        <w:t xml:space="preserve"> worksheet. </w:t>
+      </w:r>
+      <w:proofErr w:type="spellStart"/>
+      <w:r>
+        <w:rPr>
+          <w:color w:val="1E293B"/>
+        </w:rPr>
+        <w:t>The</w:t>
+      </w:r>
+      <w:proofErr w:type="spellEnd"/>
+      <w:r>
+        <w:rPr>
+          <w:color w:val="1E293B"/>
+        </w:rPr>
+        <w:t xml:space="preserve"> complete </w:t>
+      </w:r>
+      <w:proofErr w:type="spellStart"/>
+      <w:r>
+        <w:rPr>
+          <w:color w:val="1E293B"/>
+        </w:rPr>
+        <w:t>column</w:t>
+      </w:r>
+      <w:proofErr w:type="spellEnd"/>
+      <w:r>
+        <w:rPr>
+          <w:color w:val="1E293B"/>
+        </w:rPr>
+        <w:t xml:space="preserve"> </w:t>
+      </w:r>
+      <w:proofErr w:type="spellStart"/>
+      <w:r>
+        <w:rPr>
+          <w:color w:val="1E293B"/>
+        </w:rPr>
+        <w:t>mapping</w:t>
+      </w:r>
+      <w:proofErr w:type="spellEnd"/>
+      <w:r>
+        <w:rPr>
+          <w:color w:val="1E293B"/>
+        </w:rPr>
+        <w:t xml:space="preserve"> </w:t>
+      </w:r>
+      <w:proofErr w:type="spellStart"/>
+      <w:r>
+        <w:rPr>
+          <w:color w:val="1E293B"/>
+        </w:rPr>
+        <w:t>is</w:t>
+      </w:r>
+      <w:proofErr w:type="spellEnd"/>
+      <w:r>
+        <w:rPr>
+          <w:color w:val="1E293B"/>
+        </w:rPr>
+        <w:t xml:space="preserve"> </w:t>
+      </w:r>
+      <w:proofErr w:type="spellStart"/>
+      <w:r>
+        <w:rPr>
+          <w:color w:val="1E293B"/>
+        </w:rPr>
+        <w:t>shown</w:t>
+      </w:r>
+      <w:proofErr w:type="spellEnd"/>
+      <w:r>
+        <w:rPr>
+          <w:color w:val="1E293B"/>
+        </w:rPr>
+        <w:t xml:space="preserve"> </w:t>
+      </w:r>
+      <w:proofErr w:type="spellStart"/>
+      <w:r>
+        <w:rPr>
+          <w:color w:val="1E293B"/>
+        </w:rPr>
+        <w:t>below</w:t>
+      </w:r>
+      <w:proofErr w:type="spellEnd"/>
+      <w:r>
+        <w:rPr>
+          <w:color w:val="1E293B"/>
+        </w:rPr>
+        <w:t>:</w:t>
       </w:r>
     </w:p>
     <w:p>
@@ -4522,6 +5835,7 @@
                 <w:szCs w:val="16"/>
               </w:rPr>
             </w:pPr>
+            <w:proofErr w:type="spellStart"/>
             <w:r>
               <w:rPr>
                 <w:b/>
@@ -4532,6 +5846,7 @@
               </w:rPr>
               <w:t>Column</w:t>
             </w:r>
+            <w:proofErr w:type="spellEnd"/>
           </w:p>
         </w:tc>
         <w:tc>
@@ -4596,6 +5911,7 @@
                 <w:szCs w:val="16"/>
               </w:rPr>
             </w:pPr>
+            <w:proofErr w:type="spellStart"/>
             <w:r>
               <w:rPr>
                 <w:b/>
@@ -4606,6 +5922,7 @@
               </w:rPr>
               <w:t>Source</w:t>
             </w:r>
+            <w:proofErr w:type="spellEnd"/>
           </w:p>
         </w:tc>
         <w:tc>
@@ -4633,6 +5950,7 @@
                 <w:szCs w:val="16"/>
               </w:rPr>
             </w:pPr>
+            <w:proofErr w:type="spellStart"/>
             <w:r>
               <w:rPr>
                 <w:b/>
@@ -4643,6 +5961,7 @@
               </w:rPr>
               <w:t>Method</w:t>
             </w:r>
+            <w:proofErr w:type="spellEnd"/>
           </w:p>
         </w:tc>
       </w:tr>
@@ -4719,7 +6038,25 @@
                 <w:sz w:val="16"/>
                 <w:szCs w:val="16"/>
               </w:rPr>
-              <w:t>City (user input)</w:t>
+              <w:t>City (</w:t>
+            </w:r>
+            <w:proofErr w:type="spellStart"/>
+            <w:r>
+              <w:rPr>
+                <w:color w:val="1E293B"/>
+                <w:sz w:val="16"/>
+                <w:szCs w:val="16"/>
+              </w:rPr>
+              <w:t>user</w:t>
+            </w:r>
+            <w:proofErr w:type="spellEnd"/>
+            <w:r>
+              <w:rPr>
+                <w:color w:val="1E293B"/>
+                <w:sz w:val="16"/>
+                <w:szCs w:val="16"/>
+              </w:rPr>
+              <w:t xml:space="preserve"> input)</w:t>
             </w:r>
           </w:p>
         </w:tc>
@@ -4754,8 +6091,18 @@
                 <w:sz w:val="16"/>
                 <w:szCs w:val="16"/>
               </w:rPr>
-              <w:t>Google Forms</w:t>
-            </w:r>
+              <w:t xml:space="preserve">Google </w:t>
+            </w:r>
+            <w:proofErr w:type="spellStart"/>
+            <w:r>
+              <w:rPr>
+                <w:color w:val="1E293B"/>
+                <w:sz w:val="16"/>
+                <w:szCs w:val="16"/>
+              </w:rPr>
+              <w:t>Forms</w:t>
+            </w:r>
+            <w:proofErr w:type="spellEnd"/>
           </w:p>
         </w:tc>
         <w:tc>
@@ -4783,6 +6130,7 @@
                 <w:szCs w:val="16"/>
               </w:rPr>
             </w:pPr>
+            <w:proofErr w:type="spellStart"/>
             <w:r>
               <w:rPr>
                 <w:i/>
@@ -4791,8 +6139,31 @@
                 <w:sz w:val="16"/>
                 <w:szCs w:val="16"/>
               </w:rPr>
-              <w:t>Form submission</w:t>
-            </w:r>
+              <w:t>Form</w:t>
+            </w:r>
+            <w:proofErr w:type="spellEnd"/>
+            <w:r>
+              <w:rPr>
+                <w:i/>
+                <w:iCs/>
+                <w:color w:val="1E293B"/>
+                <w:sz w:val="16"/>
+                <w:szCs w:val="16"/>
+              </w:rPr>
+              <w:t xml:space="preserve"> </w:t>
+            </w:r>
+            <w:proofErr w:type="spellStart"/>
+            <w:r>
+              <w:rPr>
+                <w:i/>
+                <w:iCs/>
+                <w:color w:val="1E293B"/>
+                <w:sz w:val="16"/>
+                <w:szCs w:val="16"/>
+              </w:rPr>
+              <w:t>submission</w:t>
+            </w:r>
+            <w:proofErr w:type="spellEnd"/>
           </w:p>
         </w:tc>
       </w:tr>
@@ -4895,14 +6266,34 @@
                 <w:szCs w:val="16"/>
               </w:rPr>
             </w:pPr>
-            <w:r>
-              <w:rPr>
-                <w:color w:val="1E293B"/>
-                <w:sz w:val="16"/>
-                <w:szCs w:val="16"/>
-              </w:rPr>
-              <w:t>city_data worksheet</w:t>
-            </w:r>
+            <w:proofErr w:type="spellStart"/>
+            <w:r>
+              <w:rPr>
+                <w:color w:val="1E293B"/>
+                <w:sz w:val="16"/>
+                <w:szCs w:val="16"/>
+              </w:rPr>
+              <w:t>city_data</w:t>
+            </w:r>
+            <w:proofErr w:type="spellEnd"/>
+            <w:r>
+              <w:rPr>
+                <w:color w:val="1E293B"/>
+                <w:sz w:val="16"/>
+                <w:szCs w:val="16"/>
+              </w:rPr>
+              <w:t xml:space="preserve"> </w:t>
+            </w:r>
+            <w:proofErr w:type="spellStart"/>
+            <w:r>
+              <w:rPr>
+                <w:color w:val="1E293B"/>
+                <w:sz w:val="16"/>
+                <w:szCs w:val="16"/>
+              </w:rPr>
+              <w:t>worksheet</w:t>
+            </w:r>
+            <w:proofErr w:type="spellEnd"/>
           </w:p>
         </w:tc>
         <w:tc>
@@ -4948,7 +6339,51 @@
                 <w:sz w:val="16"/>
                 <w:szCs w:val="16"/>
               </w:rPr>
-              <w:t xml:space="preserve"> (inyected via Script)</w:t>
+              <w:t xml:space="preserve"> (</w:t>
+            </w:r>
+            <w:proofErr w:type="spellStart"/>
+            <w:r>
+              <w:rPr>
+                <w:i/>
+                <w:iCs/>
+                <w:color w:val="1E293B"/>
+                <w:sz w:val="16"/>
+                <w:szCs w:val="16"/>
+              </w:rPr>
+              <w:t>inyected</w:t>
+            </w:r>
+            <w:proofErr w:type="spellEnd"/>
+            <w:r>
+              <w:rPr>
+                <w:i/>
+                <w:iCs/>
+                <w:color w:val="1E293B"/>
+                <w:sz w:val="16"/>
+                <w:szCs w:val="16"/>
+              </w:rPr>
+              <w:t xml:space="preserve"> </w:t>
+            </w:r>
+            <w:proofErr w:type="spellStart"/>
+            <w:r>
+              <w:rPr>
+                <w:i/>
+                <w:iCs/>
+                <w:color w:val="1E293B"/>
+                <w:sz w:val="16"/>
+                <w:szCs w:val="16"/>
+              </w:rPr>
+              <w:t>via</w:t>
+            </w:r>
+            <w:proofErr w:type="spellEnd"/>
+            <w:r>
+              <w:rPr>
+                <w:i/>
+                <w:iCs/>
+                <w:color w:val="1E293B"/>
+                <w:sz w:val="16"/>
+                <w:szCs w:val="16"/>
+              </w:rPr>
+              <w:t xml:space="preserve"> Script)</w:t>
             </w:r>
           </w:p>
         </w:tc>
@@ -5017,6 +6452,7 @@
                 <w:szCs w:val="16"/>
               </w:rPr>
             </w:pPr>
+            <w:proofErr w:type="spellStart"/>
             <w:r>
               <w:rPr>
                 <w:color w:val="1E293B"/>
@@ -5025,6 +6461,7 @@
               </w:rPr>
               <w:t>State</w:t>
             </w:r>
+            <w:proofErr w:type="spellEnd"/>
           </w:p>
         </w:tc>
         <w:tc>
@@ -5052,14 +6489,34 @@
                 <w:szCs w:val="16"/>
               </w:rPr>
             </w:pPr>
-            <w:r>
-              <w:rPr>
-                <w:color w:val="1E293B"/>
-                <w:sz w:val="16"/>
-                <w:szCs w:val="16"/>
-              </w:rPr>
-              <w:t>city_data worksheet</w:t>
-            </w:r>
+            <w:proofErr w:type="spellStart"/>
+            <w:r>
+              <w:rPr>
+                <w:color w:val="1E293B"/>
+                <w:sz w:val="16"/>
+                <w:szCs w:val="16"/>
+              </w:rPr>
+              <w:t>city_data</w:t>
+            </w:r>
+            <w:proofErr w:type="spellEnd"/>
+            <w:r>
+              <w:rPr>
+                <w:color w:val="1E293B"/>
+                <w:sz w:val="16"/>
+                <w:szCs w:val="16"/>
+              </w:rPr>
+              <w:t xml:space="preserve"> </w:t>
+            </w:r>
+            <w:proofErr w:type="spellStart"/>
+            <w:r>
+              <w:rPr>
+                <w:color w:val="1E293B"/>
+                <w:sz w:val="16"/>
+                <w:szCs w:val="16"/>
+              </w:rPr>
+              <w:t>worksheet</w:t>
+            </w:r>
+            <w:proofErr w:type="spellEnd"/>
           </w:p>
         </w:tc>
         <w:tc>
@@ -5094,7 +6551,51 @@
                 <w:sz w:val="16"/>
                 <w:szCs w:val="16"/>
               </w:rPr>
-              <w:t>XLOOKUP (inyected via Script)</w:t>
+              <w:t>XLOOKUP (</w:t>
+            </w:r>
+            <w:proofErr w:type="spellStart"/>
+            <w:r>
+              <w:rPr>
+                <w:i/>
+                <w:iCs/>
+                <w:color w:val="1E293B"/>
+                <w:sz w:val="16"/>
+                <w:szCs w:val="16"/>
+              </w:rPr>
+              <w:t>inyected</w:t>
+            </w:r>
+            <w:proofErr w:type="spellEnd"/>
+            <w:r>
+              <w:rPr>
+                <w:i/>
+                <w:iCs/>
+                <w:color w:val="1E293B"/>
+                <w:sz w:val="16"/>
+                <w:szCs w:val="16"/>
+              </w:rPr>
+              <w:t xml:space="preserve"> </w:t>
+            </w:r>
+            <w:proofErr w:type="spellStart"/>
+            <w:r>
+              <w:rPr>
+                <w:i/>
+                <w:iCs/>
+                <w:color w:val="1E293B"/>
+                <w:sz w:val="16"/>
+                <w:szCs w:val="16"/>
+              </w:rPr>
+              <w:t>via</w:t>
+            </w:r>
+            <w:proofErr w:type="spellEnd"/>
+            <w:r>
+              <w:rPr>
+                <w:i/>
+                <w:iCs/>
+                <w:color w:val="1E293B"/>
+                <w:sz w:val="16"/>
+                <w:szCs w:val="16"/>
+              </w:rPr>
+              <w:t xml:space="preserve"> Script)</w:t>
             </w:r>
           </w:p>
         </w:tc>
@@ -5198,14 +6699,34 @@
                 <w:szCs w:val="16"/>
               </w:rPr>
             </w:pPr>
-            <w:r>
-              <w:rPr>
-                <w:color w:val="1E293B"/>
-                <w:sz w:val="16"/>
-                <w:szCs w:val="16"/>
-              </w:rPr>
-              <w:t>city_data worksheet</w:t>
-            </w:r>
+            <w:proofErr w:type="spellStart"/>
+            <w:r>
+              <w:rPr>
+                <w:color w:val="1E293B"/>
+                <w:sz w:val="16"/>
+                <w:szCs w:val="16"/>
+              </w:rPr>
+              <w:t>city_data</w:t>
+            </w:r>
+            <w:proofErr w:type="spellEnd"/>
+            <w:r>
+              <w:rPr>
+                <w:color w:val="1E293B"/>
+                <w:sz w:val="16"/>
+                <w:szCs w:val="16"/>
+              </w:rPr>
+              <w:t xml:space="preserve"> </w:t>
+            </w:r>
+            <w:proofErr w:type="spellStart"/>
+            <w:r>
+              <w:rPr>
+                <w:color w:val="1E293B"/>
+                <w:sz w:val="16"/>
+                <w:szCs w:val="16"/>
+              </w:rPr>
+              <w:t>worksheet</w:t>
+            </w:r>
+            <w:proofErr w:type="spellEnd"/>
           </w:p>
         </w:tc>
         <w:tc>
@@ -5240,7 +6761,51 @@
                 <w:sz w:val="16"/>
                 <w:szCs w:val="16"/>
               </w:rPr>
-              <w:t>XLOOKUP (inyected via Script)</w:t>
+              <w:t>XLOOKUP (</w:t>
+            </w:r>
+            <w:proofErr w:type="spellStart"/>
+            <w:r>
+              <w:rPr>
+                <w:i/>
+                <w:iCs/>
+                <w:color w:val="1E293B"/>
+                <w:sz w:val="16"/>
+                <w:szCs w:val="16"/>
+              </w:rPr>
+              <w:t>inyected</w:t>
+            </w:r>
+            <w:proofErr w:type="spellEnd"/>
+            <w:r>
+              <w:rPr>
+                <w:i/>
+                <w:iCs/>
+                <w:color w:val="1E293B"/>
+                <w:sz w:val="16"/>
+                <w:szCs w:val="16"/>
+              </w:rPr>
+              <w:t xml:space="preserve"> </w:t>
+            </w:r>
+            <w:proofErr w:type="spellStart"/>
+            <w:r>
+              <w:rPr>
+                <w:i/>
+                <w:iCs/>
+                <w:color w:val="1E293B"/>
+                <w:sz w:val="16"/>
+                <w:szCs w:val="16"/>
+              </w:rPr>
+              <w:t>via</w:t>
+            </w:r>
+            <w:proofErr w:type="spellEnd"/>
+            <w:r>
+              <w:rPr>
+                <w:i/>
+                <w:iCs/>
+                <w:color w:val="1E293B"/>
+                <w:sz w:val="16"/>
+                <w:szCs w:val="16"/>
+              </w:rPr>
+              <w:t xml:space="preserve"> Script)</w:t>
             </w:r>
           </w:p>
         </w:tc>
@@ -5309,6 +6874,7 @@
                 <w:szCs w:val="16"/>
               </w:rPr>
             </w:pPr>
+            <w:proofErr w:type="spellStart"/>
             <w:r>
               <w:rPr>
                 <w:color w:val="1E293B"/>
@@ -5317,6 +6883,7 @@
               </w:rPr>
               <w:t>Continent</w:t>
             </w:r>
+            <w:proofErr w:type="spellEnd"/>
           </w:p>
         </w:tc>
         <w:tc>
@@ -5344,14 +6911,34 @@
                 <w:szCs w:val="16"/>
               </w:rPr>
             </w:pPr>
-            <w:r>
-              <w:rPr>
-                <w:color w:val="1E293B"/>
-                <w:sz w:val="16"/>
-                <w:szCs w:val="16"/>
-              </w:rPr>
-              <w:t>city_data worksheet</w:t>
-            </w:r>
+            <w:proofErr w:type="spellStart"/>
+            <w:r>
+              <w:rPr>
+                <w:color w:val="1E293B"/>
+                <w:sz w:val="16"/>
+                <w:szCs w:val="16"/>
+              </w:rPr>
+              <w:t>city_data</w:t>
+            </w:r>
+            <w:proofErr w:type="spellEnd"/>
+            <w:r>
+              <w:rPr>
+                <w:color w:val="1E293B"/>
+                <w:sz w:val="16"/>
+                <w:szCs w:val="16"/>
+              </w:rPr>
+              <w:t xml:space="preserve"> </w:t>
+            </w:r>
+            <w:proofErr w:type="spellStart"/>
+            <w:r>
+              <w:rPr>
+                <w:color w:val="1E293B"/>
+                <w:sz w:val="16"/>
+                <w:szCs w:val="16"/>
+              </w:rPr>
+              <w:t>worksheet</w:t>
+            </w:r>
+            <w:proofErr w:type="spellEnd"/>
           </w:p>
         </w:tc>
         <w:tc>
@@ -5386,7 +6973,51 @@
                 <w:sz w:val="16"/>
                 <w:szCs w:val="16"/>
               </w:rPr>
-              <w:t>XLOOKUP (inyected via Script)</w:t>
+              <w:t>XLOOKUP (</w:t>
+            </w:r>
+            <w:proofErr w:type="spellStart"/>
+            <w:r>
+              <w:rPr>
+                <w:i/>
+                <w:iCs/>
+                <w:color w:val="1E293B"/>
+                <w:sz w:val="16"/>
+                <w:szCs w:val="16"/>
+              </w:rPr>
+              <w:t>inyected</w:t>
+            </w:r>
+            <w:proofErr w:type="spellEnd"/>
+            <w:r>
+              <w:rPr>
+                <w:i/>
+                <w:iCs/>
+                <w:color w:val="1E293B"/>
+                <w:sz w:val="16"/>
+                <w:szCs w:val="16"/>
+              </w:rPr>
+              <w:t xml:space="preserve"> </w:t>
+            </w:r>
+            <w:proofErr w:type="spellStart"/>
+            <w:r>
+              <w:rPr>
+                <w:i/>
+                <w:iCs/>
+                <w:color w:val="1E293B"/>
+                <w:sz w:val="16"/>
+                <w:szCs w:val="16"/>
+              </w:rPr>
+              <w:t>via</w:t>
+            </w:r>
+            <w:proofErr w:type="spellEnd"/>
+            <w:r>
+              <w:rPr>
+                <w:i/>
+                <w:iCs/>
+                <w:color w:val="1E293B"/>
+                <w:sz w:val="16"/>
+                <w:szCs w:val="16"/>
+              </w:rPr>
+              <w:t xml:space="preserve"> Script)</w:t>
             </w:r>
           </w:p>
         </w:tc>
@@ -5455,6 +7086,7 @@
                 <w:szCs w:val="16"/>
               </w:rPr>
             </w:pPr>
+            <w:proofErr w:type="spellStart"/>
             <w:r>
               <w:rPr>
                 <w:color w:val="1E293B"/>
@@ -5463,6 +7095,7 @@
               </w:rPr>
               <w:t>Subregion</w:t>
             </w:r>
+            <w:proofErr w:type="spellEnd"/>
           </w:p>
         </w:tc>
         <w:tc>
@@ -5490,14 +7123,34 @@
                 <w:szCs w:val="16"/>
               </w:rPr>
             </w:pPr>
-            <w:r>
-              <w:rPr>
-                <w:color w:val="1E293B"/>
-                <w:sz w:val="16"/>
-                <w:szCs w:val="16"/>
-              </w:rPr>
-              <w:t>city_data worksheet</w:t>
-            </w:r>
+            <w:proofErr w:type="spellStart"/>
+            <w:r>
+              <w:rPr>
+                <w:color w:val="1E293B"/>
+                <w:sz w:val="16"/>
+                <w:szCs w:val="16"/>
+              </w:rPr>
+              <w:t>city_data</w:t>
+            </w:r>
+            <w:proofErr w:type="spellEnd"/>
+            <w:r>
+              <w:rPr>
+                <w:color w:val="1E293B"/>
+                <w:sz w:val="16"/>
+                <w:szCs w:val="16"/>
+              </w:rPr>
+              <w:t xml:space="preserve"> </w:t>
+            </w:r>
+            <w:proofErr w:type="spellStart"/>
+            <w:r>
+              <w:rPr>
+                <w:color w:val="1E293B"/>
+                <w:sz w:val="16"/>
+                <w:szCs w:val="16"/>
+              </w:rPr>
+              <w:t>worksheet</w:t>
+            </w:r>
+            <w:proofErr w:type="spellEnd"/>
           </w:p>
         </w:tc>
         <w:tc>
@@ -5532,7 +7185,51 @@
                 <w:sz w:val="16"/>
                 <w:szCs w:val="16"/>
               </w:rPr>
-              <w:t>XLOOKUP (inyected via Script)</w:t>
+              <w:t>XLOOKUP (</w:t>
+            </w:r>
+            <w:proofErr w:type="spellStart"/>
+            <w:r>
+              <w:rPr>
+                <w:i/>
+                <w:iCs/>
+                <w:color w:val="1E293B"/>
+                <w:sz w:val="16"/>
+                <w:szCs w:val="16"/>
+              </w:rPr>
+              <w:t>inyected</w:t>
+            </w:r>
+            <w:proofErr w:type="spellEnd"/>
+            <w:r>
+              <w:rPr>
+                <w:i/>
+                <w:iCs/>
+                <w:color w:val="1E293B"/>
+                <w:sz w:val="16"/>
+                <w:szCs w:val="16"/>
+              </w:rPr>
+              <w:t xml:space="preserve"> </w:t>
+            </w:r>
+            <w:proofErr w:type="spellStart"/>
+            <w:r>
+              <w:rPr>
+                <w:i/>
+                <w:iCs/>
+                <w:color w:val="1E293B"/>
+                <w:sz w:val="16"/>
+                <w:szCs w:val="16"/>
+              </w:rPr>
+              <w:t>via</w:t>
+            </w:r>
+            <w:proofErr w:type="spellEnd"/>
+            <w:r>
+              <w:rPr>
+                <w:i/>
+                <w:iCs/>
+                <w:color w:val="1E293B"/>
+                <w:sz w:val="16"/>
+                <w:szCs w:val="16"/>
+              </w:rPr>
+              <w:t xml:space="preserve"> Script)</w:t>
             </w:r>
           </w:p>
         </w:tc>
@@ -5636,14 +7333,34 @@
                 <w:szCs w:val="16"/>
               </w:rPr>
             </w:pPr>
-            <w:r>
-              <w:rPr>
-                <w:color w:val="1E293B"/>
-                <w:sz w:val="16"/>
-                <w:szCs w:val="16"/>
-              </w:rPr>
-              <w:t>city_data worksheet</w:t>
-            </w:r>
+            <w:proofErr w:type="spellStart"/>
+            <w:r>
+              <w:rPr>
+                <w:color w:val="1E293B"/>
+                <w:sz w:val="16"/>
+                <w:szCs w:val="16"/>
+              </w:rPr>
+              <w:t>city_data</w:t>
+            </w:r>
+            <w:proofErr w:type="spellEnd"/>
+            <w:r>
+              <w:rPr>
+                <w:color w:val="1E293B"/>
+                <w:sz w:val="16"/>
+                <w:szCs w:val="16"/>
+              </w:rPr>
+              <w:t xml:space="preserve"> </w:t>
+            </w:r>
+            <w:proofErr w:type="spellStart"/>
+            <w:r>
+              <w:rPr>
+                <w:color w:val="1E293B"/>
+                <w:sz w:val="16"/>
+                <w:szCs w:val="16"/>
+              </w:rPr>
+              <w:t>worksheet</w:t>
+            </w:r>
+            <w:proofErr w:type="spellEnd"/>
           </w:p>
         </w:tc>
         <w:tc>
@@ -5678,7 +7395,51 @@
                 <w:sz w:val="16"/>
                 <w:szCs w:val="16"/>
               </w:rPr>
-              <w:t>XLOOKUP (inyected via Script)</w:t>
+              <w:t>XLOOKUP (</w:t>
+            </w:r>
+            <w:proofErr w:type="spellStart"/>
+            <w:r>
+              <w:rPr>
+                <w:i/>
+                <w:iCs/>
+                <w:color w:val="1E293B"/>
+                <w:sz w:val="16"/>
+                <w:szCs w:val="16"/>
+              </w:rPr>
+              <w:t>inyected</w:t>
+            </w:r>
+            <w:proofErr w:type="spellEnd"/>
+            <w:r>
+              <w:rPr>
+                <w:i/>
+                <w:iCs/>
+                <w:color w:val="1E293B"/>
+                <w:sz w:val="16"/>
+                <w:szCs w:val="16"/>
+              </w:rPr>
+              <w:t xml:space="preserve"> </w:t>
+            </w:r>
+            <w:proofErr w:type="spellStart"/>
+            <w:r>
+              <w:rPr>
+                <w:i/>
+                <w:iCs/>
+                <w:color w:val="1E293B"/>
+                <w:sz w:val="16"/>
+                <w:szCs w:val="16"/>
+              </w:rPr>
+              <w:t>via</w:t>
+            </w:r>
+            <w:proofErr w:type="spellEnd"/>
+            <w:r>
+              <w:rPr>
+                <w:i/>
+                <w:iCs/>
+                <w:color w:val="1E293B"/>
+                <w:sz w:val="16"/>
+                <w:szCs w:val="16"/>
+              </w:rPr>
+              <w:t xml:space="preserve"> Script)</w:t>
             </w:r>
           </w:p>
         </w:tc>
@@ -5782,14 +7543,34 @@
                 <w:szCs w:val="16"/>
               </w:rPr>
             </w:pPr>
-            <w:r>
-              <w:rPr>
-                <w:color w:val="1E293B"/>
-                <w:sz w:val="16"/>
-                <w:szCs w:val="16"/>
-              </w:rPr>
-              <w:t>city_data worksheet</w:t>
-            </w:r>
+            <w:proofErr w:type="spellStart"/>
+            <w:r>
+              <w:rPr>
+                <w:color w:val="1E293B"/>
+                <w:sz w:val="16"/>
+                <w:szCs w:val="16"/>
+              </w:rPr>
+              <w:t>city_data</w:t>
+            </w:r>
+            <w:proofErr w:type="spellEnd"/>
+            <w:r>
+              <w:rPr>
+                <w:color w:val="1E293B"/>
+                <w:sz w:val="16"/>
+                <w:szCs w:val="16"/>
+              </w:rPr>
+              <w:t xml:space="preserve"> </w:t>
+            </w:r>
+            <w:proofErr w:type="spellStart"/>
+            <w:r>
+              <w:rPr>
+                <w:color w:val="1E293B"/>
+                <w:sz w:val="16"/>
+                <w:szCs w:val="16"/>
+              </w:rPr>
+              <w:t>worksheet</w:t>
+            </w:r>
+            <w:proofErr w:type="spellEnd"/>
           </w:p>
         </w:tc>
         <w:tc>
@@ -5824,7 +7605,51 @@
                 <w:sz w:val="16"/>
                 <w:szCs w:val="16"/>
               </w:rPr>
-              <w:t>XLOOKUP (inyected via Script)</w:t>
+              <w:t>XLOOKUP (</w:t>
+            </w:r>
+            <w:proofErr w:type="spellStart"/>
+            <w:r>
+              <w:rPr>
+                <w:i/>
+                <w:iCs/>
+                <w:color w:val="1E293B"/>
+                <w:sz w:val="16"/>
+                <w:szCs w:val="16"/>
+              </w:rPr>
+              <w:t>inyected</w:t>
+            </w:r>
+            <w:proofErr w:type="spellEnd"/>
+            <w:r>
+              <w:rPr>
+                <w:i/>
+                <w:iCs/>
+                <w:color w:val="1E293B"/>
+                <w:sz w:val="16"/>
+                <w:szCs w:val="16"/>
+              </w:rPr>
+              <w:t xml:space="preserve"> </w:t>
+            </w:r>
+            <w:proofErr w:type="spellStart"/>
+            <w:r>
+              <w:rPr>
+                <w:i/>
+                <w:iCs/>
+                <w:color w:val="1E293B"/>
+                <w:sz w:val="16"/>
+                <w:szCs w:val="16"/>
+              </w:rPr>
+              <w:t>via</w:t>
+            </w:r>
+            <w:proofErr w:type="spellEnd"/>
+            <w:r>
+              <w:rPr>
+                <w:i/>
+                <w:iCs/>
+                <w:color w:val="1E293B"/>
+                <w:sz w:val="16"/>
+                <w:szCs w:val="16"/>
+              </w:rPr>
+              <w:t xml:space="preserve"> Script)</w:t>
             </w:r>
           </w:p>
         </w:tc>
@@ -5893,6 +7718,7 @@
                 <w:szCs w:val="16"/>
               </w:rPr>
             </w:pPr>
+            <w:proofErr w:type="spellStart"/>
             <w:r>
               <w:rPr>
                 <w:color w:val="1E293B"/>
@@ -5901,6 +7727,7 @@
               </w:rPr>
               <w:t>Latitude</w:t>
             </w:r>
+            <w:proofErr w:type="spellEnd"/>
           </w:p>
         </w:tc>
         <w:tc>
@@ -5928,14 +7755,34 @@
                 <w:szCs w:val="16"/>
               </w:rPr>
             </w:pPr>
-            <w:r>
-              <w:rPr>
-                <w:color w:val="1E293B"/>
-                <w:sz w:val="16"/>
-                <w:szCs w:val="16"/>
-              </w:rPr>
-              <w:t>city_data worksheet</w:t>
-            </w:r>
+            <w:proofErr w:type="spellStart"/>
+            <w:r>
+              <w:rPr>
+                <w:color w:val="1E293B"/>
+                <w:sz w:val="16"/>
+                <w:szCs w:val="16"/>
+              </w:rPr>
+              <w:t>city_data</w:t>
+            </w:r>
+            <w:proofErr w:type="spellEnd"/>
+            <w:r>
+              <w:rPr>
+                <w:color w:val="1E293B"/>
+                <w:sz w:val="16"/>
+                <w:szCs w:val="16"/>
+              </w:rPr>
+              <w:t xml:space="preserve"> </w:t>
+            </w:r>
+            <w:proofErr w:type="spellStart"/>
+            <w:r>
+              <w:rPr>
+                <w:color w:val="1E293B"/>
+                <w:sz w:val="16"/>
+                <w:szCs w:val="16"/>
+              </w:rPr>
+              <w:t>worksheet</w:t>
+            </w:r>
+            <w:proofErr w:type="spellEnd"/>
           </w:p>
         </w:tc>
         <w:tc>
@@ -5970,7 +7817,51 @@
                 <w:sz w:val="16"/>
                 <w:szCs w:val="16"/>
               </w:rPr>
-              <w:t>XLOOKUP (inyected via Script)</w:t>
+              <w:t>XLOOKUP (</w:t>
+            </w:r>
+            <w:proofErr w:type="spellStart"/>
+            <w:r>
+              <w:rPr>
+                <w:i/>
+                <w:iCs/>
+                <w:color w:val="1E293B"/>
+                <w:sz w:val="16"/>
+                <w:szCs w:val="16"/>
+              </w:rPr>
+              <w:t>inyected</w:t>
+            </w:r>
+            <w:proofErr w:type="spellEnd"/>
+            <w:r>
+              <w:rPr>
+                <w:i/>
+                <w:iCs/>
+                <w:color w:val="1E293B"/>
+                <w:sz w:val="16"/>
+                <w:szCs w:val="16"/>
+              </w:rPr>
+              <w:t xml:space="preserve"> </w:t>
+            </w:r>
+            <w:proofErr w:type="spellStart"/>
+            <w:r>
+              <w:rPr>
+                <w:i/>
+                <w:iCs/>
+                <w:color w:val="1E293B"/>
+                <w:sz w:val="16"/>
+                <w:szCs w:val="16"/>
+              </w:rPr>
+              <w:t>via</w:t>
+            </w:r>
+            <w:proofErr w:type="spellEnd"/>
+            <w:r>
+              <w:rPr>
+                <w:i/>
+                <w:iCs/>
+                <w:color w:val="1E293B"/>
+                <w:sz w:val="16"/>
+                <w:szCs w:val="16"/>
+              </w:rPr>
+              <w:t xml:space="preserve"> Script)</w:t>
             </w:r>
           </w:p>
         </w:tc>
@@ -6039,6 +7930,7 @@
                 <w:szCs w:val="16"/>
               </w:rPr>
             </w:pPr>
+            <w:proofErr w:type="spellStart"/>
             <w:r>
               <w:rPr>
                 <w:color w:val="1E293B"/>
@@ -6047,6 +7939,7 @@
               </w:rPr>
               <w:t>Longitude</w:t>
             </w:r>
+            <w:proofErr w:type="spellEnd"/>
           </w:p>
         </w:tc>
         <w:tc>
@@ -6074,14 +7967,34 @@
                 <w:szCs w:val="16"/>
               </w:rPr>
             </w:pPr>
-            <w:r>
-              <w:rPr>
-                <w:color w:val="1E293B"/>
-                <w:sz w:val="16"/>
-                <w:szCs w:val="16"/>
-              </w:rPr>
-              <w:t>city_data worksheet</w:t>
-            </w:r>
+            <w:proofErr w:type="spellStart"/>
+            <w:r>
+              <w:rPr>
+                <w:color w:val="1E293B"/>
+                <w:sz w:val="16"/>
+                <w:szCs w:val="16"/>
+              </w:rPr>
+              <w:t>city_data</w:t>
+            </w:r>
+            <w:proofErr w:type="spellEnd"/>
+            <w:r>
+              <w:rPr>
+                <w:color w:val="1E293B"/>
+                <w:sz w:val="16"/>
+                <w:szCs w:val="16"/>
+              </w:rPr>
+              <w:t xml:space="preserve"> </w:t>
+            </w:r>
+            <w:proofErr w:type="spellStart"/>
+            <w:r>
+              <w:rPr>
+                <w:color w:val="1E293B"/>
+                <w:sz w:val="16"/>
+                <w:szCs w:val="16"/>
+              </w:rPr>
+              <w:t>worksheet</w:t>
+            </w:r>
+            <w:proofErr w:type="spellEnd"/>
           </w:p>
         </w:tc>
         <w:tc>
@@ -6116,7 +8029,51 @@
                 <w:sz w:val="16"/>
                 <w:szCs w:val="16"/>
               </w:rPr>
-              <w:t>XLOOKUP (inyected via Script)</w:t>
+              <w:t>XLOOKUP (</w:t>
+            </w:r>
+            <w:proofErr w:type="spellStart"/>
+            <w:r>
+              <w:rPr>
+                <w:i/>
+                <w:iCs/>
+                <w:color w:val="1E293B"/>
+                <w:sz w:val="16"/>
+                <w:szCs w:val="16"/>
+              </w:rPr>
+              <w:t>inyected</w:t>
+            </w:r>
+            <w:proofErr w:type="spellEnd"/>
+            <w:r>
+              <w:rPr>
+                <w:i/>
+                <w:iCs/>
+                <w:color w:val="1E293B"/>
+                <w:sz w:val="16"/>
+                <w:szCs w:val="16"/>
+              </w:rPr>
+              <w:t xml:space="preserve"> </w:t>
+            </w:r>
+            <w:proofErr w:type="spellStart"/>
+            <w:r>
+              <w:rPr>
+                <w:i/>
+                <w:iCs/>
+                <w:color w:val="1E293B"/>
+                <w:sz w:val="16"/>
+                <w:szCs w:val="16"/>
+              </w:rPr>
+              <w:t>via</w:t>
+            </w:r>
+            <w:proofErr w:type="spellEnd"/>
+            <w:r>
+              <w:rPr>
+                <w:i/>
+                <w:iCs/>
+                <w:color w:val="1E293B"/>
+                <w:sz w:val="16"/>
+                <w:szCs w:val="16"/>
+              </w:rPr>
+              <w:t xml:space="preserve"> Script)</w:t>
             </w:r>
           </w:p>
         </w:tc>
@@ -6191,8 +8148,18 @@
                 <w:sz w:val="16"/>
                 <w:szCs w:val="16"/>
               </w:rPr>
-              <w:t>City Population</w:t>
-            </w:r>
+              <w:t xml:space="preserve">City </w:t>
+            </w:r>
+            <w:proofErr w:type="spellStart"/>
+            <w:r>
+              <w:rPr>
+                <w:color w:val="1E293B"/>
+                <w:sz w:val="16"/>
+                <w:szCs w:val="16"/>
+              </w:rPr>
+              <w:t>Population</w:t>
+            </w:r>
+            <w:proofErr w:type="spellEnd"/>
           </w:p>
         </w:tc>
         <w:tc>
@@ -6220,14 +8187,34 @@
                 <w:szCs w:val="16"/>
               </w:rPr>
             </w:pPr>
-            <w:r>
-              <w:rPr>
-                <w:color w:val="1E293B"/>
-                <w:sz w:val="16"/>
-                <w:szCs w:val="16"/>
-              </w:rPr>
-              <w:t>city_data worksheet</w:t>
-            </w:r>
+            <w:proofErr w:type="spellStart"/>
+            <w:r>
+              <w:rPr>
+                <w:color w:val="1E293B"/>
+                <w:sz w:val="16"/>
+                <w:szCs w:val="16"/>
+              </w:rPr>
+              <w:t>city_data</w:t>
+            </w:r>
+            <w:proofErr w:type="spellEnd"/>
+            <w:r>
+              <w:rPr>
+                <w:color w:val="1E293B"/>
+                <w:sz w:val="16"/>
+                <w:szCs w:val="16"/>
+              </w:rPr>
+              <w:t xml:space="preserve"> </w:t>
+            </w:r>
+            <w:proofErr w:type="spellStart"/>
+            <w:r>
+              <w:rPr>
+                <w:color w:val="1E293B"/>
+                <w:sz w:val="16"/>
+                <w:szCs w:val="16"/>
+              </w:rPr>
+              <w:t>worksheet</w:t>
+            </w:r>
+            <w:proofErr w:type="spellEnd"/>
           </w:p>
         </w:tc>
         <w:tc>
@@ -6262,7 +8249,51 @@
                 <w:sz w:val="16"/>
                 <w:szCs w:val="16"/>
               </w:rPr>
-              <w:t>XLOOKUP (inyected via Script)</w:t>
+              <w:t>XLOOKUP (</w:t>
+            </w:r>
+            <w:proofErr w:type="spellStart"/>
+            <w:r>
+              <w:rPr>
+                <w:i/>
+                <w:iCs/>
+                <w:color w:val="1E293B"/>
+                <w:sz w:val="16"/>
+                <w:szCs w:val="16"/>
+              </w:rPr>
+              <w:t>inyected</w:t>
+            </w:r>
+            <w:proofErr w:type="spellEnd"/>
+            <w:r>
+              <w:rPr>
+                <w:i/>
+                <w:iCs/>
+                <w:color w:val="1E293B"/>
+                <w:sz w:val="16"/>
+                <w:szCs w:val="16"/>
+              </w:rPr>
+              <w:t xml:space="preserve"> </w:t>
+            </w:r>
+            <w:proofErr w:type="spellStart"/>
+            <w:r>
+              <w:rPr>
+                <w:i/>
+                <w:iCs/>
+                <w:color w:val="1E293B"/>
+                <w:sz w:val="16"/>
+                <w:szCs w:val="16"/>
+              </w:rPr>
+              <w:t>via</w:t>
+            </w:r>
+            <w:proofErr w:type="spellEnd"/>
+            <w:r>
+              <w:rPr>
+                <w:i/>
+                <w:iCs/>
+                <w:color w:val="1E293B"/>
+                <w:sz w:val="16"/>
+                <w:szCs w:val="16"/>
+              </w:rPr>
+              <w:t xml:space="preserve"> Script)</w:t>
             </w:r>
           </w:p>
         </w:tc>
@@ -6337,8 +8368,18 @@
                 <w:sz w:val="16"/>
                 <w:szCs w:val="16"/>
               </w:rPr>
-              <w:t>Country Population</w:t>
-            </w:r>
+              <w:t xml:space="preserve">Country </w:t>
+            </w:r>
+            <w:proofErr w:type="spellStart"/>
+            <w:r>
+              <w:rPr>
+                <w:color w:val="1E293B"/>
+                <w:sz w:val="16"/>
+                <w:szCs w:val="16"/>
+              </w:rPr>
+              <w:t>Population</w:t>
+            </w:r>
+            <w:proofErr w:type="spellEnd"/>
           </w:p>
         </w:tc>
         <w:tc>
@@ -6366,14 +8407,34 @@
                 <w:szCs w:val="16"/>
               </w:rPr>
             </w:pPr>
-            <w:r>
-              <w:rPr>
-                <w:color w:val="1E293B"/>
-                <w:sz w:val="16"/>
-                <w:szCs w:val="16"/>
-              </w:rPr>
-              <w:t>city_data worksheet</w:t>
-            </w:r>
+            <w:proofErr w:type="spellStart"/>
+            <w:r>
+              <w:rPr>
+                <w:color w:val="1E293B"/>
+                <w:sz w:val="16"/>
+                <w:szCs w:val="16"/>
+              </w:rPr>
+              <w:t>city_data</w:t>
+            </w:r>
+            <w:proofErr w:type="spellEnd"/>
+            <w:r>
+              <w:rPr>
+                <w:color w:val="1E293B"/>
+                <w:sz w:val="16"/>
+                <w:szCs w:val="16"/>
+              </w:rPr>
+              <w:t xml:space="preserve"> </w:t>
+            </w:r>
+            <w:proofErr w:type="spellStart"/>
+            <w:r>
+              <w:rPr>
+                <w:color w:val="1E293B"/>
+                <w:sz w:val="16"/>
+                <w:szCs w:val="16"/>
+              </w:rPr>
+              <w:t>worksheet</w:t>
+            </w:r>
+            <w:proofErr w:type="spellEnd"/>
           </w:p>
         </w:tc>
         <w:tc>
@@ -6408,7 +8469,51 @@
                 <w:sz w:val="16"/>
                 <w:szCs w:val="16"/>
               </w:rPr>
-              <w:t>XLOOKUP (inyected via Script)</w:t>
+              <w:t>XLOOKUP (</w:t>
+            </w:r>
+            <w:proofErr w:type="spellStart"/>
+            <w:r>
+              <w:rPr>
+                <w:i/>
+                <w:iCs/>
+                <w:color w:val="1E293B"/>
+                <w:sz w:val="16"/>
+                <w:szCs w:val="16"/>
+              </w:rPr>
+              <w:t>inyected</w:t>
+            </w:r>
+            <w:proofErr w:type="spellEnd"/>
+            <w:r>
+              <w:rPr>
+                <w:i/>
+                <w:iCs/>
+                <w:color w:val="1E293B"/>
+                <w:sz w:val="16"/>
+                <w:szCs w:val="16"/>
+              </w:rPr>
+              <w:t xml:space="preserve"> </w:t>
+            </w:r>
+            <w:proofErr w:type="spellStart"/>
+            <w:r>
+              <w:rPr>
+                <w:i/>
+                <w:iCs/>
+                <w:color w:val="1E293B"/>
+                <w:sz w:val="16"/>
+                <w:szCs w:val="16"/>
+              </w:rPr>
+              <w:t>via</w:t>
+            </w:r>
+            <w:proofErr w:type="spellEnd"/>
+            <w:r>
+              <w:rPr>
+                <w:i/>
+                <w:iCs/>
+                <w:color w:val="1E293B"/>
+                <w:sz w:val="16"/>
+                <w:szCs w:val="16"/>
+              </w:rPr>
+              <w:t xml:space="preserve"> Script)</w:t>
             </w:r>
           </w:p>
         </w:tc>
@@ -6512,14 +8617,34 @@
                 <w:szCs w:val="16"/>
               </w:rPr>
             </w:pPr>
-            <w:r>
-              <w:rPr>
-                <w:color w:val="1E293B"/>
-                <w:sz w:val="16"/>
-                <w:szCs w:val="16"/>
-              </w:rPr>
-              <w:t>city_data worksheet</w:t>
-            </w:r>
+            <w:proofErr w:type="spellStart"/>
+            <w:r>
+              <w:rPr>
+                <w:color w:val="1E293B"/>
+                <w:sz w:val="16"/>
+                <w:szCs w:val="16"/>
+              </w:rPr>
+              <w:t>city_data</w:t>
+            </w:r>
+            <w:proofErr w:type="spellEnd"/>
+            <w:r>
+              <w:rPr>
+                <w:color w:val="1E293B"/>
+                <w:sz w:val="16"/>
+                <w:szCs w:val="16"/>
+              </w:rPr>
+              <w:t xml:space="preserve"> </w:t>
+            </w:r>
+            <w:proofErr w:type="spellStart"/>
+            <w:r>
+              <w:rPr>
+                <w:color w:val="1E293B"/>
+                <w:sz w:val="16"/>
+                <w:szCs w:val="16"/>
+              </w:rPr>
+              <w:t>worksheet</w:t>
+            </w:r>
+            <w:proofErr w:type="spellEnd"/>
           </w:p>
         </w:tc>
         <w:tc>
@@ -6554,7 +8679,51 @@
                 <w:sz w:val="16"/>
                 <w:szCs w:val="16"/>
               </w:rPr>
-              <w:t>XLOOKUP (inyected via Script)</w:t>
+              <w:t>XLOOKUP (</w:t>
+            </w:r>
+            <w:proofErr w:type="spellStart"/>
+            <w:r>
+              <w:rPr>
+                <w:i/>
+                <w:iCs/>
+                <w:color w:val="1E293B"/>
+                <w:sz w:val="16"/>
+                <w:szCs w:val="16"/>
+              </w:rPr>
+              <w:t>inyected</w:t>
+            </w:r>
+            <w:proofErr w:type="spellEnd"/>
+            <w:r>
+              <w:rPr>
+                <w:i/>
+                <w:iCs/>
+                <w:color w:val="1E293B"/>
+                <w:sz w:val="16"/>
+                <w:szCs w:val="16"/>
+              </w:rPr>
+              <w:t xml:space="preserve"> </w:t>
+            </w:r>
+            <w:proofErr w:type="spellStart"/>
+            <w:r>
+              <w:rPr>
+                <w:i/>
+                <w:iCs/>
+                <w:color w:val="1E293B"/>
+                <w:sz w:val="16"/>
+                <w:szCs w:val="16"/>
+              </w:rPr>
+              <w:t>via</w:t>
+            </w:r>
+            <w:proofErr w:type="spellEnd"/>
+            <w:r>
+              <w:rPr>
+                <w:i/>
+                <w:iCs/>
+                <w:color w:val="1E293B"/>
+                <w:sz w:val="16"/>
+                <w:szCs w:val="16"/>
+              </w:rPr>
+              <w:t xml:space="preserve"> Script)</w:t>
             </w:r>
           </w:p>
         </w:tc>
@@ -6629,7 +8798,25 @@
                 <w:sz w:val="16"/>
                 <w:szCs w:val="16"/>
               </w:rPr>
-              <w:t>City Wikidata ID</w:t>
+              <w:t xml:space="preserve">City </w:t>
+            </w:r>
+            <w:proofErr w:type="spellStart"/>
+            <w:r>
+              <w:rPr>
+                <w:color w:val="1E293B"/>
+                <w:sz w:val="16"/>
+                <w:szCs w:val="16"/>
+              </w:rPr>
+              <w:t>Wikidata</w:t>
+            </w:r>
+            <w:proofErr w:type="spellEnd"/>
+            <w:r>
+              <w:rPr>
+                <w:color w:val="1E293B"/>
+                <w:sz w:val="16"/>
+                <w:szCs w:val="16"/>
+              </w:rPr>
+              <w:t xml:space="preserve"> ID</w:t>
             </w:r>
           </w:p>
         </w:tc>
@@ -6658,14 +8845,34 @@
                 <w:szCs w:val="16"/>
               </w:rPr>
             </w:pPr>
-            <w:r>
-              <w:rPr>
-                <w:color w:val="1E293B"/>
-                <w:sz w:val="16"/>
-                <w:szCs w:val="16"/>
-              </w:rPr>
-              <w:t>city_data worksheet</w:t>
-            </w:r>
+            <w:proofErr w:type="spellStart"/>
+            <w:r>
+              <w:rPr>
+                <w:color w:val="1E293B"/>
+                <w:sz w:val="16"/>
+                <w:szCs w:val="16"/>
+              </w:rPr>
+              <w:t>city_data</w:t>
+            </w:r>
+            <w:proofErr w:type="spellEnd"/>
+            <w:r>
+              <w:rPr>
+                <w:color w:val="1E293B"/>
+                <w:sz w:val="16"/>
+                <w:szCs w:val="16"/>
+              </w:rPr>
+              <w:t xml:space="preserve"> </w:t>
+            </w:r>
+            <w:proofErr w:type="spellStart"/>
+            <w:r>
+              <w:rPr>
+                <w:color w:val="1E293B"/>
+                <w:sz w:val="16"/>
+                <w:szCs w:val="16"/>
+              </w:rPr>
+              <w:t>worksheet</w:t>
+            </w:r>
+            <w:proofErr w:type="spellEnd"/>
           </w:p>
         </w:tc>
         <w:tc>
@@ -6700,7 +8907,51 @@
                 <w:sz w:val="16"/>
                 <w:szCs w:val="16"/>
               </w:rPr>
-              <w:t>XLOOKUP (inyected via Script)</w:t>
+              <w:t>XLOOKUP (</w:t>
+            </w:r>
+            <w:proofErr w:type="spellStart"/>
+            <w:r>
+              <w:rPr>
+                <w:i/>
+                <w:iCs/>
+                <w:color w:val="1E293B"/>
+                <w:sz w:val="16"/>
+                <w:szCs w:val="16"/>
+              </w:rPr>
+              <w:t>inyected</w:t>
+            </w:r>
+            <w:proofErr w:type="spellEnd"/>
+            <w:r>
+              <w:rPr>
+                <w:i/>
+                <w:iCs/>
+                <w:color w:val="1E293B"/>
+                <w:sz w:val="16"/>
+                <w:szCs w:val="16"/>
+              </w:rPr>
+              <w:t xml:space="preserve"> </w:t>
+            </w:r>
+            <w:proofErr w:type="spellStart"/>
+            <w:r>
+              <w:rPr>
+                <w:i/>
+                <w:iCs/>
+                <w:color w:val="1E293B"/>
+                <w:sz w:val="16"/>
+                <w:szCs w:val="16"/>
+              </w:rPr>
+              <w:t>via</w:t>
+            </w:r>
+            <w:proofErr w:type="spellEnd"/>
+            <w:r>
+              <w:rPr>
+                <w:i/>
+                <w:iCs/>
+                <w:color w:val="1E293B"/>
+                <w:sz w:val="16"/>
+                <w:szCs w:val="16"/>
+              </w:rPr>
+              <w:t xml:space="preserve"> Script)</w:t>
             </w:r>
           </w:p>
         </w:tc>
@@ -6775,7 +9026,25 @@
                 <w:sz w:val="16"/>
                 <w:szCs w:val="16"/>
               </w:rPr>
-              <w:t>Country Wikidata ID</w:t>
+              <w:t xml:space="preserve">Country </w:t>
+            </w:r>
+            <w:proofErr w:type="spellStart"/>
+            <w:r>
+              <w:rPr>
+                <w:color w:val="1E293B"/>
+                <w:sz w:val="16"/>
+                <w:szCs w:val="16"/>
+              </w:rPr>
+              <w:t>Wikidata</w:t>
+            </w:r>
+            <w:proofErr w:type="spellEnd"/>
+            <w:r>
+              <w:rPr>
+                <w:color w:val="1E293B"/>
+                <w:sz w:val="16"/>
+                <w:szCs w:val="16"/>
+              </w:rPr>
+              <w:t xml:space="preserve"> ID</w:t>
             </w:r>
           </w:p>
         </w:tc>
@@ -6804,14 +9073,34 @@
                 <w:szCs w:val="16"/>
               </w:rPr>
             </w:pPr>
-            <w:r>
-              <w:rPr>
-                <w:color w:val="1E293B"/>
-                <w:sz w:val="16"/>
-                <w:szCs w:val="16"/>
-              </w:rPr>
-              <w:t>city_data worksheet</w:t>
-            </w:r>
+            <w:proofErr w:type="spellStart"/>
+            <w:r>
+              <w:rPr>
+                <w:color w:val="1E293B"/>
+                <w:sz w:val="16"/>
+                <w:szCs w:val="16"/>
+              </w:rPr>
+              <w:t>city_data</w:t>
+            </w:r>
+            <w:proofErr w:type="spellEnd"/>
+            <w:r>
+              <w:rPr>
+                <w:color w:val="1E293B"/>
+                <w:sz w:val="16"/>
+                <w:szCs w:val="16"/>
+              </w:rPr>
+              <w:t xml:space="preserve"> </w:t>
+            </w:r>
+            <w:proofErr w:type="spellStart"/>
+            <w:r>
+              <w:rPr>
+                <w:color w:val="1E293B"/>
+                <w:sz w:val="16"/>
+                <w:szCs w:val="16"/>
+              </w:rPr>
+              <w:t>worksheet</w:t>
+            </w:r>
+            <w:proofErr w:type="spellEnd"/>
           </w:p>
         </w:tc>
         <w:tc>
@@ -6846,7 +9135,51 @@
                 <w:sz w:val="16"/>
                 <w:szCs w:val="16"/>
               </w:rPr>
-              <w:t>XLOOKUP (inyected via Script)</w:t>
+              <w:t>XLOOKUP (</w:t>
+            </w:r>
+            <w:proofErr w:type="spellStart"/>
+            <w:r>
+              <w:rPr>
+                <w:i/>
+                <w:iCs/>
+                <w:color w:val="1E293B"/>
+                <w:sz w:val="16"/>
+                <w:szCs w:val="16"/>
+              </w:rPr>
+              <w:t>inyected</w:t>
+            </w:r>
+            <w:proofErr w:type="spellEnd"/>
+            <w:r>
+              <w:rPr>
+                <w:i/>
+                <w:iCs/>
+                <w:color w:val="1E293B"/>
+                <w:sz w:val="16"/>
+                <w:szCs w:val="16"/>
+              </w:rPr>
+              <w:t xml:space="preserve"> </w:t>
+            </w:r>
+            <w:proofErr w:type="spellStart"/>
+            <w:r>
+              <w:rPr>
+                <w:i/>
+                <w:iCs/>
+                <w:color w:val="1E293B"/>
+                <w:sz w:val="16"/>
+                <w:szCs w:val="16"/>
+              </w:rPr>
+              <w:t>via</w:t>
+            </w:r>
+            <w:proofErr w:type="spellEnd"/>
+            <w:r>
+              <w:rPr>
+                <w:i/>
+                <w:iCs/>
+                <w:color w:val="1E293B"/>
+                <w:sz w:val="16"/>
+                <w:szCs w:val="16"/>
+              </w:rPr>
+              <w:t xml:space="preserve"> Script)</w:t>
             </w:r>
           </w:p>
         </w:tc>
@@ -6915,6 +9248,7 @@
                 <w:szCs w:val="16"/>
               </w:rPr>
             </w:pPr>
+            <w:proofErr w:type="spellStart"/>
             <w:r>
               <w:rPr>
                 <w:color w:val="1E293B"/>
@@ -6923,6 +9257,7 @@
               </w:rPr>
               <w:t>Flag</w:t>
             </w:r>
+            <w:proofErr w:type="spellEnd"/>
           </w:p>
         </w:tc>
         <w:tc>
@@ -6950,14 +9285,34 @@
                 <w:szCs w:val="16"/>
               </w:rPr>
             </w:pPr>
-            <w:r>
-              <w:rPr>
-                <w:color w:val="1E293B"/>
-                <w:sz w:val="16"/>
-                <w:szCs w:val="16"/>
-              </w:rPr>
-              <w:t>city_data worksheet</w:t>
-            </w:r>
+            <w:proofErr w:type="spellStart"/>
+            <w:r>
+              <w:rPr>
+                <w:color w:val="1E293B"/>
+                <w:sz w:val="16"/>
+                <w:szCs w:val="16"/>
+              </w:rPr>
+              <w:t>city_data</w:t>
+            </w:r>
+            <w:proofErr w:type="spellEnd"/>
+            <w:r>
+              <w:rPr>
+                <w:color w:val="1E293B"/>
+                <w:sz w:val="16"/>
+                <w:szCs w:val="16"/>
+              </w:rPr>
+              <w:t xml:space="preserve"> </w:t>
+            </w:r>
+            <w:proofErr w:type="spellStart"/>
+            <w:r>
+              <w:rPr>
+                <w:color w:val="1E293B"/>
+                <w:sz w:val="16"/>
+                <w:szCs w:val="16"/>
+              </w:rPr>
+              <w:t>worksheet</w:t>
+            </w:r>
+            <w:proofErr w:type="spellEnd"/>
           </w:p>
         </w:tc>
         <w:tc>
@@ -6992,7 +9347,51 @@
                 <w:sz w:val="16"/>
                 <w:szCs w:val="16"/>
               </w:rPr>
-              <w:t>XLOOKUP (inyected via Script)</w:t>
+              <w:t>XLOOKUP (</w:t>
+            </w:r>
+            <w:proofErr w:type="spellStart"/>
+            <w:r>
+              <w:rPr>
+                <w:i/>
+                <w:iCs/>
+                <w:color w:val="1E293B"/>
+                <w:sz w:val="16"/>
+                <w:szCs w:val="16"/>
+              </w:rPr>
+              <w:t>inyected</w:t>
+            </w:r>
+            <w:proofErr w:type="spellEnd"/>
+            <w:r>
+              <w:rPr>
+                <w:i/>
+                <w:iCs/>
+                <w:color w:val="1E293B"/>
+                <w:sz w:val="16"/>
+                <w:szCs w:val="16"/>
+              </w:rPr>
+              <w:t xml:space="preserve"> </w:t>
+            </w:r>
+            <w:proofErr w:type="spellStart"/>
+            <w:r>
+              <w:rPr>
+                <w:i/>
+                <w:iCs/>
+                <w:color w:val="1E293B"/>
+                <w:sz w:val="16"/>
+                <w:szCs w:val="16"/>
+              </w:rPr>
+              <w:t>via</w:t>
+            </w:r>
+            <w:proofErr w:type="spellEnd"/>
+            <w:r>
+              <w:rPr>
+                <w:i/>
+                <w:iCs/>
+                <w:color w:val="1E293B"/>
+                <w:sz w:val="16"/>
+                <w:szCs w:val="16"/>
+              </w:rPr>
+              <w:t xml:space="preserve"> Script)</w:t>
             </w:r>
           </w:p>
         </w:tc>
@@ -7061,6 +9460,7 @@
                 <w:szCs w:val="16"/>
               </w:rPr>
             </w:pPr>
+            <w:proofErr w:type="spellStart"/>
             <w:r>
               <w:rPr>
                 <w:color w:val="1E293B"/>
@@ -7069,6 +9469,7 @@
               </w:rPr>
               <w:t>Airport</w:t>
             </w:r>
+            <w:proofErr w:type="spellEnd"/>
           </w:p>
         </w:tc>
         <w:tc>
@@ -7232,6 +9633,7 @@
                 <w:szCs w:val="16"/>
               </w:rPr>
             </w:pPr>
+            <w:proofErr w:type="spellStart"/>
             <w:r>
               <w:rPr>
                 <w:color w:val="1E293B"/>
@@ -7240,6 +9642,7 @@
               </w:rPr>
               <w:t>Greeting</w:t>
             </w:r>
+            <w:proofErr w:type="spellEnd"/>
           </w:p>
         </w:tc>
         <w:tc>
@@ -7403,6 +9806,7 @@
                 <w:szCs w:val="16"/>
               </w:rPr>
             </w:pPr>
+            <w:proofErr w:type="spellStart"/>
             <w:r>
               <w:rPr>
                 <w:color w:val="1E293B"/>
@@ -7411,6 +9815,7 @@
               </w:rPr>
               <w:t>Motto</w:t>
             </w:r>
+            <w:proofErr w:type="spellEnd"/>
           </w:p>
         </w:tc>
         <w:tc>
@@ -7438,13 +9843,23 @@
                 <w:szCs w:val="16"/>
               </w:rPr>
             </w:pPr>
-            <w:r>
-              <w:rPr>
-                <w:color w:val="1E293B"/>
-                <w:sz w:val="16"/>
-                <w:szCs w:val="16"/>
-              </w:rPr>
-              <w:t>Wikidata API</w:t>
+            <w:proofErr w:type="spellStart"/>
+            <w:r>
+              <w:rPr>
+                <w:color w:val="1E293B"/>
+                <w:sz w:val="16"/>
+                <w:szCs w:val="16"/>
+              </w:rPr>
+              <w:t>Wikidata</w:t>
+            </w:r>
+            <w:proofErr w:type="spellEnd"/>
+            <w:r>
+              <w:rPr>
+                <w:color w:val="1E293B"/>
+                <w:sz w:val="16"/>
+                <w:szCs w:val="16"/>
+              </w:rPr>
+              <w:t xml:space="preserve"> API</w:t>
             </w:r>
           </w:p>
         </w:tc>
@@ -7494,7 +9909,31 @@
                 <w:szCs w:val="16"/>
                 <w:lang w:val="en-US"/>
               </w:rPr>
-              <w:t xml:space="preserve"> (wikidata live query)</w:t>
+              <w:t xml:space="preserve"> (</w:t>
+            </w:r>
+            <w:proofErr w:type="spellStart"/>
+            <w:r>
+              <w:rPr>
+                <w:i/>
+                <w:iCs/>
+                <w:color w:val="1E293B"/>
+                <w:sz w:val="16"/>
+                <w:szCs w:val="16"/>
+                <w:lang w:val="en-US"/>
+              </w:rPr>
+              <w:t>wikidata</w:t>
+            </w:r>
+            <w:proofErr w:type="spellEnd"/>
+            <w:r>
+              <w:rPr>
+                <w:i/>
+                <w:iCs/>
+                <w:color w:val="1E293B"/>
+                <w:sz w:val="16"/>
+                <w:szCs w:val="16"/>
+                <w:lang w:val="en-US"/>
+              </w:rPr>
+              <w:t xml:space="preserve"> live query)</w:t>
             </w:r>
           </w:p>
         </w:tc>
@@ -7563,14 +10002,52 @@
                 <w:szCs w:val="16"/>
               </w:rPr>
             </w:pPr>
-            <w:r>
-              <w:rPr>
-                <w:color w:val="1E293B"/>
-                <w:sz w:val="16"/>
-                <w:szCs w:val="16"/>
-              </w:rPr>
-              <w:t>Coat of Arms</w:t>
-            </w:r>
+            <w:proofErr w:type="spellStart"/>
+            <w:r>
+              <w:rPr>
+                <w:color w:val="1E293B"/>
+                <w:sz w:val="16"/>
+                <w:szCs w:val="16"/>
+              </w:rPr>
+              <w:t>Coat</w:t>
+            </w:r>
+            <w:proofErr w:type="spellEnd"/>
+            <w:r>
+              <w:rPr>
+                <w:color w:val="1E293B"/>
+                <w:sz w:val="16"/>
+                <w:szCs w:val="16"/>
+              </w:rPr>
+              <w:t xml:space="preserve"> </w:t>
+            </w:r>
+            <w:proofErr w:type="spellStart"/>
+            <w:r>
+              <w:rPr>
+                <w:color w:val="1E293B"/>
+                <w:sz w:val="16"/>
+                <w:szCs w:val="16"/>
+              </w:rPr>
+              <w:t>of</w:t>
+            </w:r>
+            <w:proofErr w:type="spellEnd"/>
+            <w:r>
+              <w:rPr>
+                <w:color w:val="1E293B"/>
+                <w:sz w:val="16"/>
+                <w:szCs w:val="16"/>
+              </w:rPr>
+              <w:t xml:space="preserve"> </w:t>
+            </w:r>
+            <w:proofErr w:type="spellStart"/>
+            <w:r>
+              <w:rPr>
+                <w:color w:val="1E293B"/>
+                <w:sz w:val="16"/>
+                <w:szCs w:val="16"/>
+              </w:rPr>
+              <w:t>Arms</w:t>
+            </w:r>
+            <w:proofErr w:type="spellEnd"/>
           </w:p>
         </w:tc>
         <w:tc>
@@ -7598,13 +10075,23 @@
                 <w:szCs w:val="16"/>
               </w:rPr>
             </w:pPr>
-            <w:r>
-              <w:rPr>
-                <w:color w:val="1E293B"/>
-                <w:sz w:val="16"/>
-                <w:szCs w:val="16"/>
-              </w:rPr>
-              <w:t>Wikidata API</w:t>
+            <w:proofErr w:type="spellStart"/>
+            <w:r>
+              <w:rPr>
+                <w:color w:val="1E293B"/>
+                <w:sz w:val="16"/>
+                <w:szCs w:val="16"/>
+              </w:rPr>
+              <w:t>Wikidata</w:t>
+            </w:r>
+            <w:proofErr w:type="spellEnd"/>
+            <w:r>
+              <w:rPr>
+                <w:color w:val="1E293B"/>
+                <w:sz w:val="16"/>
+                <w:szCs w:val="16"/>
+              </w:rPr>
+              <w:t xml:space="preserve"> API</w:t>
             </w:r>
           </w:p>
         </w:tc>
@@ -7654,7 +10141,31 @@
                 <w:szCs w:val="16"/>
                 <w:lang w:val="en-US"/>
               </w:rPr>
-              <w:t xml:space="preserve"> (wikidata live query)</w:t>
+              <w:t xml:space="preserve"> (</w:t>
+            </w:r>
+            <w:proofErr w:type="spellStart"/>
+            <w:r>
+              <w:rPr>
+                <w:i/>
+                <w:iCs/>
+                <w:color w:val="1E293B"/>
+                <w:sz w:val="16"/>
+                <w:szCs w:val="16"/>
+                <w:lang w:val="en-US"/>
+              </w:rPr>
+              <w:t>wikidata</w:t>
+            </w:r>
+            <w:proofErr w:type="spellEnd"/>
+            <w:r>
+              <w:rPr>
+                <w:i/>
+                <w:iCs/>
+                <w:color w:val="1E293B"/>
+                <w:sz w:val="16"/>
+                <w:szCs w:val="16"/>
+                <w:lang w:val="en-US"/>
+              </w:rPr>
+              <w:t xml:space="preserve"> live query)</w:t>
             </w:r>
           </w:p>
         </w:tc>
@@ -7760,13 +10271,23 @@
                 <w:szCs w:val="16"/>
               </w:rPr>
             </w:pPr>
-            <w:r>
-              <w:rPr>
-                <w:color w:val="1E293B"/>
-                <w:sz w:val="16"/>
-                <w:szCs w:val="16"/>
-              </w:rPr>
-              <w:t>Weather API</w:t>
+            <w:proofErr w:type="spellStart"/>
+            <w:r>
+              <w:rPr>
+                <w:color w:val="1E293B"/>
+                <w:sz w:val="16"/>
+                <w:szCs w:val="16"/>
+              </w:rPr>
+              <w:t>Weather</w:t>
+            </w:r>
+            <w:proofErr w:type="spellEnd"/>
+            <w:r>
+              <w:rPr>
+                <w:color w:val="1E293B"/>
+                <w:sz w:val="16"/>
+                <w:szCs w:val="16"/>
+              </w:rPr>
+              <w:t xml:space="preserve"> API</w:t>
             </w:r>
           </w:p>
         </w:tc>
@@ -7803,8 +10324,9 @@
                 <w:sz w:val="16"/>
                 <w:szCs w:val="16"/>
               </w:rPr>
-              <w:t>Apps Script (live</w:t>
-            </w:r>
+              <w:t>Apps Script (</w:t>
+            </w:r>
+            <w:proofErr w:type="spellStart"/>
             <w:r>
               <w:rPr>
                 <w:i/>
@@ -7813,8 +10335,31 @@
                 <w:sz w:val="16"/>
                 <w:szCs w:val="16"/>
               </w:rPr>
-              <w:t xml:space="preserve"> query</w:t>
-            </w:r>
+              <w:t>live</w:t>
+            </w:r>
+            <w:proofErr w:type="spellEnd"/>
+            <w:r>
+              <w:rPr>
+                <w:i/>
+                <w:iCs/>
+                <w:color w:val="1E293B"/>
+                <w:sz w:val="16"/>
+                <w:szCs w:val="16"/>
+              </w:rPr>
+              <w:t xml:space="preserve"> </w:t>
+            </w:r>
+            <w:proofErr w:type="spellStart"/>
+            <w:r>
+              <w:rPr>
+                <w:i/>
+                <w:iCs/>
+                <w:color w:val="1E293B"/>
+                <w:sz w:val="16"/>
+                <w:szCs w:val="16"/>
+              </w:rPr>
+              <w:t>query</w:t>
+            </w:r>
+            <w:proofErr w:type="spellEnd"/>
             <w:r>
               <w:rPr>
                 <w:i/>
@@ -7898,8 +10443,18 @@
                 <w:sz w:val="16"/>
                 <w:szCs w:val="16"/>
               </w:rPr>
-              <w:t>City Photo</w:t>
-            </w:r>
+              <w:t xml:space="preserve">City </w:t>
+            </w:r>
+            <w:proofErr w:type="spellStart"/>
+            <w:r>
+              <w:rPr>
+                <w:color w:val="1E293B"/>
+                <w:sz w:val="16"/>
+                <w:szCs w:val="16"/>
+              </w:rPr>
+              <w:t>Photo</w:t>
+            </w:r>
+            <w:proofErr w:type="spellEnd"/>
           </w:p>
         </w:tc>
         <w:tc>
@@ -7983,7 +10538,31 @@
                 <w:szCs w:val="16"/>
                 <w:lang w:val="en-US"/>
               </w:rPr>
-              <w:t xml:space="preserve"> (wikidata live query)</w:t>
+              <w:t xml:space="preserve"> (</w:t>
+            </w:r>
+            <w:proofErr w:type="spellStart"/>
+            <w:r>
+              <w:rPr>
+                <w:i/>
+                <w:iCs/>
+                <w:color w:val="1E293B"/>
+                <w:sz w:val="16"/>
+                <w:szCs w:val="16"/>
+                <w:lang w:val="en-US"/>
+              </w:rPr>
+              <w:t>wikidata</w:t>
+            </w:r>
+            <w:proofErr w:type="spellEnd"/>
+            <w:r>
+              <w:rPr>
+                <w:i/>
+                <w:iCs/>
+                <w:color w:val="1E293B"/>
+                <w:sz w:val="16"/>
+                <w:szCs w:val="16"/>
+                <w:lang w:val="en-US"/>
+              </w:rPr>
+              <w:t xml:space="preserve"> live query)</w:t>
             </w:r>
           </w:p>
         </w:tc>
@@ -8052,13 +10631,41 @@
                 <w:szCs w:val="16"/>
               </w:rPr>
             </w:pPr>
-            <w:r>
-              <w:rPr>
-                <w:color w:val="1E293B"/>
-                <w:sz w:val="16"/>
-                <w:szCs w:val="16"/>
-              </w:rPr>
-              <w:t>Tooltip (Awesome Tables)</w:t>
+            <w:proofErr w:type="spellStart"/>
+            <w:r>
+              <w:rPr>
+                <w:color w:val="1E293B"/>
+                <w:sz w:val="16"/>
+                <w:szCs w:val="16"/>
+              </w:rPr>
+              <w:t>Tooltip</w:t>
+            </w:r>
+            <w:proofErr w:type="spellEnd"/>
+            <w:r>
+              <w:rPr>
+                <w:color w:val="1E293B"/>
+                <w:sz w:val="16"/>
+                <w:szCs w:val="16"/>
+              </w:rPr>
+              <w:t xml:space="preserve"> (</w:t>
+            </w:r>
+            <w:proofErr w:type="spellStart"/>
+            <w:r>
+              <w:rPr>
+                <w:color w:val="1E293B"/>
+                <w:sz w:val="16"/>
+                <w:szCs w:val="16"/>
+              </w:rPr>
+              <w:t>Awesome</w:t>
+            </w:r>
+            <w:proofErr w:type="spellEnd"/>
+            <w:r>
+              <w:rPr>
+                <w:color w:val="1E293B"/>
+                <w:sz w:val="16"/>
+                <w:szCs w:val="16"/>
+              </w:rPr>
+              <w:t xml:space="preserve"> Tables)</w:t>
             </w:r>
           </w:p>
         </w:tc>
@@ -8087,14 +10694,34 @@
                 <w:szCs w:val="16"/>
               </w:rPr>
             </w:pPr>
-            <w:r>
-              <w:rPr>
-                <w:color w:val="1E293B"/>
-                <w:sz w:val="16"/>
-                <w:szCs w:val="16"/>
-              </w:rPr>
-              <w:t>Awesome Tables template</w:t>
-            </w:r>
+            <w:proofErr w:type="spellStart"/>
+            <w:r>
+              <w:rPr>
+                <w:color w:val="1E293B"/>
+                <w:sz w:val="16"/>
+                <w:szCs w:val="16"/>
+              </w:rPr>
+              <w:t>Awesome</w:t>
+            </w:r>
+            <w:proofErr w:type="spellEnd"/>
+            <w:r>
+              <w:rPr>
+                <w:color w:val="1E293B"/>
+                <w:sz w:val="16"/>
+                <w:szCs w:val="16"/>
+              </w:rPr>
+              <w:t xml:space="preserve"> Tables </w:t>
+            </w:r>
+            <w:proofErr w:type="spellStart"/>
+            <w:r>
+              <w:rPr>
+                <w:color w:val="1E293B"/>
+                <w:sz w:val="16"/>
+                <w:szCs w:val="16"/>
+              </w:rPr>
+              <w:t>template</w:t>
+            </w:r>
+            <w:proofErr w:type="spellEnd"/>
           </w:p>
         </w:tc>
         <w:tc>
@@ -8122,6 +10749,7 @@
                 <w:szCs w:val="16"/>
               </w:rPr>
             </w:pPr>
+            <w:proofErr w:type="spellStart"/>
             <w:r>
               <w:rPr>
                 <w:i/>
@@ -8130,7 +10758,40 @@
                 <w:sz w:val="16"/>
                 <w:szCs w:val="16"/>
               </w:rPr>
-              <w:t>Empty (AT placeholder)</w:t>
+              <w:t>Empty</w:t>
+            </w:r>
+            <w:proofErr w:type="spellEnd"/>
+            <w:r>
+              <w:rPr>
+                <w:i/>
+                <w:iCs/>
+                <w:color w:val="1E293B"/>
+                <w:sz w:val="16"/>
+                <w:szCs w:val="16"/>
+              </w:rPr>
+              <w:t xml:space="preserve"> (AT </w:t>
+            </w:r>
+            <w:proofErr w:type="spellStart"/>
+            <w:r>
+              <w:rPr>
+                <w:i/>
+                <w:iCs/>
+                <w:color w:val="1E293B"/>
+                <w:sz w:val="16"/>
+                <w:szCs w:val="16"/>
+              </w:rPr>
+              <w:t>placeholder</w:t>
+            </w:r>
+            <w:proofErr w:type="spellEnd"/>
+            <w:r>
+              <w:rPr>
+                <w:i/>
+                <w:iCs/>
+                <w:color w:val="1E293B"/>
+                <w:sz w:val="16"/>
+                <w:szCs w:val="16"/>
+              </w:rPr>
+              <w:t>)</w:t>
             </w:r>
           </w:p>
         </w:tc>
@@ -8239,14 +10900,34 @@
                 <w:szCs w:val="16"/>
               </w:rPr>
             </w:pPr>
-            <w:r>
-              <w:rPr>
-                <w:color w:val="1E293B"/>
-                <w:sz w:val="16"/>
-                <w:szCs w:val="16"/>
-              </w:rPr>
-              <w:t>allianz_offices worksheet</w:t>
-            </w:r>
+            <w:proofErr w:type="spellStart"/>
+            <w:r>
+              <w:rPr>
+                <w:color w:val="1E293B"/>
+                <w:sz w:val="16"/>
+                <w:szCs w:val="16"/>
+              </w:rPr>
+              <w:t>allianz_offices</w:t>
+            </w:r>
+            <w:proofErr w:type="spellEnd"/>
+            <w:r>
+              <w:rPr>
+                <w:color w:val="1E293B"/>
+                <w:sz w:val="16"/>
+                <w:szCs w:val="16"/>
+              </w:rPr>
+              <w:t xml:space="preserve"> </w:t>
+            </w:r>
+            <w:proofErr w:type="spellStart"/>
+            <w:r>
+              <w:rPr>
+                <w:color w:val="1E293B"/>
+                <w:sz w:val="16"/>
+                <w:szCs w:val="16"/>
+              </w:rPr>
+              <w:t>worksheet</w:t>
+            </w:r>
+            <w:proofErr w:type="spellEnd"/>
           </w:p>
         </w:tc>
         <w:tc>
@@ -8284,7 +10965,51 @@
                 <w:sz w:val="16"/>
                 <w:szCs w:val="16"/>
               </w:rPr>
-              <w:t>XLOOKUP (inyected via Script)</w:t>
+              <w:t>XLOOKUP (</w:t>
+            </w:r>
+            <w:proofErr w:type="spellStart"/>
+            <w:r>
+              <w:rPr>
+                <w:i/>
+                <w:iCs/>
+                <w:color w:val="1E293B"/>
+                <w:sz w:val="16"/>
+                <w:szCs w:val="16"/>
+              </w:rPr>
+              <w:t>inyected</w:t>
+            </w:r>
+            <w:proofErr w:type="spellEnd"/>
+            <w:r>
+              <w:rPr>
+                <w:i/>
+                <w:iCs/>
+                <w:color w:val="1E293B"/>
+                <w:sz w:val="16"/>
+                <w:szCs w:val="16"/>
+              </w:rPr>
+              <w:t xml:space="preserve"> </w:t>
+            </w:r>
+            <w:proofErr w:type="spellStart"/>
+            <w:r>
+              <w:rPr>
+                <w:i/>
+                <w:iCs/>
+                <w:color w:val="1E293B"/>
+                <w:sz w:val="16"/>
+                <w:szCs w:val="16"/>
+              </w:rPr>
+              <w:t>via</w:t>
+            </w:r>
+            <w:proofErr w:type="spellEnd"/>
+            <w:r>
+              <w:rPr>
+                <w:i/>
+                <w:iCs/>
+                <w:color w:val="1E293B"/>
+                <w:sz w:val="16"/>
+                <w:szCs w:val="16"/>
+              </w:rPr>
+              <w:t xml:space="preserve"> Script)</w:t>
             </w:r>
           </w:p>
         </w:tc>
@@ -8363,8 +11088,18 @@
                 <w:sz w:val="16"/>
                 <w:szCs w:val="16"/>
               </w:rPr>
-              <w:t>Allianz Address</w:t>
-            </w:r>
+              <w:t xml:space="preserve">Allianz </w:t>
+            </w:r>
+            <w:proofErr w:type="spellStart"/>
+            <w:r>
+              <w:rPr>
+                <w:color w:val="1E293B"/>
+                <w:sz w:val="16"/>
+                <w:szCs w:val="16"/>
+              </w:rPr>
+              <w:t>Address</w:t>
+            </w:r>
+            <w:proofErr w:type="spellEnd"/>
           </w:p>
         </w:tc>
         <w:tc>
@@ -8393,14 +11128,34 @@
                 <w:szCs w:val="16"/>
               </w:rPr>
             </w:pPr>
-            <w:r>
-              <w:rPr>
-                <w:color w:val="1E293B"/>
-                <w:sz w:val="16"/>
-                <w:szCs w:val="16"/>
-              </w:rPr>
-              <w:t>allianz_offices worksheet</w:t>
-            </w:r>
+            <w:proofErr w:type="spellStart"/>
+            <w:r>
+              <w:rPr>
+                <w:color w:val="1E293B"/>
+                <w:sz w:val="16"/>
+                <w:szCs w:val="16"/>
+              </w:rPr>
+              <w:t>allianz_offices</w:t>
+            </w:r>
+            <w:proofErr w:type="spellEnd"/>
+            <w:r>
+              <w:rPr>
+                <w:color w:val="1E293B"/>
+                <w:sz w:val="16"/>
+                <w:szCs w:val="16"/>
+              </w:rPr>
+              <w:t xml:space="preserve"> </w:t>
+            </w:r>
+            <w:proofErr w:type="spellStart"/>
+            <w:r>
+              <w:rPr>
+                <w:color w:val="1E293B"/>
+                <w:sz w:val="16"/>
+                <w:szCs w:val="16"/>
+              </w:rPr>
+              <w:t>worksheet</w:t>
+            </w:r>
+            <w:proofErr w:type="spellEnd"/>
           </w:p>
         </w:tc>
         <w:tc>
@@ -8438,7 +11193,51 @@
                 <w:sz w:val="16"/>
                 <w:szCs w:val="16"/>
               </w:rPr>
-              <w:t>XLOOKUP (inyected via Script)</w:t>
+              <w:t>XLOOKUP (</w:t>
+            </w:r>
+            <w:proofErr w:type="spellStart"/>
+            <w:r>
+              <w:rPr>
+                <w:i/>
+                <w:iCs/>
+                <w:color w:val="1E293B"/>
+                <w:sz w:val="16"/>
+                <w:szCs w:val="16"/>
+              </w:rPr>
+              <w:t>inyected</w:t>
+            </w:r>
+            <w:proofErr w:type="spellEnd"/>
+            <w:r>
+              <w:rPr>
+                <w:i/>
+                <w:iCs/>
+                <w:color w:val="1E293B"/>
+                <w:sz w:val="16"/>
+                <w:szCs w:val="16"/>
+              </w:rPr>
+              <w:t xml:space="preserve"> </w:t>
+            </w:r>
+            <w:proofErr w:type="spellStart"/>
+            <w:r>
+              <w:rPr>
+                <w:i/>
+                <w:iCs/>
+                <w:color w:val="1E293B"/>
+                <w:sz w:val="16"/>
+                <w:szCs w:val="16"/>
+              </w:rPr>
+              <w:t>via</w:t>
+            </w:r>
+            <w:proofErr w:type="spellEnd"/>
+            <w:r>
+              <w:rPr>
+                <w:i/>
+                <w:iCs/>
+                <w:color w:val="1E293B"/>
+                <w:sz w:val="16"/>
+                <w:szCs w:val="16"/>
+              </w:rPr>
+              <w:t xml:space="preserve"> Script)</w:t>
             </w:r>
           </w:p>
         </w:tc>
@@ -8517,8 +11316,18 @@
                 <w:sz w:val="16"/>
                 <w:szCs w:val="16"/>
               </w:rPr>
-              <w:t>Allianz Telephone</w:t>
-            </w:r>
+              <w:t xml:space="preserve">Allianz </w:t>
+            </w:r>
+            <w:proofErr w:type="spellStart"/>
+            <w:r>
+              <w:rPr>
+                <w:color w:val="1E293B"/>
+                <w:sz w:val="16"/>
+                <w:szCs w:val="16"/>
+              </w:rPr>
+              <w:t>Telephone</w:t>
+            </w:r>
+            <w:proofErr w:type="spellEnd"/>
           </w:p>
         </w:tc>
         <w:tc>
@@ -8547,14 +11356,34 @@
                 <w:szCs w:val="16"/>
               </w:rPr>
             </w:pPr>
-            <w:r>
-              <w:rPr>
-                <w:color w:val="1E293B"/>
-                <w:sz w:val="16"/>
-                <w:szCs w:val="16"/>
-              </w:rPr>
-              <w:t>allianz_offices worksheet</w:t>
-            </w:r>
+            <w:proofErr w:type="spellStart"/>
+            <w:r>
+              <w:rPr>
+                <w:color w:val="1E293B"/>
+                <w:sz w:val="16"/>
+                <w:szCs w:val="16"/>
+              </w:rPr>
+              <w:t>allianz_offices</w:t>
+            </w:r>
+            <w:proofErr w:type="spellEnd"/>
+            <w:r>
+              <w:rPr>
+                <w:color w:val="1E293B"/>
+                <w:sz w:val="16"/>
+                <w:szCs w:val="16"/>
+              </w:rPr>
+              <w:t xml:space="preserve"> </w:t>
+            </w:r>
+            <w:proofErr w:type="spellStart"/>
+            <w:r>
+              <w:rPr>
+                <w:color w:val="1E293B"/>
+                <w:sz w:val="16"/>
+                <w:szCs w:val="16"/>
+              </w:rPr>
+              <w:t>worksheet</w:t>
+            </w:r>
+            <w:proofErr w:type="spellEnd"/>
           </w:p>
         </w:tc>
         <w:tc>
@@ -8592,7 +11421,51 @@
                 <w:sz w:val="16"/>
                 <w:szCs w:val="16"/>
               </w:rPr>
-              <w:t>XLOOKUP (inyected via Script)</w:t>
+              <w:t>XLOOKUP (</w:t>
+            </w:r>
+            <w:proofErr w:type="spellStart"/>
+            <w:r>
+              <w:rPr>
+                <w:i/>
+                <w:iCs/>
+                <w:color w:val="1E293B"/>
+                <w:sz w:val="16"/>
+                <w:szCs w:val="16"/>
+              </w:rPr>
+              <w:t>inyected</w:t>
+            </w:r>
+            <w:proofErr w:type="spellEnd"/>
+            <w:r>
+              <w:rPr>
+                <w:i/>
+                <w:iCs/>
+                <w:color w:val="1E293B"/>
+                <w:sz w:val="16"/>
+                <w:szCs w:val="16"/>
+              </w:rPr>
+              <w:t xml:space="preserve"> </w:t>
+            </w:r>
+            <w:proofErr w:type="spellStart"/>
+            <w:r>
+              <w:rPr>
+                <w:i/>
+                <w:iCs/>
+                <w:color w:val="1E293B"/>
+                <w:sz w:val="16"/>
+                <w:szCs w:val="16"/>
+              </w:rPr>
+              <w:t>via</w:t>
+            </w:r>
+            <w:proofErr w:type="spellEnd"/>
+            <w:r>
+              <w:rPr>
+                <w:i/>
+                <w:iCs/>
+                <w:color w:val="1E293B"/>
+                <w:sz w:val="16"/>
+                <w:szCs w:val="16"/>
+              </w:rPr>
+              <w:t xml:space="preserve"> Script)</w:t>
             </w:r>
           </w:p>
         </w:tc>
@@ -8812,8 +11685,20 @@
                 <w:sz w:val="20"/>
                 <w:szCs w:val="20"/>
               </w:rPr>
-              <w:t>Storage Strategy</w:t>
-            </w:r>
+              <w:t xml:space="preserve">Storage </w:t>
+            </w:r>
+            <w:proofErr w:type="spellStart"/>
+            <w:r>
+              <w:rPr>
+                <w:b/>
+                <w:bCs/>
+                <w:color w:val="1E293B"/>
+                <w:sz w:val="20"/>
+                <w:szCs w:val="20"/>
+              </w:rPr>
+              <w:t>Strategy</w:t>
+            </w:r>
+            <w:proofErr w:type="spellEnd"/>
           </w:p>
         </w:tc>
         <w:tc>
@@ -8846,8 +11731,20 @@
                 <w:sz w:val="20"/>
                 <w:szCs w:val="20"/>
               </w:rPr>
-              <w:t>Storage Strategy</w:t>
-            </w:r>
+              <w:t xml:space="preserve">Storage </w:t>
+            </w:r>
+            <w:proofErr w:type="spellStart"/>
+            <w:r>
+              <w:rPr>
+                <w:b/>
+                <w:bCs/>
+                <w:color w:val="1E293B"/>
+                <w:sz w:val="20"/>
+                <w:szCs w:val="20"/>
+              </w:rPr>
+              <w:t>Strategy</w:t>
+            </w:r>
+            <w:proofErr w:type="spellEnd"/>
           </w:p>
         </w:tc>
       </w:tr>
@@ -8880,13 +11777,59 @@
               </w:rPr>
               <w:t xml:space="preserve">Pre-calculated once, stored in Google Sheets. </w:t>
             </w:r>
-            <w:r>
-              <w:rPr>
-                <w:color w:val="1E293B"/>
-                <w:sz w:val="20"/>
-                <w:szCs w:val="20"/>
-              </w:rPr>
-              <w:t>Retrieved instantly via XLOOKUP.</w:t>
+            <w:proofErr w:type="spellStart"/>
+            <w:r>
+              <w:rPr>
+                <w:color w:val="1E293B"/>
+                <w:sz w:val="20"/>
+                <w:szCs w:val="20"/>
+              </w:rPr>
+              <w:t>Retrieved</w:t>
+            </w:r>
+            <w:proofErr w:type="spellEnd"/>
+            <w:r>
+              <w:rPr>
+                <w:color w:val="1E293B"/>
+                <w:sz w:val="20"/>
+                <w:szCs w:val="20"/>
+              </w:rPr>
+              <w:t xml:space="preserve"> </w:t>
+            </w:r>
+            <w:proofErr w:type="spellStart"/>
+            <w:r>
+              <w:rPr>
+                <w:color w:val="1E293B"/>
+                <w:sz w:val="20"/>
+                <w:szCs w:val="20"/>
+              </w:rPr>
+              <w:t>instantly</w:t>
+            </w:r>
+            <w:proofErr w:type="spellEnd"/>
+            <w:r>
+              <w:rPr>
+                <w:color w:val="1E293B"/>
+                <w:sz w:val="20"/>
+                <w:szCs w:val="20"/>
+              </w:rPr>
+              <w:t xml:space="preserve"> </w:t>
+            </w:r>
+            <w:proofErr w:type="spellStart"/>
+            <w:r>
+              <w:rPr>
+                <w:color w:val="1E293B"/>
+                <w:sz w:val="20"/>
+                <w:szCs w:val="20"/>
+              </w:rPr>
+              <w:t>via</w:t>
+            </w:r>
+            <w:proofErr w:type="spellEnd"/>
+            <w:r>
+              <w:rPr>
+                <w:color w:val="1E293B"/>
+                <w:sz w:val="20"/>
+                <w:szCs w:val="20"/>
+              </w:rPr>
+              <w:t xml:space="preserve"> XLOOKUP.</w:t>
             </w:r>
           </w:p>
         </w:tc>
@@ -8957,8 +11900,20 @@
                 <w:sz w:val="20"/>
                 <w:szCs w:val="20"/>
               </w:rPr>
-              <w:t>Data Fields</w:t>
-            </w:r>
+              <w:t xml:space="preserve">Data </w:t>
+            </w:r>
+            <w:proofErr w:type="spellStart"/>
+            <w:r>
+              <w:rPr>
+                <w:b/>
+                <w:bCs/>
+                <w:color w:val="1E293B"/>
+                <w:sz w:val="20"/>
+                <w:szCs w:val="20"/>
+              </w:rPr>
+              <w:t>Fields</w:t>
+            </w:r>
+            <w:proofErr w:type="spellEnd"/>
           </w:p>
         </w:tc>
         <w:tc>
@@ -8991,8 +11946,20 @@
                 <w:sz w:val="20"/>
                 <w:szCs w:val="20"/>
               </w:rPr>
-              <w:t>Data Fields</w:t>
-            </w:r>
+              <w:t xml:space="preserve">Data </w:t>
+            </w:r>
+            <w:proofErr w:type="spellStart"/>
+            <w:r>
+              <w:rPr>
+                <w:b/>
+                <w:bCs/>
+                <w:color w:val="1E293B"/>
+                <w:sz w:val="20"/>
+                <w:szCs w:val="20"/>
+              </w:rPr>
+              <w:t>Fields</w:t>
+            </w:r>
+            <w:proofErr w:type="spellEnd"/>
           </w:p>
         </w:tc>
       </w:tr>
@@ -9022,7 +11989,25 @@
                 <w:sz w:val="20"/>
                 <w:szCs w:val="20"/>
               </w:rPr>
-              <w:t>City ID, State, Country</w:t>
+              <w:t xml:space="preserve">City ID, </w:t>
+            </w:r>
+            <w:proofErr w:type="spellStart"/>
+            <w:r>
+              <w:rPr>
+                <w:color w:val="1E293B"/>
+                <w:sz w:val="20"/>
+                <w:szCs w:val="20"/>
+              </w:rPr>
+              <w:t>State</w:t>
+            </w:r>
+            <w:proofErr w:type="spellEnd"/>
+            <w:r>
+              <w:rPr>
+                <w:color w:val="1E293B"/>
+                <w:sz w:val="20"/>
+                <w:szCs w:val="20"/>
+              </w:rPr>
+              <w:t>, Country</w:t>
             </w:r>
           </w:p>
         </w:tc>
@@ -9082,14 +12067,34 @@
             <w:vAlign w:val="center"/>
           </w:tcPr>
           <w:p>
-            <w:r>
-              <w:rPr>
-                <w:color w:val="1E293B"/>
-                <w:sz w:val="20"/>
-                <w:szCs w:val="20"/>
-              </w:rPr>
-              <w:t>Continent &amp; Subregion</w:t>
-            </w:r>
+            <w:proofErr w:type="spellStart"/>
+            <w:r>
+              <w:rPr>
+                <w:color w:val="1E293B"/>
+                <w:sz w:val="20"/>
+                <w:szCs w:val="20"/>
+              </w:rPr>
+              <w:t>Continent</w:t>
+            </w:r>
+            <w:proofErr w:type="spellEnd"/>
+            <w:r>
+              <w:rPr>
+                <w:color w:val="1E293B"/>
+                <w:sz w:val="20"/>
+                <w:szCs w:val="20"/>
+              </w:rPr>
+              <w:t xml:space="preserve"> &amp; </w:t>
+            </w:r>
+            <w:proofErr w:type="spellStart"/>
+            <w:r>
+              <w:rPr>
+                <w:color w:val="1E293B"/>
+                <w:sz w:val="20"/>
+                <w:szCs w:val="20"/>
+              </w:rPr>
+              <w:t>Subregion</w:t>
+            </w:r>
+            <w:proofErr w:type="spellEnd"/>
           </w:p>
         </w:tc>
         <w:tc>
@@ -9214,14 +12219,34 @@
             <w:vAlign w:val="center"/>
           </w:tcPr>
           <w:p>
-            <w:r>
-              <w:rPr>
-                <w:color w:val="1E293B"/>
-                <w:sz w:val="20"/>
-                <w:szCs w:val="20"/>
-              </w:rPr>
-              <w:t>Latitude &amp; Longitude</w:t>
-            </w:r>
+            <w:proofErr w:type="spellStart"/>
+            <w:r>
+              <w:rPr>
+                <w:color w:val="1E293B"/>
+                <w:sz w:val="20"/>
+                <w:szCs w:val="20"/>
+              </w:rPr>
+              <w:t>Latitude</w:t>
+            </w:r>
+            <w:proofErr w:type="spellEnd"/>
+            <w:r>
+              <w:rPr>
+                <w:color w:val="1E293B"/>
+                <w:sz w:val="20"/>
+                <w:szCs w:val="20"/>
+              </w:rPr>
+              <w:t xml:space="preserve"> &amp; </w:t>
+            </w:r>
+            <w:proofErr w:type="spellStart"/>
+            <w:r>
+              <w:rPr>
+                <w:color w:val="1E293B"/>
+                <w:sz w:val="20"/>
+                <w:szCs w:val="20"/>
+              </w:rPr>
+              <w:t>Longitude</w:t>
+            </w:r>
+            <w:proofErr w:type="spellEnd"/>
           </w:p>
         </w:tc>
         <w:tc>
@@ -9271,8 +12296,18 @@
                 <w:sz w:val="20"/>
                 <w:szCs w:val="20"/>
               </w:rPr>
-              <w:t>City &amp; Country Population</w:t>
-            </w:r>
+              <w:t xml:space="preserve">City &amp; Country </w:t>
+            </w:r>
+            <w:proofErr w:type="spellStart"/>
+            <w:r>
+              <w:rPr>
+                <w:color w:val="1E293B"/>
+                <w:sz w:val="20"/>
+                <w:szCs w:val="20"/>
+              </w:rPr>
+              <w:t>Population</w:t>
+            </w:r>
+            <w:proofErr w:type="spellEnd"/>
           </w:p>
         </w:tc>
         <w:tc>
@@ -9322,8 +12357,18 @@
                 <w:sz w:val="20"/>
                 <w:szCs w:val="20"/>
               </w:rPr>
-              <w:t>Country Capital &amp; Flag</w:t>
-            </w:r>
+              <w:t xml:space="preserve">Country Capital &amp; </w:t>
+            </w:r>
+            <w:proofErr w:type="spellStart"/>
+            <w:r>
+              <w:rPr>
+                <w:color w:val="1E293B"/>
+                <w:sz w:val="20"/>
+                <w:szCs w:val="20"/>
+              </w:rPr>
+              <w:t>Flag</w:t>
+            </w:r>
+            <w:proofErr w:type="spellEnd"/>
           </w:p>
         </w:tc>
         <w:tc>
@@ -9373,7 +12418,25 @@
                 <w:sz w:val="20"/>
                 <w:szCs w:val="20"/>
               </w:rPr>
-              <w:t>City &amp; Country Wikidata ID</w:t>
+              <w:t xml:space="preserve">City &amp; Country </w:t>
+            </w:r>
+            <w:proofErr w:type="spellStart"/>
+            <w:r>
+              <w:rPr>
+                <w:color w:val="1E293B"/>
+                <w:sz w:val="20"/>
+                <w:szCs w:val="20"/>
+              </w:rPr>
+              <w:t>Wikidata</w:t>
+            </w:r>
+            <w:proofErr w:type="spellEnd"/>
+            <w:r>
+              <w:rPr>
+                <w:color w:val="1E293B"/>
+                <w:sz w:val="20"/>
+                <w:szCs w:val="20"/>
+              </w:rPr>
+              <w:t xml:space="preserve"> ID</w:t>
             </w:r>
           </w:p>
         </w:tc>
@@ -9618,7 +12681,31 @@
                 <w:szCs w:val="20"/>
                 <w:lang w:val="en-US"/>
               </w:rPr>
-              <w:t>Source: DuckDB-joined CSV lookup table</w:t>
+              <w:t xml:space="preserve">Source: </w:t>
+            </w:r>
+            <w:proofErr w:type="spellStart"/>
+            <w:r>
+              <w:rPr>
+                <w:i/>
+                <w:iCs/>
+                <w:color w:val="1E293B"/>
+                <w:sz w:val="20"/>
+                <w:szCs w:val="20"/>
+                <w:lang w:val="en-US"/>
+              </w:rPr>
+              <w:t>DuckDB</w:t>
+            </w:r>
+            <w:proofErr w:type="spellEnd"/>
+            <w:r>
+              <w:rPr>
+                <w:i/>
+                <w:iCs/>
+                <w:color w:val="1E293B"/>
+                <w:sz w:val="20"/>
+                <w:szCs w:val="20"/>
+                <w:lang w:val="en-US"/>
+              </w:rPr>
+              <w:t>-joined CSV lookup table</w:t>
             </w:r>
           </w:p>
         </w:tc>
@@ -9677,6 +12764,7 @@
           <w:lang w:val="en-US"/>
         </w:rPr>
       </w:pPr>
+      <w:proofErr w:type="spellStart"/>
       <w:r>
         <w:rPr>
           <w:b/>
@@ -9684,14 +12772,56 @@
           <w:color w:val="1E293B"/>
           <w:lang w:val="en-US"/>
         </w:rPr>
-        <w:t>Amortising processing with storage</w:t>
-      </w:r>
-      <w:r>
-        <w:rPr>
+        <w:t>Amortising</w:t>
+      </w:r>
+      <w:proofErr w:type="spellEnd"/>
+      <w:r>
+        <w:rPr>
+          <w:b/>
+          <w:bCs/>
           <w:color w:val="1E293B"/>
           <w:lang w:val="en-US"/>
         </w:rPr>
-        <w:t xml:space="preserve"> is the guiding principle. Static data is calculated once using DuckDB and stored permanently. Dynamic data is calculated live on each submission. This minimises both API dependency and computational cost while ensuring the dashboard is always accurate.</w:t>
+        <w:t xml:space="preserve"> processing with storage</w:t>
+      </w:r>
+      <w:r>
+        <w:rPr>
+          <w:color w:val="1E293B"/>
+          <w:lang w:val="en-US"/>
+        </w:rPr>
+        <w:t xml:space="preserve"> is the guiding principle. Static data is calculated once using </w:t>
+      </w:r>
+      <w:proofErr w:type="spellStart"/>
+      <w:r>
+        <w:rPr>
+          <w:color w:val="1E293B"/>
+          <w:lang w:val="en-US"/>
+        </w:rPr>
+        <w:t>DuckDB</w:t>
+      </w:r>
+      <w:proofErr w:type="spellEnd"/>
+      <w:r>
+        <w:rPr>
+          <w:color w:val="1E293B"/>
+          <w:lang w:val="en-US"/>
+        </w:rPr>
+        <w:t xml:space="preserve"> and stored permanently. Dynamic data is calculated live on each submission. This </w:t>
+      </w:r>
+      <w:proofErr w:type="spellStart"/>
+      <w:r>
+        <w:rPr>
+          <w:color w:val="1E293B"/>
+          <w:lang w:val="en-US"/>
+        </w:rPr>
+        <w:t>minimises</w:t>
+      </w:r>
+      <w:proofErr w:type="spellEnd"/>
+      <w:r>
+        <w:rPr>
+          <w:color w:val="1E293B"/>
+          <w:lang w:val="en-US"/>
+        </w:rPr>
+        <w:t xml:space="preserve"> both API dependency and computational cost while ensuring the dashboard is always accurate.</w:t>
       </w:r>
     </w:p>
     <w:p>
@@ -9833,9 +12963,22 @@
       </w:pPr>
       <w:bookmarkStart w:id="12" w:name="_Toc229414515"/>
       <w:r>
-        <w:t>Pipeline Execution Sequence</w:t>
+        <w:t xml:space="preserve">Pipeline </w:t>
+      </w:r>
+      <w:proofErr w:type="spellStart"/>
+      <w:r>
+        <w:t>Execution</w:t>
+      </w:r>
+      <w:proofErr w:type="spellEnd"/>
+      <w:r>
+        <w:t xml:space="preserve"> </w:t>
+      </w:r>
+      <w:proofErr w:type="spellStart"/>
+      <w:r>
+        <w:t>Sequence</w:t>
       </w:r>
       <w:bookmarkEnd w:id="12"/>
+      <w:proofErr w:type="spellEnd"/>
     </w:p>
     <w:p>
       <w:pPr>
@@ -9927,7 +13070,17 @@
                 <w:szCs w:val="18"/>
                 <w:lang w:val="en-US"/>
               </w:rPr>
-              <w:t xml:space="preserve">STEP 1  </w:t>
+              <w:t xml:space="preserve">STEP </w:t>
+            </w:r>
+            <w:proofErr w:type="gramStart"/>
+            <w:r>
+              <w:rPr>
+                <w:color w:val="FFFFFF"/>
+                <w:sz w:val="18"/>
+                <w:szCs w:val="18"/>
+                <w:lang w:val="en-US"/>
+              </w:rPr>
+              <w:t xml:space="preserve">1  </w:t>
             </w:r>
             <w:r>
               <w:rPr>
@@ -9936,7 +13089,17 @@
                 <w:color w:val="FFFFFF"/>
                 <w:lang w:val="en-US"/>
               </w:rPr>
-              <w:t>Static Lookup Formulas</w:t>
+              <w:t>Static</w:t>
+            </w:r>
+            <w:proofErr w:type="gramEnd"/>
+            <w:r>
+              <w:rPr>
+                <w:b/>
+                <w:bCs/>
+                <w:color w:val="FFFFFF"/>
+                <w:lang w:val="en-US"/>
+              </w:rPr>
+              <w:t xml:space="preserve"> Lookup Formulas</w:t>
             </w:r>
           </w:p>
           <w:p>
@@ -10053,7 +13216,17 @@
                 <w:szCs w:val="18"/>
                 <w:lang w:val="en-US"/>
               </w:rPr>
-              <w:t xml:space="preserve">STEP 2  </w:t>
+              <w:t xml:space="preserve">STEP </w:t>
+            </w:r>
+            <w:proofErr w:type="gramStart"/>
+            <w:r>
+              <w:rPr>
+                <w:color w:val="FFFFFF"/>
+                <w:sz w:val="18"/>
+                <w:szCs w:val="18"/>
+                <w:lang w:val="en-US"/>
+              </w:rPr>
+              <w:t xml:space="preserve">2  </w:t>
             </w:r>
             <w:r>
               <w:rPr>
@@ -10062,7 +13235,17 @@
                 <w:color w:val="FFFFFF"/>
                 <w:lang w:val="en-US"/>
               </w:rPr>
-              <w:t>City Photo Retrieval</w:t>
+              <w:t>City</w:t>
+            </w:r>
+            <w:proofErr w:type="gramEnd"/>
+            <w:r>
+              <w:rPr>
+                <w:b/>
+                <w:bCs/>
+                <w:color w:val="FFFFFF"/>
+                <w:lang w:val="en-US"/>
+              </w:rPr>
+              <w:t xml:space="preserve"> Photo Retrieval</w:t>
             </w:r>
           </w:p>
           <w:p>
@@ -10179,7 +13362,17 @@
                 <w:szCs w:val="18"/>
                 <w:lang w:val="en-US"/>
               </w:rPr>
-              <w:t xml:space="preserve">STEP 3  </w:t>
+              <w:t xml:space="preserve">STEP </w:t>
+            </w:r>
+            <w:proofErr w:type="gramStart"/>
+            <w:r>
+              <w:rPr>
+                <w:color w:val="FFFFFF"/>
+                <w:sz w:val="18"/>
+                <w:szCs w:val="18"/>
+                <w:lang w:val="en-US"/>
+              </w:rPr>
+              <w:t xml:space="preserve">3  </w:t>
             </w:r>
             <w:r>
               <w:rPr>
@@ -10188,7 +13381,17 @@
                 <w:color w:val="FFFFFF"/>
                 <w:lang w:val="en-US"/>
               </w:rPr>
-              <w:t>Live Weather Enrichment</w:t>
+              <w:t>Live</w:t>
+            </w:r>
+            <w:proofErr w:type="gramEnd"/>
+            <w:r>
+              <w:rPr>
+                <w:b/>
+                <w:bCs/>
+                <w:color w:val="FFFFFF"/>
+                <w:lang w:val="en-US"/>
+              </w:rPr>
+              <w:t xml:space="preserve"> Weather Enrichment</w:t>
             </w:r>
           </w:p>
           <w:p>
@@ -10206,7 +13409,31 @@
                 <w:szCs w:val="18"/>
                 <w:lang w:val="en-US"/>
               </w:rPr>
-              <w:t>Weather API called with lat/long coordinates</w:t>
+              <w:t xml:space="preserve">Weather API called with </w:t>
+            </w:r>
+            <w:proofErr w:type="spellStart"/>
+            <w:r>
+              <w:rPr>
+                <w:i/>
+                <w:iCs/>
+                <w:color w:val="FFFFFF"/>
+                <w:sz w:val="18"/>
+                <w:szCs w:val="18"/>
+                <w:lang w:val="en-US"/>
+              </w:rPr>
+              <w:t>lat</w:t>
+            </w:r>
+            <w:proofErr w:type="spellEnd"/>
+            <w:r>
+              <w:rPr>
+                <w:i/>
+                <w:iCs/>
+                <w:color w:val="FFFFFF"/>
+                <w:sz w:val="18"/>
+                <w:szCs w:val="18"/>
+                <w:lang w:val="en-US"/>
+              </w:rPr>
+              <w:t>/long coordinates</w:t>
             </w:r>
             <w:r>
               <w:rPr>
@@ -10327,7 +13554,17 @@
                 <w:szCs w:val="18"/>
                 <w:lang w:val="en-US"/>
               </w:rPr>
-              <w:t xml:space="preserve">STEP 4  </w:t>
+              <w:t xml:space="preserve">STEP </w:t>
+            </w:r>
+            <w:proofErr w:type="gramStart"/>
+            <w:r>
+              <w:rPr>
+                <w:color w:val="FFFFFF"/>
+                <w:sz w:val="18"/>
+                <w:szCs w:val="18"/>
+                <w:lang w:val="en-US"/>
+              </w:rPr>
+              <w:t xml:space="preserve">4  </w:t>
             </w:r>
             <w:r>
               <w:rPr>
@@ -10336,15 +13573,26 @@
                 <w:color w:val="FFFFFF"/>
                 <w:lang w:val="en-US"/>
               </w:rPr>
-              <w:t>Motto &amp; Coat of Arms</w:t>
-            </w:r>
-          </w:p>
-          <w:p>
-            <w:pPr>
-              <w:rPr>
-                <w:lang w:val="en-US"/>
-              </w:rPr>
-            </w:pPr>
+              <w:t>Motto</w:t>
+            </w:r>
+            <w:proofErr w:type="gramEnd"/>
+            <w:r>
+              <w:rPr>
+                <w:b/>
+                <w:bCs/>
+                <w:color w:val="FFFFFF"/>
+                <w:lang w:val="en-US"/>
+              </w:rPr>
+              <w:t xml:space="preserve"> &amp; Coat of Arms</w:t>
+            </w:r>
+          </w:p>
+          <w:p>
+            <w:pPr>
+              <w:rPr>
+                <w:lang w:val="en-US"/>
+              </w:rPr>
+            </w:pPr>
+            <w:proofErr w:type="spellStart"/>
             <w:r>
               <w:rPr>
                 <w:i/>
@@ -10354,7 +13602,19 @@
                 <w:szCs w:val="18"/>
                 <w:lang w:val="en-US"/>
               </w:rPr>
-              <w:t>Wikidata queried using the city QID for motto text and coat of arms image URL</w:t>
+              <w:t>Wikidata</w:t>
+            </w:r>
+            <w:proofErr w:type="spellEnd"/>
+            <w:r>
+              <w:rPr>
+                <w:i/>
+                <w:iCs/>
+                <w:color w:val="FFFFFF"/>
+                <w:sz w:val="18"/>
+                <w:szCs w:val="18"/>
+                <w:lang w:val="en-US"/>
+              </w:rPr>
+              <w:t xml:space="preserve"> queried using the city QID for motto text and coat of arms image URL</w:t>
             </w:r>
           </w:p>
         </w:tc>
@@ -10453,7 +13713,17 @@
                 <w:szCs w:val="18"/>
                 <w:lang w:val="en-US"/>
               </w:rPr>
-              <w:t xml:space="preserve">STEP 5  </w:t>
+              <w:t xml:space="preserve">STEP </w:t>
+            </w:r>
+            <w:proofErr w:type="gramStart"/>
+            <w:r>
+              <w:rPr>
+                <w:color w:val="FFFFFF"/>
+                <w:sz w:val="18"/>
+                <w:szCs w:val="18"/>
+                <w:lang w:val="en-US"/>
+              </w:rPr>
+              <w:t xml:space="preserve">5  </w:t>
             </w:r>
             <w:r>
               <w:rPr>
@@ -10462,7 +13732,17 @@
                 <w:color w:val="FFFFFF"/>
                 <w:lang w:val="en-US"/>
               </w:rPr>
-              <w:t>AI-Generated Fields</w:t>
+              <w:t>AI</w:t>
+            </w:r>
+            <w:proofErr w:type="gramEnd"/>
+            <w:r>
+              <w:rPr>
+                <w:b/>
+                <w:bCs/>
+                <w:color w:val="FFFFFF"/>
+                <w:lang w:val="en-US"/>
+              </w:rPr>
+              <w:t>-Generated Fields</w:t>
             </w:r>
           </w:p>
           <w:p>
@@ -10480,7 +13760,31 @@
                 <w:szCs w:val="18"/>
                 <w:lang w:val="en-US"/>
               </w:rPr>
-              <w:t>Gemini API generates structured JSON containing airport name and localised greeting</w:t>
+              <w:t xml:space="preserve">Gemini API generates structured JSON containing airport name and </w:t>
+            </w:r>
+            <w:proofErr w:type="spellStart"/>
+            <w:r>
+              <w:rPr>
+                <w:i/>
+                <w:iCs/>
+                <w:color w:val="FFFFFF"/>
+                <w:sz w:val="18"/>
+                <w:szCs w:val="18"/>
+                <w:lang w:val="en-US"/>
+              </w:rPr>
+              <w:t>localised</w:t>
+            </w:r>
+            <w:proofErr w:type="spellEnd"/>
+            <w:r>
+              <w:rPr>
+                <w:i/>
+                <w:iCs/>
+                <w:color w:val="FFFFFF"/>
+                <w:sz w:val="18"/>
+                <w:szCs w:val="18"/>
+                <w:lang w:val="en-US"/>
+              </w:rPr>
+              <w:t xml:space="preserve"> greeting</w:t>
             </w:r>
           </w:p>
         </w:tc>
@@ -10574,7 +13878,17 @@
                 <w:szCs w:val="18"/>
                 <w:lang w:val="en-US"/>
               </w:rPr>
-              <w:t xml:space="preserve">STEP 6  </w:t>
+              <w:t xml:space="preserve">STEP </w:t>
+            </w:r>
+            <w:proofErr w:type="gramStart"/>
+            <w:r>
+              <w:rPr>
+                <w:color w:val="FFFFFF"/>
+                <w:sz w:val="18"/>
+                <w:szCs w:val="18"/>
+                <w:lang w:val="en-US"/>
+              </w:rPr>
+              <w:t xml:space="preserve">6  </w:t>
             </w:r>
             <w:r>
               <w:rPr>
@@ -10583,7 +13897,17 @@
                 <w:color w:val="FFFFFF"/>
                 <w:lang w:val="en-US"/>
               </w:rPr>
-              <w:t>Row Complete</w:t>
+              <w:t>Row</w:t>
+            </w:r>
+            <w:proofErr w:type="gramEnd"/>
+            <w:r>
+              <w:rPr>
+                <w:b/>
+                <w:bCs/>
+                <w:color w:val="FFFFFF"/>
+                <w:lang w:val="en-US"/>
+              </w:rPr>
+              <w:t xml:space="preserve"> Complete</w:t>
             </w:r>
           </w:p>
           <w:p>
@@ -10638,11 +13962,21 @@
         <w:pStyle w:val="Ttulo2"/>
       </w:pPr>
       <w:bookmarkStart w:id="13" w:name="_Toc229414516"/>
+      <w:proofErr w:type="spellStart"/>
       <w:r>
         <w:lastRenderedPageBreak/>
-        <w:t>Enrichment Detail</w:t>
+        <w:t>Enrichment</w:t>
+      </w:r>
+      <w:proofErr w:type="spellEnd"/>
+      <w:r>
+        <w:t xml:space="preserve"> </w:t>
+      </w:r>
+      <w:proofErr w:type="spellStart"/>
+      <w:r>
+        <w:t>Detail</w:t>
       </w:r>
       <w:bookmarkEnd w:id="13"/>
+      <w:proofErr w:type="spellEnd"/>
     </w:p>
     <w:p>
       <w:pPr>
@@ -10723,6 +14057,7 @@
             <w:vAlign w:val="center"/>
           </w:tcPr>
           <w:p>
+            <w:proofErr w:type="spellStart"/>
             <w:r>
               <w:rPr>
                 <w:b/>
@@ -10731,7 +14066,18 @@
                 <w:sz w:val="20"/>
                 <w:szCs w:val="20"/>
               </w:rPr>
-              <w:t>Function / API</w:t>
+              <w:t>Function</w:t>
+            </w:r>
+            <w:proofErr w:type="spellEnd"/>
+            <w:r>
+              <w:rPr>
+                <w:b/>
+                <w:bCs/>
+                <w:color w:val="FFFFFF"/>
+                <w:sz w:val="20"/>
+                <w:szCs w:val="20"/>
+              </w:rPr>
+              <w:t xml:space="preserve"> / API</w:t>
             </w:r>
           </w:p>
         </w:tc>
@@ -10754,6 +14100,7 @@
             <w:vAlign w:val="center"/>
           </w:tcPr>
           <w:p>
+            <w:proofErr w:type="spellStart"/>
             <w:r>
               <w:rPr>
                 <w:b/>
@@ -10762,8 +14109,31 @@
                 <w:sz w:val="20"/>
                 <w:szCs w:val="20"/>
               </w:rPr>
-              <w:t>Fields Written</w:t>
-            </w:r>
+              <w:t>Fields</w:t>
+            </w:r>
+            <w:proofErr w:type="spellEnd"/>
+            <w:r>
+              <w:rPr>
+                <w:b/>
+                <w:bCs/>
+                <w:color w:val="FFFFFF"/>
+                <w:sz w:val="20"/>
+                <w:szCs w:val="20"/>
+              </w:rPr>
+              <w:t xml:space="preserve"> </w:t>
+            </w:r>
+            <w:proofErr w:type="spellStart"/>
+            <w:r>
+              <w:rPr>
+                <w:b/>
+                <w:bCs/>
+                <w:color w:val="FFFFFF"/>
+                <w:sz w:val="20"/>
+                <w:szCs w:val="20"/>
+              </w:rPr>
+              <w:t>Written</w:t>
+            </w:r>
+            <w:proofErr w:type="spellEnd"/>
           </w:p>
         </w:tc>
         <w:tc>
@@ -10818,6 +14188,7 @@
             <w:vAlign w:val="center"/>
           </w:tcPr>
           <w:p>
+            <w:proofErr w:type="spellStart"/>
             <w:r>
               <w:rPr>
                 <w:b/>
@@ -10828,6 +14199,7 @@
               </w:rPr>
               <w:t>Photo</w:t>
             </w:r>
+            <w:proofErr w:type="spellEnd"/>
             <w:r>
               <w:rPr>
                 <w:b/>
@@ -10836,8 +14208,42 @@
                 <w:sz w:val="20"/>
                 <w:szCs w:val="20"/>
               </w:rPr>
-              <w:t xml:space="preserve"> via Wikidata</w:t>
-            </w:r>
+              <w:t xml:space="preserve"> </w:t>
+            </w:r>
+            <w:proofErr w:type="spellStart"/>
+            <w:r>
+              <w:rPr>
+                <w:b/>
+                <w:bCs/>
+                <w:color w:val="1E293B"/>
+                <w:sz w:val="20"/>
+                <w:szCs w:val="20"/>
+              </w:rPr>
+              <w:t>via</w:t>
+            </w:r>
+            <w:proofErr w:type="spellEnd"/>
+            <w:r>
+              <w:rPr>
+                <w:b/>
+                <w:bCs/>
+                <w:color w:val="1E293B"/>
+                <w:sz w:val="20"/>
+                <w:szCs w:val="20"/>
+              </w:rPr>
+              <w:t xml:space="preserve"> </w:t>
+            </w:r>
+            <w:proofErr w:type="spellStart"/>
+            <w:r>
+              <w:rPr>
+                <w:b/>
+                <w:bCs/>
+                <w:color w:val="1E293B"/>
+                <w:sz w:val="20"/>
+                <w:szCs w:val="20"/>
+              </w:rPr>
+              <w:t>Wikidata</w:t>
+            </w:r>
+            <w:proofErr w:type="spellEnd"/>
           </w:p>
         </w:tc>
         <w:tc>
@@ -10859,13 +14265,23 @@
             <w:vAlign w:val="center"/>
           </w:tcPr>
           <w:p>
-            <w:r>
-              <w:rPr>
-                <w:color w:val="1E293B"/>
-                <w:sz w:val="20"/>
-                <w:szCs w:val="20"/>
-              </w:rPr>
-              <w:t>getWikipediaCityImage()</w:t>
+            <w:proofErr w:type="spellStart"/>
+            <w:r>
+              <w:rPr>
+                <w:color w:val="1E293B"/>
+                <w:sz w:val="20"/>
+                <w:szCs w:val="20"/>
+              </w:rPr>
+              <w:t>getWikipediaCityImage</w:t>
+            </w:r>
+            <w:proofErr w:type="spellEnd"/>
+            <w:r>
+              <w:rPr>
+                <w:color w:val="1E293B"/>
+                <w:sz w:val="20"/>
+                <w:szCs w:val="20"/>
+              </w:rPr>
+              <w:t>()</w:t>
             </w:r>
           </w:p>
         </w:tc>
@@ -10894,7 +14310,25 @@
                 <w:sz w:val="20"/>
                 <w:szCs w:val="20"/>
               </w:rPr>
-              <w:t>City photo URL</w:t>
+              <w:t xml:space="preserve">City </w:t>
+            </w:r>
+            <w:proofErr w:type="spellStart"/>
+            <w:r>
+              <w:rPr>
+                <w:color w:val="1E293B"/>
+                <w:sz w:val="20"/>
+                <w:szCs w:val="20"/>
+              </w:rPr>
+              <w:t>photo</w:t>
+            </w:r>
+            <w:proofErr w:type="spellEnd"/>
+            <w:r>
+              <w:rPr>
+                <w:color w:val="1E293B"/>
+                <w:sz w:val="20"/>
+                <w:szCs w:val="20"/>
+              </w:rPr>
+              <w:t xml:space="preserve"> URL</w:t>
             </w:r>
           </w:p>
         </w:tc>
@@ -10956,6 +14390,7 @@
             <w:vAlign w:val="center"/>
           </w:tcPr>
           <w:p>
+            <w:proofErr w:type="spellStart"/>
             <w:r>
               <w:rPr>
                 <w:b/>
@@ -10966,6 +14401,7 @@
               </w:rPr>
               <w:t>Weather</w:t>
             </w:r>
+            <w:proofErr w:type="spellEnd"/>
             <w:r>
               <w:rPr>
                 <w:b/>
@@ -10974,8 +14410,9 @@
                 <w:sz w:val="20"/>
                 <w:szCs w:val="20"/>
               </w:rPr>
-              <w:t xml:space="preserve"> via </w:t>
-            </w:r>
+              <w:t xml:space="preserve"> </w:t>
+            </w:r>
+            <w:proofErr w:type="spellStart"/>
             <w:r>
               <w:rPr>
                 <w:b/>
@@ -10984,8 +14421,31 @@
                 <w:sz w:val="20"/>
                 <w:szCs w:val="20"/>
               </w:rPr>
+              <w:t>via</w:t>
+            </w:r>
+            <w:proofErr w:type="spellEnd"/>
+            <w:r>
+              <w:rPr>
+                <w:b/>
+                <w:bCs/>
+                <w:color w:val="1E293B"/>
+                <w:sz w:val="20"/>
+                <w:szCs w:val="20"/>
+              </w:rPr>
+              <w:t xml:space="preserve"> </w:t>
+            </w:r>
+            <w:proofErr w:type="spellStart"/>
+            <w:r>
+              <w:rPr>
+                <w:b/>
+                <w:bCs/>
+                <w:color w:val="1E293B"/>
+                <w:sz w:val="20"/>
+                <w:szCs w:val="20"/>
+              </w:rPr>
               <w:t>api.met.no</w:t>
             </w:r>
+            <w:proofErr w:type="spellEnd"/>
           </w:p>
         </w:tc>
         <w:tc>
@@ -11042,8 +14502,54 @@
                 <w:sz w:val="20"/>
                 <w:szCs w:val="20"/>
               </w:rPr>
-              <w:t>Status, label, icon, timestamp</w:t>
-            </w:r>
+              <w:t xml:space="preserve">Status, </w:t>
+            </w:r>
+            <w:proofErr w:type="spellStart"/>
+            <w:r>
+              <w:rPr>
+                <w:color w:val="1E293B"/>
+                <w:sz w:val="20"/>
+                <w:szCs w:val="20"/>
+              </w:rPr>
+              <w:t>label</w:t>
+            </w:r>
+            <w:proofErr w:type="spellEnd"/>
+            <w:r>
+              <w:rPr>
+                <w:color w:val="1E293B"/>
+                <w:sz w:val="20"/>
+                <w:szCs w:val="20"/>
+              </w:rPr>
+              <w:t xml:space="preserve">, </w:t>
+            </w:r>
+            <w:proofErr w:type="spellStart"/>
+            <w:r>
+              <w:rPr>
+                <w:color w:val="1E293B"/>
+                <w:sz w:val="20"/>
+                <w:szCs w:val="20"/>
+              </w:rPr>
+              <w:t>icon</w:t>
+            </w:r>
+            <w:proofErr w:type="spellEnd"/>
+            <w:r>
+              <w:rPr>
+                <w:color w:val="1E293B"/>
+                <w:sz w:val="20"/>
+                <w:szCs w:val="20"/>
+              </w:rPr>
+              <w:t xml:space="preserve">, </w:t>
+            </w:r>
+            <w:proofErr w:type="spellStart"/>
+            <w:r>
+              <w:rPr>
+                <w:color w:val="1E293B"/>
+                <w:sz w:val="20"/>
+                <w:szCs w:val="20"/>
+              </w:rPr>
+              <w:t>timestamp</w:t>
+            </w:r>
+            <w:proofErr w:type="spellEnd"/>
           </w:p>
         </w:tc>
         <w:tc>
@@ -11159,6 +14665,7 @@
             <w:vAlign w:val="center"/>
           </w:tcPr>
           <w:p>
+            <w:proofErr w:type="spellStart"/>
             <w:r>
               <w:rPr>
                 <w:b/>
@@ -11169,6 +14676,7 @@
               </w:rPr>
               <w:t>Motto</w:t>
             </w:r>
+            <w:proofErr w:type="spellEnd"/>
             <w:r>
               <w:rPr>
                 <w:b/>
@@ -11179,6 +14687,7 @@
               </w:rPr>
               <w:t xml:space="preserve"> </w:t>
             </w:r>
+            <w:proofErr w:type="spellStart"/>
             <w:r>
               <w:rPr>
                 <w:b/>
@@ -11187,8 +14696,31 @@
                 <w:sz w:val="20"/>
                 <w:szCs w:val="20"/>
               </w:rPr>
-              <w:t>via Wikidata</w:t>
-            </w:r>
+              <w:t>via</w:t>
+            </w:r>
+            <w:proofErr w:type="spellEnd"/>
+            <w:r>
+              <w:rPr>
+                <w:b/>
+                <w:bCs/>
+                <w:color w:val="1E293B"/>
+                <w:sz w:val="20"/>
+                <w:szCs w:val="20"/>
+              </w:rPr>
+              <w:t xml:space="preserve"> </w:t>
+            </w:r>
+            <w:proofErr w:type="spellStart"/>
+            <w:r>
+              <w:rPr>
+                <w:b/>
+                <w:bCs/>
+                <w:color w:val="1E293B"/>
+                <w:sz w:val="20"/>
+                <w:szCs w:val="20"/>
+              </w:rPr>
+              <w:t>Wikidata</w:t>
+            </w:r>
+            <w:proofErr w:type="spellEnd"/>
           </w:p>
         </w:tc>
         <w:tc>
@@ -11222,7 +14754,38 @@
                 <w:szCs w:val="20"/>
                 <w:lang w:val="en-US"/>
               </w:rPr>
-              <w:t>GET_WIKI_PROPERTY(qid, 'motto', 'text')</w:t>
+              <w:t>GET_WIKI_</w:t>
+            </w:r>
+            <w:proofErr w:type="gramStart"/>
+            <w:r>
+              <w:rPr>
+                <w:color w:val="1E293B"/>
+                <w:sz w:val="20"/>
+                <w:szCs w:val="20"/>
+                <w:lang w:val="en-US"/>
+              </w:rPr>
+              <w:t>PROPERTY(</w:t>
+            </w:r>
+            <w:proofErr w:type="spellStart"/>
+            <w:proofErr w:type="gramEnd"/>
+            <w:r>
+              <w:rPr>
+                <w:color w:val="1E293B"/>
+                <w:sz w:val="20"/>
+                <w:szCs w:val="20"/>
+                <w:lang w:val="en-US"/>
+              </w:rPr>
+              <w:t>qid</w:t>
+            </w:r>
+            <w:proofErr w:type="spellEnd"/>
+            <w:r>
+              <w:rPr>
+                <w:color w:val="1E293B"/>
+                <w:sz w:val="20"/>
+                <w:szCs w:val="20"/>
+                <w:lang w:val="en-US"/>
+              </w:rPr>
+              <w:t>, 'motto', 'text')</w:t>
             </w:r>
           </w:p>
         </w:tc>
@@ -11251,8 +14814,18 @@
                 <w:sz w:val="20"/>
                 <w:szCs w:val="20"/>
               </w:rPr>
-              <w:t>City motto</w:t>
-            </w:r>
+              <w:t xml:space="preserve">City </w:t>
+            </w:r>
+            <w:proofErr w:type="spellStart"/>
+            <w:r>
+              <w:rPr>
+                <w:color w:val="1E293B"/>
+                <w:sz w:val="20"/>
+                <w:szCs w:val="20"/>
+              </w:rPr>
+              <w:t>motto</w:t>
+            </w:r>
+            <w:proofErr w:type="spellEnd"/>
           </w:p>
         </w:tc>
         <w:tc>
@@ -11338,8 +14911,21 @@
                 <w:szCs w:val="20"/>
                 <w:lang w:val="en-US"/>
               </w:rPr>
-              <w:t xml:space="preserve"> via Wikidata</w:t>
-            </w:r>
+              <w:t xml:space="preserve"> via </w:t>
+            </w:r>
+            <w:proofErr w:type="spellStart"/>
+            <w:r>
+              <w:rPr>
+                <w:b/>
+                <w:bCs/>
+                <w:color w:val="1E293B"/>
+                <w:sz w:val="20"/>
+                <w:szCs w:val="20"/>
+                <w:lang w:val="en-US"/>
+              </w:rPr>
+              <w:t>Wikidata</w:t>
+            </w:r>
+            <w:proofErr w:type="spellEnd"/>
           </w:p>
         </w:tc>
         <w:tc>
@@ -11373,7 +14959,58 @@
                 <w:szCs w:val="20"/>
                 <w:lang w:val="en-US"/>
               </w:rPr>
-              <w:t>GET_WIKI_PROPERTY(qid, 'coat_of_arms', 'image')</w:t>
+              <w:t>GET_WIKI_</w:t>
+            </w:r>
+            <w:proofErr w:type="gramStart"/>
+            <w:r>
+              <w:rPr>
+                <w:color w:val="1E293B"/>
+                <w:sz w:val="20"/>
+                <w:szCs w:val="20"/>
+                <w:lang w:val="en-US"/>
+              </w:rPr>
+              <w:t>PROPERTY(</w:t>
+            </w:r>
+            <w:proofErr w:type="spellStart"/>
+            <w:proofErr w:type="gramEnd"/>
+            <w:r>
+              <w:rPr>
+                <w:color w:val="1E293B"/>
+                <w:sz w:val="20"/>
+                <w:szCs w:val="20"/>
+                <w:lang w:val="en-US"/>
+              </w:rPr>
+              <w:t>qid</w:t>
+            </w:r>
+            <w:proofErr w:type="spellEnd"/>
+            <w:r>
+              <w:rPr>
+                <w:color w:val="1E293B"/>
+                <w:sz w:val="20"/>
+                <w:szCs w:val="20"/>
+                <w:lang w:val="en-US"/>
+              </w:rPr>
+              <w:t>, '</w:t>
+            </w:r>
+            <w:proofErr w:type="spellStart"/>
+            <w:r>
+              <w:rPr>
+                <w:color w:val="1E293B"/>
+                <w:sz w:val="20"/>
+                <w:szCs w:val="20"/>
+                <w:lang w:val="en-US"/>
+              </w:rPr>
+              <w:t>coat_of_arms</w:t>
+            </w:r>
+            <w:proofErr w:type="spellEnd"/>
+            <w:r>
+              <w:rPr>
+                <w:color w:val="1E293B"/>
+                <w:sz w:val="20"/>
+                <w:szCs w:val="20"/>
+                <w:lang w:val="en-US"/>
+              </w:rPr>
+              <w:t>', 'image')</w:t>
             </w:r>
           </w:p>
         </w:tc>
@@ -11470,6 +15107,7 @@
             <w:vAlign w:val="center"/>
           </w:tcPr>
           <w:p>
+            <w:proofErr w:type="spellStart"/>
             <w:r>
               <w:rPr>
                 <w:b/>
@@ -11480,6 +15118,7 @@
               </w:rPr>
               <w:t>Airport</w:t>
             </w:r>
+            <w:proofErr w:type="spellEnd"/>
             <w:r>
               <w:rPr>
                 <w:b/>
@@ -11488,7 +15127,29 @@
                 <w:sz w:val="20"/>
                 <w:szCs w:val="20"/>
               </w:rPr>
-              <w:t xml:space="preserve"> via Gemini</w:t>
+              <w:t xml:space="preserve"> </w:t>
+            </w:r>
+            <w:proofErr w:type="spellStart"/>
+            <w:r>
+              <w:rPr>
+                <w:b/>
+                <w:bCs/>
+                <w:color w:val="1E293B"/>
+                <w:sz w:val="20"/>
+                <w:szCs w:val="20"/>
+              </w:rPr>
+              <w:t>via</w:t>
+            </w:r>
+            <w:proofErr w:type="spellEnd"/>
+            <w:r>
+              <w:rPr>
+                <w:b/>
+                <w:bCs/>
+                <w:color w:val="1E293B"/>
+                <w:sz w:val="20"/>
+                <w:szCs w:val="20"/>
+              </w:rPr>
+              <w:t xml:space="preserve"> Gemini</w:t>
             </w:r>
           </w:p>
         </w:tc>
@@ -11511,13 +15172,23 @@
             <w:vAlign w:val="center"/>
           </w:tcPr>
           <w:p>
-            <w:r>
-              <w:rPr>
-                <w:color w:val="1E293B"/>
-                <w:sz w:val="20"/>
-                <w:szCs w:val="20"/>
-              </w:rPr>
-              <w:t>getCityAirportAndGreeting_()</w:t>
+            <w:proofErr w:type="spellStart"/>
+            <w:r>
+              <w:rPr>
+                <w:color w:val="1E293B"/>
+                <w:sz w:val="20"/>
+                <w:szCs w:val="20"/>
+              </w:rPr>
+              <w:t>getCityAirportAndGreeting</w:t>
+            </w:r>
+            <w:proofErr w:type="spellEnd"/>
+            <w:r>
+              <w:rPr>
+                <w:color w:val="1E293B"/>
+                <w:sz w:val="20"/>
+                <w:szCs w:val="20"/>
+              </w:rPr>
+              <w:t>_()</w:t>
             </w:r>
           </w:p>
         </w:tc>
@@ -11540,14 +15211,52 @@
             <w:vAlign w:val="center"/>
           </w:tcPr>
           <w:p>
-            <w:r>
-              <w:rPr>
-                <w:color w:val="1E293B"/>
-                <w:sz w:val="20"/>
-                <w:szCs w:val="20"/>
-              </w:rPr>
-              <w:t>Main airport name</w:t>
-            </w:r>
+            <w:proofErr w:type="spellStart"/>
+            <w:r>
+              <w:rPr>
+                <w:color w:val="1E293B"/>
+                <w:sz w:val="20"/>
+                <w:szCs w:val="20"/>
+              </w:rPr>
+              <w:t>Main</w:t>
+            </w:r>
+            <w:proofErr w:type="spellEnd"/>
+            <w:r>
+              <w:rPr>
+                <w:color w:val="1E293B"/>
+                <w:sz w:val="20"/>
+                <w:szCs w:val="20"/>
+              </w:rPr>
+              <w:t xml:space="preserve"> </w:t>
+            </w:r>
+            <w:proofErr w:type="spellStart"/>
+            <w:r>
+              <w:rPr>
+                <w:color w:val="1E293B"/>
+                <w:sz w:val="20"/>
+                <w:szCs w:val="20"/>
+              </w:rPr>
+              <w:t>airport</w:t>
+            </w:r>
+            <w:proofErr w:type="spellEnd"/>
+            <w:r>
+              <w:rPr>
+                <w:color w:val="1E293B"/>
+                <w:sz w:val="20"/>
+                <w:szCs w:val="20"/>
+              </w:rPr>
+              <w:t xml:space="preserve"> </w:t>
+            </w:r>
+            <w:proofErr w:type="spellStart"/>
+            <w:r>
+              <w:rPr>
+                <w:color w:val="1E293B"/>
+                <w:sz w:val="20"/>
+                <w:szCs w:val="20"/>
+              </w:rPr>
+              <w:t>name</w:t>
+            </w:r>
+            <w:proofErr w:type="spellEnd"/>
           </w:p>
         </w:tc>
         <w:tc>
@@ -11577,7 +15286,51 @@
                 <w:sz w:val="20"/>
                 <w:szCs w:val="20"/>
               </w:rPr>
-              <w:t>Gemini returns structured JSON</w:t>
+              <w:t xml:space="preserve">Gemini </w:t>
+            </w:r>
+            <w:proofErr w:type="spellStart"/>
+            <w:r>
+              <w:rPr>
+                <w:i/>
+                <w:iCs/>
+                <w:color w:val="1E293B"/>
+                <w:sz w:val="20"/>
+                <w:szCs w:val="20"/>
+              </w:rPr>
+              <w:t>returns</w:t>
+            </w:r>
+            <w:proofErr w:type="spellEnd"/>
+            <w:r>
+              <w:rPr>
+                <w:i/>
+                <w:iCs/>
+                <w:color w:val="1E293B"/>
+                <w:sz w:val="20"/>
+                <w:szCs w:val="20"/>
+              </w:rPr>
+              <w:t xml:space="preserve"> </w:t>
+            </w:r>
+            <w:proofErr w:type="spellStart"/>
+            <w:r>
+              <w:rPr>
+                <w:i/>
+                <w:iCs/>
+                <w:color w:val="1E293B"/>
+                <w:sz w:val="20"/>
+                <w:szCs w:val="20"/>
+              </w:rPr>
+              <w:t>structured</w:t>
+            </w:r>
+            <w:proofErr w:type="spellEnd"/>
+            <w:r>
+              <w:rPr>
+                <w:i/>
+                <w:iCs/>
+                <w:color w:val="1E293B"/>
+                <w:sz w:val="20"/>
+                <w:szCs w:val="20"/>
+              </w:rPr>
+              <w:t xml:space="preserve"> JSON</w:t>
             </w:r>
           </w:p>
         </w:tc>
@@ -11602,6 +15355,7 @@
             <w:vAlign w:val="center"/>
           </w:tcPr>
           <w:p>
+            <w:proofErr w:type="spellStart"/>
             <w:r>
               <w:rPr>
                 <w:b/>
@@ -11612,6 +15366,7 @@
               </w:rPr>
               <w:t>Greeting</w:t>
             </w:r>
+            <w:proofErr w:type="spellEnd"/>
             <w:r>
               <w:rPr>
                 <w:b/>
@@ -11620,7 +15375,29 @@
                 <w:sz w:val="20"/>
                 <w:szCs w:val="20"/>
               </w:rPr>
-              <w:t xml:space="preserve"> via Gemini</w:t>
+              <w:t xml:space="preserve"> </w:t>
+            </w:r>
+            <w:proofErr w:type="spellStart"/>
+            <w:r>
+              <w:rPr>
+                <w:b/>
+                <w:bCs/>
+                <w:color w:val="1E293B"/>
+                <w:sz w:val="20"/>
+                <w:szCs w:val="20"/>
+              </w:rPr>
+              <w:t>via</w:t>
+            </w:r>
+            <w:proofErr w:type="spellEnd"/>
+            <w:r>
+              <w:rPr>
+                <w:b/>
+                <w:bCs/>
+                <w:color w:val="1E293B"/>
+                <w:sz w:val="20"/>
+                <w:szCs w:val="20"/>
+              </w:rPr>
+              <w:t xml:space="preserve"> Gemini</w:t>
             </w:r>
           </w:p>
         </w:tc>
@@ -11643,13 +15420,23 @@
             <w:vAlign w:val="center"/>
           </w:tcPr>
           <w:p>
-            <w:r>
-              <w:rPr>
-                <w:color w:val="1E293B"/>
-                <w:sz w:val="20"/>
-                <w:szCs w:val="20"/>
-              </w:rPr>
-              <w:t>getCityAirportAndGreeting_()</w:t>
+            <w:proofErr w:type="spellStart"/>
+            <w:r>
+              <w:rPr>
+                <w:color w:val="1E293B"/>
+                <w:sz w:val="20"/>
+                <w:szCs w:val="20"/>
+              </w:rPr>
+              <w:t>getCityAirportAndGreeting</w:t>
+            </w:r>
+            <w:proofErr w:type="spellEnd"/>
+            <w:r>
+              <w:rPr>
+                <w:color w:val="1E293B"/>
+                <w:sz w:val="20"/>
+                <w:szCs w:val="20"/>
+              </w:rPr>
+              <w:t>_()</w:t>
             </w:r>
           </w:p>
         </w:tc>
@@ -11672,14 +15459,34 @@
             <w:vAlign w:val="center"/>
           </w:tcPr>
           <w:p>
-            <w:r>
-              <w:rPr>
-                <w:color w:val="1E293B"/>
-                <w:sz w:val="20"/>
-                <w:szCs w:val="20"/>
-              </w:rPr>
-              <w:t>Localised greeting</w:t>
-            </w:r>
+            <w:proofErr w:type="spellStart"/>
+            <w:r>
+              <w:rPr>
+                <w:color w:val="1E293B"/>
+                <w:sz w:val="20"/>
+                <w:szCs w:val="20"/>
+              </w:rPr>
+              <w:t>Localised</w:t>
+            </w:r>
+            <w:proofErr w:type="spellEnd"/>
+            <w:r>
+              <w:rPr>
+                <w:color w:val="1E293B"/>
+                <w:sz w:val="20"/>
+                <w:szCs w:val="20"/>
+              </w:rPr>
+              <w:t xml:space="preserve"> </w:t>
+            </w:r>
+            <w:proofErr w:type="spellStart"/>
+            <w:r>
+              <w:rPr>
+                <w:color w:val="1E293B"/>
+                <w:sz w:val="20"/>
+                <w:szCs w:val="20"/>
+              </w:rPr>
+              <w:t>greeting</w:t>
+            </w:r>
+            <w:proofErr w:type="spellEnd"/>
           </w:p>
         </w:tc>
         <w:tc>
@@ -11834,7 +15641,39 @@
           <w:color w:val="1E293B"/>
           <w:lang w:val="en-US"/>
         </w:rPr>
-        <w:t xml:space="preserve"> to generate information that is either absent from structured databases or impractical to maintain as static data. Specifically, Gemini is used to identify the primary internationally recognised airport for each city and to produce a culturally appropriate localised greeting.</w:t>
+        <w:t xml:space="preserve"> to generate information that is either absent from structured databases or impractical to maintain as static data. Specifically, Gemini is used to identify the primary internationally </w:t>
+      </w:r>
+      <w:proofErr w:type="spellStart"/>
+      <w:r>
+        <w:rPr>
+          <w:color w:val="1E293B"/>
+          <w:lang w:val="en-US"/>
+        </w:rPr>
+        <w:t>recognised</w:t>
+      </w:r>
+      <w:proofErr w:type="spellEnd"/>
+      <w:r>
+        <w:rPr>
+          <w:color w:val="1E293B"/>
+          <w:lang w:val="en-US"/>
+        </w:rPr>
+        <w:t xml:space="preserve"> airport for each city and to produce a culturally appropriate </w:t>
+      </w:r>
+      <w:proofErr w:type="spellStart"/>
+      <w:r>
+        <w:rPr>
+          <w:color w:val="1E293B"/>
+          <w:lang w:val="en-US"/>
+        </w:rPr>
+        <w:t>localised</w:t>
+      </w:r>
+      <w:proofErr w:type="spellEnd"/>
+      <w:r>
+        <w:rPr>
+          <w:color w:val="1E293B"/>
+          <w:lang w:val="en-US"/>
+        </w:rPr>
+        <w:t xml:space="preserve"> greeting.</w:t>
       </w:r>
     </w:p>
     <w:p>
@@ -11896,7 +15735,23 @@
           <w:color w:val="1E293B"/>
           <w:lang w:val="en-US"/>
         </w:rPr>
-        <w:t xml:space="preserve">The solution was to migrate all Gemini calls into the Apps Script workflow, where the API is called directly and the result is written programmatically. Gemini is instructed to return </w:t>
+        <w:t xml:space="preserve">The solution was to migrate all Gemini calls into the Apps Script workflow, where the API is called </w:t>
+      </w:r>
+      <w:proofErr w:type="gramStart"/>
+      <w:r>
+        <w:rPr>
+          <w:color w:val="1E293B"/>
+          <w:lang w:val="en-US"/>
+        </w:rPr>
+        <w:t>directly</w:t>
+      </w:r>
+      <w:proofErr w:type="gramEnd"/>
+      <w:r>
+        <w:rPr>
+          <w:color w:val="1E293B"/>
+          <w:lang w:val="en-US"/>
+        </w:rPr>
+        <w:t xml:space="preserve"> and the result is written programmatically. Gemini is instructed to return </w:t>
       </w:r>
       <w:r>
         <w:rPr>
@@ -11919,7 +15774,23 @@
           <w:color w:val="1E293B"/>
           <w:lang w:val="en-US"/>
         </w:rPr>
-        <w:t xml:space="preserve"> These Gemini calls are not free though, but for such an use case it should not be very expensive.</w:t>
+        <w:t xml:space="preserve"> These Gemini calls are not free though, but for such </w:t>
+      </w:r>
+      <w:proofErr w:type="gramStart"/>
+      <w:r>
+        <w:rPr>
+          <w:color w:val="1E293B"/>
+          <w:lang w:val="en-US"/>
+        </w:rPr>
+        <w:t>an</w:t>
+      </w:r>
+      <w:proofErr w:type="gramEnd"/>
+      <w:r>
+        <w:rPr>
+          <w:color w:val="1E293B"/>
+          <w:lang w:val="en-US"/>
+        </w:rPr>
+        <w:t xml:space="preserve"> use case it should not be very expensive.</w:t>
       </w:r>
     </w:p>
     <w:p>
@@ -11936,9 +15807,14 @@
       </w:pPr>
       <w:bookmarkStart w:id="15" w:name="_Toc229414518"/>
       <w:r>
-        <w:t>Gemini JSON Response Schema</w:t>
+        <w:t xml:space="preserve">Gemini JSON Response </w:t>
+      </w:r>
+      <w:proofErr w:type="spellStart"/>
+      <w:r>
+        <w:t>Schema</w:t>
       </w:r>
       <w:bookmarkEnd w:id="15"/>
+      <w:proofErr w:type="spellEnd"/>
     </w:p>
     <w:p>
       <w:pPr>
@@ -12002,10 +15878,9 @@
                 <w:sz w:val="18"/>
                 <w:szCs w:val="18"/>
               </w:rPr>
-              <w:t xml:space="preserve">  "airport": "Milan Malpensa Airport (MXP)",</w:t>
-            </w:r>
-          </w:p>
-          <w:p>
+              <w:t xml:space="preserve">  "</w:t>
+            </w:r>
+            <w:proofErr w:type="spellStart"/>
             <w:r>
               <w:rPr>
                 <w:rFonts w:ascii="Courier New" w:eastAsia="Courier New" w:hAnsi="Courier New" w:cs="Courier New"/>
@@ -12013,7 +15888,108 @@
                 <w:sz w:val="18"/>
                 <w:szCs w:val="18"/>
               </w:rPr>
-              <w:t xml:space="preserve">  "greeting": "Benvenuto a Milano!"</w:t>
+              <w:t>airport</w:t>
+            </w:r>
+            <w:proofErr w:type="spellEnd"/>
+            <w:r>
+              <w:rPr>
+                <w:rFonts w:ascii="Courier New" w:eastAsia="Courier New" w:hAnsi="Courier New" w:cs="Courier New"/>
+                <w:color w:val="93C5FD"/>
+                <w:sz w:val="18"/>
+                <w:szCs w:val="18"/>
+              </w:rPr>
+              <w:t>": "</w:t>
+            </w:r>
+            <w:proofErr w:type="spellStart"/>
+            <w:r>
+              <w:rPr>
+                <w:rFonts w:ascii="Courier New" w:eastAsia="Courier New" w:hAnsi="Courier New" w:cs="Courier New"/>
+                <w:color w:val="93C5FD"/>
+                <w:sz w:val="18"/>
+                <w:szCs w:val="18"/>
+              </w:rPr>
+              <w:t>Milan</w:t>
+            </w:r>
+            <w:proofErr w:type="spellEnd"/>
+            <w:r>
+              <w:rPr>
+                <w:rFonts w:ascii="Courier New" w:eastAsia="Courier New" w:hAnsi="Courier New" w:cs="Courier New"/>
+                <w:color w:val="93C5FD"/>
+                <w:sz w:val="18"/>
+                <w:szCs w:val="18"/>
+              </w:rPr>
+              <w:t xml:space="preserve"> Malpensa </w:t>
+            </w:r>
+            <w:proofErr w:type="spellStart"/>
+            <w:r>
+              <w:rPr>
+                <w:rFonts w:ascii="Courier New" w:eastAsia="Courier New" w:hAnsi="Courier New" w:cs="Courier New"/>
+                <w:color w:val="93C5FD"/>
+                <w:sz w:val="18"/>
+                <w:szCs w:val="18"/>
+              </w:rPr>
+              <w:t>Airport</w:t>
+            </w:r>
+            <w:proofErr w:type="spellEnd"/>
+            <w:r>
+              <w:rPr>
+                <w:rFonts w:ascii="Courier New" w:eastAsia="Courier New" w:hAnsi="Courier New" w:cs="Courier New"/>
+                <w:color w:val="93C5FD"/>
+                <w:sz w:val="18"/>
+                <w:szCs w:val="18"/>
+              </w:rPr>
+              <w:t xml:space="preserve"> (MXP)",</w:t>
+            </w:r>
+          </w:p>
+          <w:p>
+            <w:r>
+              <w:rPr>
+                <w:rFonts w:ascii="Courier New" w:eastAsia="Courier New" w:hAnsi="Courier New" w:cs="Courier New"/>
+                <w:color w:val="93C5FD"/>
+                <w:sz w:val="18"/>
+                <w:szCs w:val="18"/>
+              </w:rPr>
+              <w:t xml:space="preserve">  "</w:t>
+            </w:r>
+            <w:proofErr w:type="spellStart"/>
+            <w:r>
+              <w:rPr>
+                <w:rFonts w:ascii="Courier New" w:eastAsia="Courier New" w:hAnsi="Courier New" w:cs="Courier New"/>
+                <w:color w:val="93C5FD"/>
+                <w:sz w:val="18"/>
+                <w:szCs w:val="18"/>
+              </w:rPr>
+              <w:t>greeting</w:t>
+            </w:r>
+            <w:proofErr w:type="spellEnd"/>
+            <w:r>
+              <w:rPr>
+                <w:rFonts w:ascii="Courier New" w:eastAsia="Courier New" w:hAnsi="Courier New" w:cs="Courier New"/>
+                <w:color w:val="93C5FD"/>
+                <w:sz w:val="18"/>
+                <w:szCs w:val="18"/>
+              </w:rPr>
+              <w:t>": "</w:t>
+            </w:r>
+            <w:proofErr w:type="spellStart"/>
+            <w:r>
+              <w:rPr>
+                <w:rFonts w:ascii="Courier New" w:eastAsia="Courier New" w:hAnsi="Courier New" w:cs="Courier New"/>
+                <w:color w:val="93C5FD"/>
+                <w:sz w:val="18"/>
+                <w:szCs w:val="18"/>
+              </w:rPr>
+              <w:t>Benvenuto</w:t>
+            </w:r>
+            <w:proofErr w:type="spellEnd"/>
+            <w:r>
+              <w:rPr>
+                <w:rFonts w:ascii="Courier New" w:eastAsia="Courier New" w:hAnsi="Courier New" w:cs="Courier New"/>
+                <w:color w:val="93C5FD"/>
+                <w:sz w:val="18"/>
+                <w:szCs w:val="18"/>
+              </w:rPr>
+              <w:t xml:space="preserve"> a Milano!"</w:t>
             </w:r>
           </w:p>
           <w:p>
@@ -12118,18 +16094,28 @@
         </w:rPr>
         <w:t xml:space="preserve">For managing the API Key </w:t>
       </w:r>
-      <w:r>
-        <w:rPr>
-          <w:lang w:val="en-US"/>
-        </w:rPr>
-        <w:t xml:space="preserve">secret we use a </w:t>
-      </w:r>
+      <w:proofErr w:type="gramStart"/>
+      <w:r>
+        <w:rPr>
+          <w:lang w:val="en-US"/>
+        </w:rPr>
+        <w:t>secret</w:t>
+      </w:r>
+      <w:proofErr w:type="gramEnd"/>
+      <w:r>
+        <w:rPr>
+          <w:lang w:val="en-US"/>
+        </w:rPr>
+        <w:t xml:space="preserve"> we use a </w:t>
+      </w:r>
+      <w:proofErr w:type="spellStart"/>
       <w:r>
         <w:rPr>
           <w:lang w:val="en-US"/>
         </w:rPr>
         <w:t>setGeminiApiKey</w:t>
       </w:r>
+      <w:proofErr w:type="spellEnd"/>
       <w:r>
         <w:rPr>
           <w:lang w:val="en-US"/>
@@ -12140,7 +16126,35 @@
         <w:rPr>
           <w:lang w:val="en-US"/>
         </w:rPr>
-        <w:t>PropertiesService.getScriptProperties().setProperty("GEMINI_API_KEY", apiKey)</w:t>
+        <w:t>PropertiesService.getScriptProperties(</w:t>
+      </w:r>
+      <w:proofErr w:type="gramStart"/>
+      <w:r>
+        <w:rPr>
+          <w:lang w:val="en-US"/>
+        </w:rPr>
+        <w:t>).setProperty</w:t>
+      </w:r>
+      <w:proofErr w:type="gramEnd"/>
+      <w:r>
+        <w:rPr>
+          <w:lang w:val="en-US"/>
+        </w:rPr>
+        <w:t xml:space="preserve">("GEMINI_API_KEY", </w:t>
+      </w:r>
+      <w:proofErr w:type="spellStart"/>
+      <w:r>
+        <w:rPr>
+          <w:lang w:val="en-US"/>
+        </w:rPr>
+        <w:t>apiKey</w:t>
+      </w:r>
+      <w:proofErr w:type="spellEnd"/>
+      <w:r>
+        <w:rPr>
+          <w:lang w:val="en-US"/>
+        </w:rPr>
+        <w:t>)</w:t>
       </w:r>
       <w:r>
         <w:rPr>
@@ -12152,19 +16166,47 @@
         <w:rPr>
           <w:lang w:val="en-US"/>
         </w:rPr>
-        <w:t>string s</w:t>
-      </w:r>
-      <w:r>
-        <w:rPr>
-          <w:lang w:val="en-US"/>
-        </w:rPr>
-        <w:t xml:space="preserve">value </w:t>
-      </w:r>
-      <w:r>
-        <w:rPr>
-          <w:lang w:val="en-US"/>
-        </w:rPr>
-        <w:t xml:space="preserve">is deleted from the script. Posterior calls use the same PropertiesService to get the </w:t>
+        <w:t xml:space="preserve">string </w:t>
+      </w:r>
+      <w:proofErr w:type="spellStart"/>
+      <w:r>
+        <w:rPr>
+          <w:lang w:val="en-US"/>
+        </w:rPr>
+        <w:t>s</w:t>
+      </w:r>
+      <w:r>
+        <w:rPr>
+          <w:lang w:val="en-US"/>
+        </w:rPr>
+        <w:t>value</w:t>
+      </w:r>
+      <w:proofErr w:type="spellEnd"/>
+      <w:r>
+        <w:rPr>
+          <w:lang w:val="en-US"/>
+        </w:rPr>
+        <w:t xml:space="preserve"> </w:t>
+      </w:r>
+      <w:r>
+        <w:rPr>
+          <w:lang w:val="en-US"/>
+        </w:rPr>
+        <w:t xml:space="preserve">is deleted from the script. Posterior calls use the same </w:t>
+      </w:r>
+      <w:proofErr w:type="spellStart"/>
+      <w:r>
+        <w:rPr>
+          <w:lang w:val="en-US"/>
+        </w:rPr>
+        <w:t>PropertiesService</w:t>
+      </w:r>
+      <w:proofErr w:type="spellEnd"/>
+      <w:r>
+        <w:rPr>
+          <w:lang w:val="en-US"/>
+        </w:rPr>
+        <w:t xml:space="preserve"> to get the </w:t>
       </w:r>
       <w:r>
         <w:rPr>
@@ -12349,7 +16391,15 @@
       </w:pPr>
       <w:bookmarkStart w:id="19" w:name="_Toc229414522"/>
       <w:r>
-        <w:t>Error Handling Matrix</w:t>
+        <w:t xml:space="preserve">Error </w:t>
+      </w:r>
+      <w:proofErr w:type="spellStart"/>
+      <w:r>
+        <w:t>Handling</w:t>
+      </w:r>
+      <w:proofErr w:type="spellEnd"/>
+      <w:r>
+        <w:t xml:space="preserve"> Matrix</w:t>
       </w:r>
       <w:bookmarkEnd w:id="19"/>
     </w:p>
@@ -12400,6 +16450,7 @@
             <w:vAlign w:val="center"/>
           </w:tcPr>
           <w:p>
+            <w:proofErr w:type="spellStart"/>
             <w:r>
               <w:rPr>
                 <w:b/>
@@ -12408,8 +16459,31 @@
                 <w:sz w:val="20"/>
                 <w:szCs w:val="20"/>
               </w:rPr>
-              <w:t>Failure Scenario</w:t>
-            </w:r>
+              <w:t>Failure</w:t>
+            </w:r>
+            <w:proofErr w:type="spellEnd"/>
+            <w:r>
+              <w:rPr>
+                <w:b/>
+                <w:bCs/>
+                <w:color w:val="FFFFFF"/>
+                <w:sz w:val="20"/>
+                <w:szCs w:val="20"/>
+              </w:rPr>
+              <w:t xml:space="preserve"> </w:t>
+            </w:r>
+            <w:proofErr w:type="spellStart"/>
+            <w:r>
+              <w:rPr>
+                <w:b/>
+                <w:bCs/>
+                <w:color w:val="FFFFFF"/>
+                <w:sz w:val="20"/>
+                <w:szCs w:val="20"/>
+              </w:rPr>
+              <w:t>Scenario</w:t>
+            </w:r>
+            <w:proofErr w:type="spellEnd"/>
           </w:p>
         </w:tc>
         <w:tc>
@@ -12431,6 +16505,7 @@
             <w:vAlign w:val="center"/>
           </w:tcPr>
           <w:p>
+            <w:proofErr w:type="spellStart"/>
             <w:r>
               <w:rPr>
                 <w:b/>
@@ -12439,7 +16514,18 @@
                 <w:sz w:val="20"/>
                 <w:szCs w:val="20"/>
               </w:rPr>
-              <w:t>System Response</w:t>
+              <w:t>System</w:t>
+            </w:r>
+            <w:proofErr w:type="spellEnd"/>
+            <w:r>
+              <w:rPr>
+                <w:b/>
+                <w:bCs/>
+                <w:color w:val="FFFFFF"/>
+                <w:sz w:val="20"/>
+                <w:szCs w:val="20"/>
+              </w:rPr>
+              <w:t xml:space="preserve"> Response</w:t>
             </w:r>
           </w:p>
         </w:tc>
@@ -12462,6 +16548,7 @@
             <w:vAlign w:val="center"/>
           </w:tcPr>
           <w:p>
+            <w:proofErr w:type="spellStart"/>
             <w:r>
               <w:rPr>
                 <w:b/>
@@ -12472,6 +16559,7 @@
               </w:rPr>
               <w:t>Value</w:t>
             </w:r>
+            <w:proofErr w:type="spellEnd"/>
           </w:p>
         </w:tc>
       </w:tr>
@@ -12565,6 +16653,7 @@
             <w:vAlign w:val="center"/>
           </w:tcPr>
           <w:p>
+            <w:proofErr w:type="spellStart"/>
             <w:r>
               <w:rPr>
                 <w:i/>
@@ -12573,7 +16662,62 @@
                 <w:sz w:val="20"/>
                 <w:szCs w:val="20"/>
               </w:rPr>
-              <w:t>Populated with best match</w:t>
+              <w:t>Populated</w:t>
+            </w:r>
+            <w:proofErr w:type="spellEnd"/>
+            <w:r>
+              <w:rPr>
+                <w:i/>
+                <w:iCs/>
+                <w:color w:val="1E293B"/>
+                <w:sz w:val="20"/>
+                <w:szCs w:val="20"/>
+              </w:rPr>
+              <w:t xml:space="preserve"> </w:t>
+            </w:r>
+            <w:proofErr w:type="spellStart"/>
+            <w:r>
+              <w:rPr>
+                <w:i/>
+                <w:iCs/>
+                <w:color w:val="1E293B"/>
+                <w:sz w:val="20"/>
+                <w:szCs w:val="20"/>
+              </w:rPr>
+              <w:t>with</w:t>
+            </w:r>
+            <w:proofErr w:type="spellEnd"/>
+            <w:r>
+              <w:rPr>
+                <w:i/>
+                <w:iCs/>
+                <w:color w:val="1E293B"/>
+                <w:sz w:val="20"/>
+                <w:szCs w:val="20"/>
+              </w:rPr>
+              <w:t xml:space="preserve"> </w:t>
+            </w:r>
+            <w:proofErr w:type="spellStart"/>
+            <w:r>
+              <w:rPr>
+                <w:i/>
+                <w:iCs/>
+                <w:color w:val="1E293B"/>
+                <w:sz w:val="20"/>
+                <w:szCs w:val="20"/>
+              </w:rPr>
+              <w:t>best</w:t>
+            </w:r>
+            <w:proofErr w:type="spellEnd"/>
+            <w:r>
+              <w:rPr>
+                <w:i/>
+                <w:iCs/>
+                <w:color w:val="1E293B"/>
+                <w:sz w:val="20"/>
+                <w:szCs w:val="20"/>
+              </w:rPr>
+              <w:t xml:space="preserve"> match</w:t>
             </w:r>
           </w:p>
         </w:tc>
@@ -12604,8 +16748,54 @@
                 <w:sz w:val="20"/>
                 <w:szCs w:val="20"/>
               </w:rPr>
-              <w:t>Wikipedia image not found</w:t>
-            </w:r>
+              <w:t xml:space="preserve">Wikipedia </w:t>
+            </w:r>
+            <w:proofErr w:type="spellStart"/>
+            <w:r>
+              <w:rPr>
+                <w:color w:val="1E293B"/>
+                <w:sz w:val="20"/>
+                <w:szCs w:val="20"/>
+              </w:rPr>
+              <w:t>image</w:t>
+            </w:r>
+            <w:proofErr w:type="spellEnd"/>
+            <w:r>
+              <w:rPr>
+                <w:color w:val="1E293B"/>
+                <w:sz w:val="20"/>
+                <w:szCs w:val="20"/>
+              </w:rPr>
+              <w:t xml:space="preserve"> </w:t>
+            </w:r>
+            <w:proofErr w:type="spellStart"/>
+            <w:r>
+              <w:rPr>
+                <w:color w:val="1E293B"/>
+                <w:sz w:val="20"/>
+                <w:szCs w:val="20"/>
+              </w:rPr>
+              <w:t>not</w:t>
+            </w:r>
+            <w:proofErr w:type="spellEnd"/>
+            <w:r>
+              <w:rPr>
+                <w:color w:val="1E293B"/>
+                <w:sz w:val="20"/>
+                <w:szCs w:val="20"/>
+              </w:rPr>
+              <w:t xml:space="preserve"> </w:t>
+            </w:r>
+            <w:proofErr w:type="spellStart"/>
+            <w:r>
+              <w:rPr>
+                <w:color w:val="1E293B"/>
+                <w:sz w:val="20"/>
+                <w:szCs w:val="20"/>
+              </w:rPr>
+              <w:t>found</w:t>
+            </w:r>
+            <w:proofErr w:type="spellEnd"/>
           </w:p>
         </w:tc>
         <w:tc>
@@ -12662,6 +16852,7 @@
             <w:vAlign w:val="center"/>
           </w:tcPr>
           <w:p>
+            <w:proofErr w:type="spellStart"/>
             <w:r>
               <w:rPr>
                 <w:i/>
@@ -12670,8 +16861,53 @@
                 <w:sz w:val="20"/>
                 <w:szCs w:val="20"/>
               </w:rPr>
-              <w:t>Placeholder image displayed</w:t>
-            </w:r>
+              <w:t>Placeholder</w:t>
+            </w:r>
+            <w:proofErr w:type="spellEnd"/>
+            <w:r>
+              <w:rPr>
+                <w:i/>
+                <w:iCs/>
+                <w:color w:val="1E293B"/>
+                <w:sz w:val="20"/>
+                <w:szCs w:val="20"/>
+              </w:rPr>
+              <w:t xml:space="preserve"> </w:t>
+            </w:r>
+            <w:proofErr w:type="spellStart"/>
+            <w:r>
+              <w:rPr>
+                <w:i/>
+                <w:iCs/>
+                <w:color w:val="1E293B"/>
+                <w:sz w:val="20"/>
+                <w:szCs w:val="20"/>
+              </w:rPr>
+              <w:t>image</w:t>
+            </w:r>
+            <w:proofErr w:type="spellEnd"/>
+            <w:r>
+              <w:rPr>
+                <w:i/>
+                <w:iCs/>
+                <w:color w:val="1E293B"/>
+                <w:sz w:val="20"/>
+                <w:szCs w:val="20"/>
+              </w:rPr>
+              <w:t xml:space="preserve"> </w:t>
+            </w:r>
+            <w:proofErr w:type="spellStart"/>
+            <w:r>
+              <w:rPr>
+                <w:i/>
+                <w:iCs/>
+                <w:color w:val="1E293B"/>
+                <w:sz w:val="20"/>
+                <w:szCs w:val="20"/>
+              </w:rPr>
+              <w:t>displayed</w:t>
+            </w:r>
+            <w:proofErr w:type="spellEnd"/>
           </w:p>
         </w:tc>
       </w:tr>
@@ -12695,14 +16931,34 @@
             <w:vAlign w:val="center"/>
           </w:tcPr>
           <w:p>
-            <w:r>
-              <w:rPr>
-                <w:color w:val="1E293B"/>
-                <w:sz w:val="20"/>
-                <w:szCs w:val="20"/>
-              </w:rPr>
-              <w:t>Weather API failure</w:t>
-            </w:r>
+            <w:proofErr w:type="spellStart"/>
+            <w:r>
+              <w:rPr>
+                <w:color w:val="1E293B"/>
+                <w:sz w:val="20"/>
+                <w:szCs w:val="20"/>
+              </w:rPr>
+              <w:t>Weather</w:t>
+            </w:r>
+            <w:proofErr w:type="spellEnd"/>
+            <w:r>
+              <w:rPr>
+                <w:color w:val="1E293B"/>
+                <w:sz w:val="20"/>
+                <w:szCs w:val="20"/>
+              </w:rPr>
+              <w:t xml:space="preserve"> API </w:t>
+            </w:r>
+            <w:proofErr w:type="spellStart"/>
+            <w:r>
+              <w:rPr>
+                <w:color w:val="1E293B"/>
+                <w:sz w:val="20"/>
+                <w:szCs w:val="20"/>
+              </w:rPr>
+              <w:t>failure</w:t>
+            </w:r>
+            <w:proofErr w:type="spellEnd"/>
           </w:p>
         </w:tc>
         <w:tc>
@@ -12730,8 +16986,54 @@
                 <w:sz w:val="20"/>
                 <w:szCs w:val="20"/>
               </w:rPr>
-              <w:t>Error caught, fallback written</w:t>
-            </w:r>
+              <w:t xml:space="preserve">Error </w:t>
+            </w:r>
+            <w:proofErr w:type="spellStart"/>
+            <w:r>
+              <w:rPr>
+                <w:color w:val="1E293B"/>
+                <w:sz w:val="20"/>
+                <w:szCs w:val="20"/>
+              </w:rPr>
+              <w:t>caught</w:t>
+            </w:r>
+            <w:proofErr w:type="spellEnd"/>
+            <w:r>
+              <w:rPr>
+                <w:color w:val="1E293B"/>
+                <w:sz w:val="20"/>
+                <w:szCs w:val="20"/>
+              </w:rPr>
+              <w:t xml:space="preserve">, </w:t>
+            </w:r>
+            <w:proofErr w:type="spellStart"/>
+            <w:r>
+              <w:rPr>
+                <w:color w:val="1E293B"/>
+                <w:sz w:val="20"/>
+                <w:szCs w:val="20"/>
+              </w:rPr>
+              <w:t>fallback</w:t>
+            </w:r>
+            <w:proofErr w:type="spellEnd"/>
+            <w:r>
+              <w:rPr>
+                <w:color w:val="1E293B"/>
+                <w:sz w:val="20"/>
+                <w:szCs w:val="20"/>
+              </w:rPr>
+              <w:t xml:space="preserve"> </w:t>
+            </w:r>
+            <w:proofErr w:type="spellStart"/>
+            <w:r>
+              <w:rPr>
+                <w:color w:val="1E293B"/>
+                <w:sz w:val="20"/>
+                <w:szCs w:val="20"/>
+              </w:rPr>
+              <w:t>written</w:t>
+            </w:r>
+            <w:proofErr w:type="spellEnd"/>
           </w:p>
         </w:tc>
         <w:tc>
@@ -12753,6 +17055,7 @@
             <w:vAlign w:val="center"/>
           </w:tcPr>
           <w:p>
+            <w:proofErr w:type="spellStart"/>
             <w:r>
               <w:rPr>
                 <w:i/>
@@ -12761,8 +17064,31 @@
                 <w:sz w:val="20"/>
                 <w:szCs w:val="20"/>
               </w:rPr>
-              <w:t>Empty string</w:t>
-            </w:r>
+              <w:t>Empty</w:t>
+            </w:r>
+            <w:proofErr w:type="spellEnd"/>
+            <w:r>
+              <w:rPr>
+                <w:i/>
+                <w:iCs/>
+                <w:color w:val="1E293B"/>
+                <w:sz w:val="20"/>
+                <w:szCs w:val="20"/>
+              </w:rPr>
+              <w:t xml:space="preserve"> </w:t>
+            </w:r>
+            <w:proofErr w:type="spellStart"/>
+            <w:r>
+              <w:rPr>
+                <w:i/>
+                <w:iCs/>
+                <w:color w:val="1E293B"/>
+                <w:sz w:val="20"/>
+                <w:szCs w:val="20"/>
+              </w:rPr>
+              <w:t>string</w:t>
+            </w:r>
+            <w:proofErr w:type="spellEnd"/>
           </w:p>
         </w:tc>
       </w:tr>
@@ -12786,14 +17112,52 @@
             <w:vAlign w:val="center"/>
           </w:tcPr>
           <w:p>
-            <w:r>
-              <w:rPr>
-                <w:color w:val="1E293B"/>
-                <w:sz w:val="20"/>
-                <w:szCs w:val="20"/>
-              </w:rPr>
-              <w:t>Wikidata motto unavailable</w:t>
-            </w:r>
+            <w:proofErr w:type="spellStart"/>
+            <w:r>
+              <w:rPr>
+                <w:color w:val="1E293B"/>
+                <w:sz w:val="20"/>
+                <w:szCs w:val="20"/>
+              </w:rPr>
+              <w:t>Wikidata</w:t>
+            </w:r>
+            <w:proofErr w:type="spellEnd"/>
+            <w:r>
+              <w:rPr>
+                <w:color w:val="1E293B"/>
+                <w:sz w:val="20"/>
+                <w:szCs w:val="20"/>
+              </w:rPr>
+              <w:t xml:space="preserve"> </w:t>
+            </w:r>
+            <w:proofErr w:type="spellStart"/>
+            <w:r>
+              <w:rPr>
+                <w:color w:val="1E293B"/>
+                <w:sz w:val="20"/>
+                <w:szCs w:val="20"/>
+              </w:rPr>
+              <w:t>motto</w:t>
+            </w:r>
+            <w:proofErr w:type="spellEnd"/>
+            <w:r>
+              <w:rPr>
+                <w:color w:val="1E293B"/>
+                <w:sz w:val="20"/>
+                <w:szCs w:val="20"/>
+              </w:rPr>
+              <w:t xml:space="preserve"> </w:t>
+            </w:r>
+            <w:proofErr w:type="spellStart"/>
+            <w:r>
+              <w:rPr>
+                <w:color w:val="1E293B"/>
+                <w:sz w:val="20"/>
+                <w:szCs w:val="20"/>
+              </w:rPr>
+              <w:t>unavailable</w:t>
+            </w:r>
+            <w:proofErr w:type="spellEnd"/>
           </w:p>
         </w:tc>
         <w:tc>
@@ -12821,8 +17185,54 @@
                 <w:sz w:val="20"/>
                 <w:szCs w:val="20"/>
               </w:rPr>
-              <w:t>Field populated with message</w:t>
-            </w:r>
+              <w:t xml:space="preserve">Field </w:t>
+            </w:r>
+            <w:proofErr w:type="spellStart"/>
+            <w:r>
+              <w:rPr>
+                <w:color w:val="1E293B"/>
+                <w:sz w:val="20"/>
+                <w:szCs w:val="20"/>
+              </w:rPr>
+              <w:t>populated</w:t>
+            </w:r>
+            <w:proofErr w:type="spellEnd"/>
+            <w:r>
+              <w:rPr>
+                <w:color w:val="1E293B"/>
+                <w:sz w:val="20"/>
+                <w:szCs w:val="20"/>
+              </w:rPr>
+              <w:t xml:space="preserve"> </w:t>
+            </w:r>
+            <w:proofErr w:type="spellStart"/>
+            <w:r>
+              <w:rPr>
+                <w:color w:val="1E293B"/>
+                <w:sz w:val="20"/>
+                <w:szCs w:val="20"/>
+              </w:rPr>
+              <w:t>with</w:t>
+            </w:r>
+            <w:proofErr w:type="spellEnd"/>
+            <w:r>
+              <w:rPr>
+                <w:color w:val="1E293B"/>
+                <w:sz w:val="20"/>
+                <w:szCs w:val="20"/>
+              </w:rPr>
+              <w:t xml:space="preserve"> </w:t>
+            </w:r>
+            <w:proofErr w:type="spellStart"/>
+            <w:r>
+              <w:rPr>
+                <w:color w:val="1E293B"/>
+                <w:sz w:val="20"/>
+                <w:szCs w:val="20"/>
+              </w:rPr>
+              <w:t>message</w:t>
+            </w:r>
+            <w:proofErr w:type="spellEnd"/>
           </w:p>
         </w:tc>
         <w:tc>
@@ -12849,6 +17259,7 @@
                 <w:lang w:val="en-US"/>
               </w:rPr>
             </w:pPr>
+            <w:proofErr w:type="spellStart"/>
             <w:r>
               <w:rPr>
                 <w:i/>
@@ -12857,8 +17268,31 @@
                 <w:sz w:val="20"/>
                 <w:szCs w:val="20"/>
               </w:rPr>
-              <w:t>Empty string</w:t>
-            </w:r>
+              <w:t>Empty</w:t>
+            </w:r>
+            <w:proofErr w:type="spellEnd"/>
+            <w:r>
+              <w:rPr>
+                <w:i/>
+                <w:iCs/>
+                <w:color w:val="1E293B"/>
+                <w:sz w:val="20"/>
+                <w:szCs w:val="20"/>
+              </w:rPr>
+              <w:t xml:space="preserve"> </w:t>
+            </w:r>
+            <w:proofErr w:type="spellStart"/>
+            <w:r>
+              <w:rPr>
+                <w:i/>
+                <w:iCs/>
+                <w:color w:val="1E293B"/>
+                <w:sz w:val="20"/>
+                <w:szCs w:val="20"/>
+              </w:rPr>
+              <w:t>string</w:t>
+            </w:r>
+            <w:proofErr w:type="spellEnd"/>
           </w:p>
         </w:tc>
       </w:tr>
@@ -12894,8 +17328,19 @@
                 <w:szCs w:val="20"/>
                 <w:lang w:val="en-US"/>
               </w:rPr>
-              <w:t>Coat of arms not in Wikidata</w:t>
-            </w:r>
+              <w:t xml:space="preserve">Coat of arms not in </w:t>
+            </w:r>
+            <w:proofErr w:type="spellStart"/>
+            <w:r>
+              <w:rPr>
+                <w:color w:val="1E293B"/>
+                <w:sz w:val="20"/>
+                <w:szCs w:val="20"/>
+                <w:lang w:val="en-US"/>
+              </w:rPr>
+              <w:t>Wikidata</w:t>
+            </w:r>
+            <w:proofErr w:type="spellEnd"/>
           </w:p>
         </w:tc>
         <w:tc>
@@ -12917,14 +17362,52 @@
             <w:vAlign w:val="center"/>
           </w:tcPr>
           <w:p>
-            <w:r>
-              <w:rPr>
-                <w:color w:val="1E293B"/>
-                <w:sz w:val="20"/>
-                <w:szCs w:val="20"/>
-              </w:rPr>
-              <w:t>Fallback message written</w:t>
-            </w:r>
+            <w:proofErr w:type="spellStart"/>
+            <w:r>
+              <w:rPr>
+                <w:color w:val="1E293B"/>
+                <w:sz w:val="20"/>
+                <w:szCs w:val="20"/>
+              </w:rPr>
+              <w:t>Fallback</w:t>
+            </w:r>
+            <w:proofErr w:type="spellEnd"/>
+            <w:r>
+              <w:rPr>
+                <w:color w:val="1E293B"/>
+                <w:sz w:val="20"/>
+                <w:szCs w:val="20"/>
+              </w:rPr>
+              <w:t xml:space="preserve"> </w:t>
+            </w:r>
+            <w:proofErr w:type="spellStart"/>
+            <w:r>
+              <w:rPr>
+                <w:color w:val="1E293B"/>
+                <w:sz w:val="20"/>
+                <w:szCs w:val="20"/>
+              </w:rPr>
+              <w:t>message</w:t>
+            </w:r>
+            <w:proofErr w:type="spellEnd"/>
+            <w:r>
+              <w:rPr>
+                <w:color w:val="1E293B"/>
+                <w:sz w:val="20"/>
+                <w:szCs w:val="20"/>
+              </w:rPr>
+              <w:t xml:space="preserve"> </w:t>
+            </w:r>
+            <w:proofErr w:type="spellStart"/>
+            <w:r>
+              <w:rPr>
+                <w:color w:val="1E293B"/>
+                <w:sz w:val="20"/>
+                <w:szCs w:val="20"/>
+              </w:rPr>
+              <w:t>written</w:t>
+            </w:r>
+            <w:proofErr w:type="spellEnd"/>
           </w:p>
         </w:tc>
         <w:tc>
@@ -12946,6 +17429,7 @@
             <w:vAlign w:val="center"/>
           </w:tcPr>
           <w:p>
+            <w:proofErr w:type="spellStart"/>
             <w:r>
               <w:rPr>
                 <w:i/>
@@ -12954,8 +17438,31 @@
                 <w:sz w:val="20"/>
                 <w:szCs w:val="20"/>
               </w:rPr>
-              <w:t>Empty string</w:t>
-            </w:r>
+              <w:t>Empty</w:t>
+            </w:r>
+            <w:proofErr w:type="spellEnd"/>
+            <w:r>
+              <w:rPr>
+                <w:i/>
+                <w:iCs/>
+                <w:color w:val="1E293B"/>
+                <w:sz w:val="20"/>
+                <w:szCs w:val="20"/>
+              </w:rPr>
+              <w:t xml:space="preserve"> </w:t>
+            </w:r>
+            <w:proofErr w:type="spellStart"/>
+            <w:r>
+              <w:rPr>
+                <w:i/>
+                <w:iCs/>
+                <w:color w:val="1E293B"/>
+                <w:sz w:val="20"/>
+                <w:szCs w:val="20"/>
+              </w:rPr>
+              <w:t>string</w:t>
+            </w:r>
+            <w:proofErr w:type="spellEnd"/>
           </w:p>
         </w:tc>
       </w:tr>
@@ -12985,8 +17492,54 @@
                 <w:sz w:val="20"/>
                 <w:szCs w:val="20"/>
               </w:rPr>
-              <w:t>Gemini airport/greeting failure</w:t>
-            </w:r>
+              <w:t xml:space="preserve">Gemini </w:t>
+            </w:r>
+            <w:proofErr w:type="spellStart"/>
+            <w:r>
+              <w:rPr>
+                <w:color w:val="1E293B"/>
+                <w:sz w:val="20"/>
+                <w:szCs w:val="20"/>
+              </w:rPr>
+              <w:t>airport</w:t>
+            </w:r>
+            <w:proofErr w:type="spellEnd"/>
+            <w:r>
+              <w:rPr>
+                <w:color w:val="1E293B"/>
+                <w:sz w:val="20"/>
+                <w:szCs w:val="20"/>
+              </w:rPr>
+              <w:t>/</w:t>
+            </w:r>
+            <w:proofErr w:type="spellStart"/>
+            <w:r>
+              <w:rPr>
+                <w:color w:val="1E293B"/>
+                <w:sz w:val="20"/>
+                <w:szCs w:val="20"/>
+              </w:rPr>
+              <w:t>greeting</w:t>
+            </w:r>
+            <w:proofErr w:type="spellEnd"/>
+            <w:r>
+              <w:rPr>
+                <w:color w:val="1E293B"/>
+                <w:sz w:val="20"/>
+                <w:szCs w:val="20"/>
+              </w:rPr>
+              <w:t xml:space="preserve"> </w:t>
+            </w:r>
+            <w:proofErr w:type="spellStart"/>
+            <w:r>
+              <w:rPr>
+                <w:color w:val="1E293B"/>
+                <w:sz w:val="20"/>
+                <w:szCs w:val="20"/>
+              </w:rPr>
+              <w:t>failure</w:t>
+            </w:r>
+            <w:proofErr w:type="spellEnd"/>
           </w:p>
         </w:tc>
         <w:tc>
@@ -13014,8 +17567,36 @@
                 <w:sz w:val="20"/>
                 <w:szCs w:val="20"/>
               </w:rPr>
-              <w:t>Error handled gracefully</w:t>
-            </w:r>
+              <w:t xml:space="preserve">Error </w:t>
+            </w:r>
+            <w:proofErr w:type="spellStart"/>
+            <w:r>
+              <w:rPr>
+                <w:color w:val="1E293B"/>
+                <w:sz w:val="20"/>
+                <w:szCs w:val="20"/>
+              </w:rPr>
+              <w:t>handled</w:t>
+            </w:r>
+            <w:proofErr w:type="spellEnd"/>
+            <w:r>
+              <w:rPr>
+                <w:color w:val="1E293B"/>
+                <w:sz w:val="20"/>
+                <w:szCs w:val="20"/>
+              </w:rPr>
+              <w:t xml:space="preserve"> </w:t>
+            </w:r>
+            <w:proofErr w:type="spellStart"/>
+            <w:r>
+              <w:rPr>
+                <w:color w:val="1E293B"/>
+                <w:sz w:val="20"/>
+                <w:szCs w:val="20"/>
+              </w:rPr>
+              <w:t>gracefully</w:t>
+            </w:r>
+            <w:proofErr w:type="spellEnd"/>
           </w:p>
         </w:tc>
         <w:tc>
@@ -13037,6 +17618,7 @@
             <w:vAlign w:val="center"/>
           </w:tcPr>
           <w:p>
+            <w:proofErr w:type="spellStart"/>
             <w:r>
               <w:rPr>
                 <w:i/>
@@ -13045,8 +17627,31 @@
                 <w:sz w:val="20"/>
                 <w:szCs w:val="20"/>
               </w:rPr>
-              <w:t>Empty string</w:t>
-            </w:r>
+              <w:t>Empty</w:t>
+            </w:r>
+            <w:proofErr w:type="spellEnd"/>
+            <w:r>
+              <w:rPr>
+                <w:i/>
+                <w:iCs/>
+                <w:color w:val="1E293B"/>
+                <w:sz w:val="20"/>
+                <w:szCs w:val="20"/>
+              </w:rPr>
+              <w:t xml:space="preserve"> </w:t>
+            </w:r>
+            <w:proofErr w:type="spellStart"/>
+            <w:r>
+              <w:rPr>
+                <w:i/>
+                <w:iCs/>
+                <w:color w:val="1E293B"/>
+                <w:sz w:val="20"/>
+                <w:szCs w:val="20"/>
+              </w:rPr>
+              <w:t>string</w:t>
+            </w:r>
+            <w:proofErr w:type="spellEnd"/>
           </w:p>
         </w:tc>
       </w:tr>
@@ -13076,8 +17681,54 @@
                 <w:sz w:val="20"/>
                 <w:szCs w:val="20"/>
               </w:rPr>
-              <w:t>Gemini returns empty value</w:t>
-            </w:r>
+              <w:t xml:space="preserve">Gemini </w:t>
+            </w:r>
+            <w:proofErr w:type="spellStart"/>
+            <w:r>
+              <w:rPr>
+                <w:color w:val="1E293B"/>
+                <w:sz w:val="20"/>
+                <w:szCs w:val="20"/>
+              </w:rPr>
+              <w:t>returns</w:t>
+            </w:r>
+            <w:proofErr w:type="spellEnd"/>
+            <w:r>
+              <w:rPr>
+                <w:color w:val="1E293B"/>
+                <w:sz w:val="20"/>
+                <w:szCs w:val="20"/>
+              </w:rPr>
+              <w:t xml:space="preserve"> </w:t>
+            </w:r>
+            <w:proofErr w:type="spellStart"/>
+            <w:r>
+              <w:rPr>
+                <w:color w:val="1E293B"/>
+                <w:sz w:val="20"/>
+                <w:szCs w:val="20"/>
+              </w:rPr>
+              <w:t>empty</w:t>
+            </w:r>
+            <w:proofErr w:type="spellEnd"/>
+            <w:r>
+              <w:rPr>
+                <w:color w:val="1E293B"/>
+                <w:sz w:val="20"/>
+                <w:szCs w:val="20"/>
+              </w:rPr>
+              <w:t xml:space="preserve"> </w:t>
+            </w:r>
+            <w:proofErr w:type="spellStart"/>
+            <w:r>
+              <w:rPr>
+                <w:color w:val="1E293B"/>
+                <w:sz w:val="20"/>
+                <w:szCs w:val="20"/>
+              </w:rPr>
+              <w:t>value</w:t>
+            </w:r>
+            <w:proofErr w:type="spellEnd"/>
           </w:p>
         </w:tc>
         <w:tc>
@@ -13099,14 +17750,52 @@
             <w:vAlign w:val="center"/>
           </w:tcPr>
           <w:p>
-            <w:r>
-              <w:rPr>
-                <w:color w:val="1E293B"/>
-                <w:sz w:val="20"/>
-                <w:szCs w:val="20"/>
-              </w:rPr>
-              <w:t>Explicit not-found message</w:t>
-            </w:r>
+            <w:proofErr w:type="spellStart"/>
+            <w:r>
+              <w:rPr>
+                <w:color w:val="1E293B"/>
+                <w:sz w:val="20"/>
+                <w:szCs w:val="20"/>
+              </w:rPr>
+              <w:t>Explicit</w:t>
+            </w:r>
+            <w:proofErr w:type="spellEnd"/>
+            <w:r>
+              <w:rPr>
+                <w:color w:val="1E293B"/>
+                <w:sz w:val="20"/>
+                <w:szCs w:val="20"/>
+              </w:rPr>
+              <w:t xml:space="preserve"> </w:t>
+            </w:r>
+            <w:proofErr w:type="spellStart"/>
+            <w:r>
+              <w:rPr>
+                <w:color w:val="1E293B"/>
+                <w:sz w:val="20"/>
+                <w:szCs w:val="20"/>
+              </w:rPr>
+              <w:t>not-found</w:t>
+            </w:r>
+            <w:proofErr w:type="spellEnd"/>
+            <w:r>
+              <w:rPr>
+                <w:color w:val="1E293B"/>
+                <w:sz w:val="20"/>
+                <w:szCs w:val="20"/>
+              </w:rPr>
+              <w:t xml:space="preserve"> </w:t>
+            </w:r>
+            <w:proofErr w:type="spellStart"/>
+            <w:r>
+              <w:rPr>
+                <w:color w:val="1E293B"/>
+                <w:sz w:val="20"/>
+                <w:szCs w:val="20"/>
+              </w:rPr>
+              <w:t>message</w:t>
+            </w:r>
+            <w:proofErr w:type="spellEnd"/>
           </w:p>
         </w:tc>
         <w:tc>
@@ -13133,6 +17822,7 @@
                 <w:lang w:val="en-US"/>
               </w:rPr>
             </w:pPr>
+            <w:proofErr w:type="spellStart"/>
             <w:r>
               <w:rPr>
                 <w:i/>
@@ -13141,8 +17831,31 @@
                 <w:sz w:val="20"/>
                 <w:szCs w:val="20"/>
               </w:rPr>
-              <w:t>Empty string</w:t>
-            </w:r>
+              <w:t>Empty</w:t>
+            </w:r>
+            <w:proofErr w:type="spellEnd"/>
+            <w:r>
+              <w:rPr>
+                <w:i/>
+                <w:iCs/>
+                <w:color w:val="1E293B"/>
+                <w:sz w:val="20"/>
+                <w:szCs w:val="20"/>
+              </w:rPr>
+              <w:t xml:space="preserve"> </w:t>
+            </w:r>
+            <w:proofErr w:type="spellStart"/>
+            <w:r>
+              <w:rPr>
+                <w:i/>
+                <w:iCs/>
+                <w:color w:val="1E293B"/>
+                <w:sz w:val="20"/>
+                <w:szCs w:val="20"/>
+              </w:rPr>
+              <w:t>string</w:t>
+            </w:r>
+            <w:proofErr w:type="spellEnd"/>
           </w:p>
         </w:tc>
       </w:tr>
@@ -13200,7 +17913,23 @@
           <w:color w:val="1E293B"/>
           <w:lang w:val="en-US"/>
         </w:rPr>
-        <w:t xml:space="preserve">the system writes explicit human-readable failure messages. This design philosophy prioritises </w:t>
+        <w:t xml:space="preserve">the system writes explicit human-readable failure messages. This design philosophy </w:t>
+      </w:r>
+      <w:proofErr w:type="spellStart"/>
+      <w:r>
+        <w:rPr>
+          <w:color w:val="1E293B"/>
+          <w:lang w:val="en-US"/>
+        </w:rPr>
+        <w:t>prioritises</w:t>
+      </w:r>
+      <w:proofErr w:type="spellEnd"/>
+      <w:r>
+        <w:rPr>
+          <w:color w:val="1E293B"/>
+          <w:lang w:val="en-US"/>
+        </w:rPr>
+        <w:t xml:space="preserve"> </w:t>
       </w:r>
       <w:r>
         <w:rPr>
@@ -13243,6 +17972,7 @@
         </w:rPr>
         <w:t xml:space="preserve">Every execution is logged through </w:t>
       </w:r>
+      <w:proofErr w:type="gramStart"/>
       <w:r>
         <w:rPr>
           <w:b/>
@@ -13252,15 +17982,9 @@
           <w:color w:val="1E293B"/>
           <w:lang w:val="en-US"/>
         </w:rPr>
-        <w:t>console.log()</w:t>
-      </w:r>
-      <w:r>
-        <w:rPr>
-          <w:color w:val="1E293B"/>
-          <w:lang w:val="en-US"/>
-        </w:rPr>
-        <w:t xml:space="preserve"> and </w:t>
-      </w:r>
+        <w:t>console.log(</w:t>
+      </w:r>
+      <w:proofErr w:type="gramEnd"/>
       <w:r>
         <w:rPr>
           <w:b/>
@@ -13270,7 +17994,40 @@
           <w:color w:val="1E293B"/>
           <w:lang w:val="en-US"/>
         </w:rPr>
-        <w:t>console.error()</w:t>
+        <w:t>)</w:t>
+      </w:r>
+      <w:r>
+        <w:rPr>
+          <w:color w:val="1E293B"/>
+          <w:lang w:val="en-US"/>
+        </w:rPr>
+        <w:t xml:space="preserve"> and </w:t>
+      </w:r>
+      <w:proofErr w:type="spellStart"/>
+      <w:proofErr w:type="gramStart"/>
+      <w:r>
+        <w:rPr>
+          <w:b/>
+          <w:bCs/>
+          <w:i/>
+          <w:iCs/>
+          <w:color w:val="1E293B"/>
+          <w:lang w:val="en-US"/>
+        </w:rPr>
+        <w:t>console.error</w:t>
+      </w:r>
+      <w:proofErr w:type="spellEnd"/>
+      <w:proofErr w:type="gramEnd"/>
+      <w:r>
+        <w:rPr>
+          <w:b/>
+          <w:bCs/>
+          <w:i/>
+          <w:iCs/>
+          <w:color w:val="1E293B"/>
+          <w:lang w:val="en-US"/>
+        </w:rPr>
+        <w:t>()</w:t>
       </w:r>
       <w:r>
         <w:rPr>
@@ -13332,7 +18089,21 @@
         <w:rPr>
           <w:lang w:val="en-US"/>
         </w:rPr>
-        <w:t xml:space="preserve"> Visualisation: Awesome Tables &amp; Google Sites</w:t>
+        <w:t xml:space="preserve"> </w:t>
+      </w:r>
+      <w:proofErr w:type="spellStart"/>
+      <w:r>
+        <w:rPr>
+          <w:lang w:val="en-US"/>
+        </w:rPr>
+        <w:t>Visualisation</w:t>
+      </w:r>
+      <w:proofErr w:type="spellEnd"/>
+      <w:r>
+        <w:rPr>
+          <w:lang w:val="en-US"/>
+        </w:rPr>
+        <w:t>: Awesome Tables &amp; Google Sites</w:t>
       </w:r>
       <w:bookmarkEnd w:id="20"/>
     </w:p>
@@ -13446,14 +18217,30 @@
           <w:color w:val="1E293B"/>
           <w:lang w:val="en-US"/>
         </w:rPr>
-        <w:t xml:space="preserve"> from range A2:AB</w:t>
-      </w:r>
+        <w:t xml:space="preserve"> from range A</w:t>
+      </w:r>
+      <w:proofErr w:type="gramStart"/>
       <w:r>
         <w:rPr>
           <w:color w:val="1E293B"/>
           <w:lang w:val="en-US"/>
         </w:rPr>
-        <w:t xml:space="preserve">. The view is configured as a </w:t>
+        <w:t>2:AB</w:t>
+      </w:r>
+      <w:r>
+        <w:rPr>
+          <w:color w:val="1E293B"/>
+          <w:lang w:val="en-US"/>
+        </w:rPr>
+        <w:t>.</w:t>
+      </w:r>
+      <w:proofErr w:type="gramEnd"/>
+      <w:r>
+        <w:rPr>
+          <w:color w:val="1E293B"/>
+          <w:lang w:val="en-US"/>
+        </w:rPr>
+        <w:t xml:space="preserve"> The view is configured as a </w:t>
       </w:r>
       <w:r>
         <w:rPr>
@@ -13529,7 +18316,55 @@
           <w:color w:val="1E293B"/>
           <w:lang w:val="en-US"/>
         </w:rPr>
-        <w:t>This also needs a row that configures each field for Awesome Tables. In this case that corresponds to row 3, which includes markers such as “Hidden” (anything we don’t want, “CategoryFilter”, “MapsMarker” (the flag), “MapsLat”, etc.</w:t>
+        <w:t>This also needs a row that configures each field for Awesome Tables. In this case that corresponds to row 3, which includes markers such as “Hidden” (anything we don’t want, “</w:t>
+      </w:r>
+      <w:proofErr w:type="spellStart"/>
+      <w:r>
+        <w:rPr>
+          <w:color w:val="1E293B"/>
+          <w:lang w:val="en-US"/>
+        </w:rPr>
+        <w:t>CategoryFilter</w:t>
+      </w:r>
+      <w:proofErr w:type="spellEnd"/>
+      <w:r>
+        <w:rPr>
+          <w:color w:val="1E293B"/>
+          <w:lang w:val="en-US"/>
+        </w:rPr>
+        <w:t>”, “</w:t>
+      </w:r>
+      <w:proofErr w:type="spellStart"/>
+      <w:r>
+        <w:rPr>
+          <w:color w:val="1E293B"/>
+          <w:lang w:val="en-US"/>
+        </w:rPr>
+        <w:t>MapsMarker</w:t>
+      </w:r>
+      <w:proofErr w:type="spellEnd"/>
+      <w:r>
+        <w:rPr>
+          <w:color w:val="1E293B"/>
+          <w:lang w:val="en-US"/>
+        </w:rPr>
+        <w:t>” (the flag), “</w:t>
+      </w:r>
+      <w:proofErr w:type="spellStart"/>
+      <w:r>
+        <w:rPr>
+          <w:color w:val="1E293B"/>
+          <w:lang w:val="en-US"/>
+        </w:rPr>
+        <w:t>MapsLat</w:t>
+      </w:r>
+      <w:proofErr w:type="spellEnd"/>
+      <w:r>
+        <w:rPr>
+          <w:color w:val="1E293B"/>
+          <w:lang w:val="en-US"/>
+        </w:rPr>
+        <w:t>”, etc.</w:t>
       </w:r>
     </w:p>
     <w:p>
@@ -13607,7 +18442,23 @@
           <w:color w:val="1E293B"/>
           <w:lang w:val="en-US"/>
         </w:rPr>
-        <w:t>HTML template is stored as column A with curley braces definitions</w:t>
+        <w:t xml:space="preserve">HTML template is stored as column A with </w:t>
+      </w:r>
+      <w:proofErr w:type="spellStart"/>
+      <w:r>
+        <w:rPr>
+          <w:color w:val="1E293B"/>
+          <w:lang w:val="en-US"/>
+        </w:rPr>
+        <w:t>curley</w:t>
+      </w:r>
+      <w:proofErr w:type="spellEnd"/>
+      <w:r>
+        <w:rPr>
+          <w:color w:val="1E293B"/>
+          <w:lang w:val="en-US"/>
+        </w:rPr>
+        <w:t xml:space="preserve"> braces definitions</w:t>
       </w:r>
       <w:r>
         <w:rPr>
@@ -13738,6 +18589,7 @@
             </w:tcMar>
           </w:tcPr>
           <w:p>
+            <w:proofErr w:type="spellStart"/>
             <w:r>
               <w:rPr>
                 <w:b/>
@@ -13745,8 +18597,29 @@
                 <w:sz w:val="16"/>
                 <w:szCs w:val="16"/>
               </w:rPr>
-              <w:t>Card Section</w:t>
-            </w:r>
+              <w:t>Card</w:t>
+            </w:r>
+            <w:proofErr w:type="spellEnd"/>
+            <w:r>
+              <w:rPr>
+                <w:b/>
+                <w:color w:val="FFFFFF"/>
+                <w:sz w:val="16"/>
+                <w:szCs w:val="16"/>
+              </w:rPr>
+              <w:t xml:space="preserve"> </w:t>
+            </w:r>
+            <w:proofErr w:type="spellStart"/>
+            <w:r>
+              <w:rPr>
+                <w:b/>
+                <w:color w:val="FFFFFF"/>
+                <w:sz w:val="16"/>
+                <w:szCs w:val="16"/>
+              </w:rPr>
+              <w:t>Section</w:t>
+            </w:r>
+            <w:proofErr w:type="spellEnd"/>
           </w:p>
         </w:tc>
         <w:tc>
@@ -13761,6 +18634,7 @@
             </w:tcMar>
           </w:tcPr>
           <w:p>
+            <w:proofErr w:type="spellStart"/>
             <w:r>
               <w:rPr>
                 <w:b/>
@@ -13768,7 +18642,17 @@
                 <w:sz w:val="16"/>
                 <w:szCs w:val="16"/>
               </w:rPr>
-              <w:t>Fields Used</w:t>
+              <w:t>Fields</w:t>
+            </w:r>
+            <w:proofErr w:type="spellEnd"/>
+            <w:r>
+              <w:rPr>
+                <w:b/>
+                <w:color w:val="FFFFFF"/>
+                <w:sz w:val="16"/>
+                <w:szCs w:val="16"/>
+              </w:rPr>
+              <w:t xml:space="preserve"> Used</w:t>
             </w:r>
           </w:p>
         </w:tc>
@@ -13786,6 +18670,7 @@
             </w:tcMar>
           </w:tcPr>
           <w:p>
+            <w:proofErr w:type="spellStart"/>
             <w:r>
               <w:rPr>
                 <w:b/>
@@ -13793,7 +18678,17 @@
                 <w:sz w:val="16"/>
                 <w:szCs w:val="16"/>
               </w:rPr>
-              <w:t>Header Banner</w:t>
+              <w:t>Header</w:t>
+            </w:r>
+            <w:proofErr w:type="spellEnd"/>
+            <w:r>
+              <w:rPr>
+                <w:b/>
+                <w:color w:val="1E293B"/>
+                <w:sz w:val="16"/>
+                <w:szCs w:val="16"/>
+              </w:rPr>
+              <w:t xml:space="preserve"> Banner</w:t>
             </w:r>
           </w:p>
         </w:tc>
@@ -13850,7 +18745,27 @@
                 <w:szCs w:val="16"/>
                 <w:lang w:val="en-US"/>
               </w:rPr>
-              <w:t>{{Country}} — {{Country ISO3}}</w:t>
+              <w:t>{{Country}} — {{</w:t>
+            </w:r>
+            <w:r>
+              <w:rPr>
+                <w:rFonts w:ascii="Courier New" w:hAnsi="Courier New"/>
+                <w:color w:val="1E293B"/>
+                <w:sz w:val="16"/>
+                <w:szCs w:val="16"/>
+                <w:lang w:val="en-US"/>
+              </w:rPr>
+              <w:t>Continent</w:t>
+            </w:r>
+            <w:r>
+              <w:rPr>
+                <w:rFonts w:ascii="Courier New" w:hAnsi="Courier New"/>
+                <w:color w:val="1E293B"/>
+                <w:sz w:val="16"/>
+                <w:szCs w:val="16"/>
+                <w:lang w:val="en-US"/>
+              </w:rPr>
+              <w:t>}}</w:t>
             </w:r>
             <w:r>
               <w:rPr>
@@ -13884,8 +18799,39 @@
                 <w:sz w:val="16"/>
                 <w:szCs w:val="16"/>
               </w:rPr>
-              <w:t>Key Statistics Row</w:t>
-            </w:r>
+              <w:t xml:space="preserve">Key </w:t>
+            </w:r>
+            <w:proofErr w:type="spellStart"/>
+            <w:r>
+              <w:rPr>
+                <w:b/>
+                <w:color w:val="1E293B"/>
+                <w:sz w:val="16"/>
+                <w:szCs w:val="16"/>
+              </w:rPr>
+              <w:t>Statistics</w:t>
+            </w:r>
+            <w:proofErr w:type="spellEnd"/>
+            <w:r>
+              <w:rPr>
+                <w:b/>
+                <w:color w:val="1E293B"/>
+                <w:sz w:val="16"/>
+                <w:szCs w:val="16"/>
+              </w:rPr>
+              <w:t xml:space="preserve"> </w:t>
+            </w:r>
+            <w:proofErr w:type="spellStart"/>
+            <w:r>
+              <w:rPr>
+                <w:b/>
+                <w:color w:val="1E293B"/>
+                <w:sz w:val="16"/>
+                <w:szCs w:val="16"/>
+              </w:rPr>
+              <w:t>Row</w:t>
+            </w:r>
+            <w:proofErr w:type="spellEnd"/>
           </w:p>
         </w:tc>
         <w:tc>
@@ -13968,6 +18914,7 @@
             </w:tcMar>
           </w:tcPr>
           <w:p>
+            <w:proofErr w:type="spellStart"/>
             <w:r>
               <w:rPr>
                 <w:b/>
@@ -13975,7 +18922,17 @@
                 <w:sz w:val="16"/>
                 <w:szCs w:val="16"/>
               </w:rPr>
-              <w:t>Motto Block</w:t>
+              <w:t>Motto</w:t>
+            </w:r>
+            <w:proofErr w:type="spellEnd"/>
+            <w:r>
+              <w:rPr>
+                <w:b/>
+                <w:color w:val="1E293B"/>
+                <w:sz w:val="16"/>
+                <w:szCs w:val="16"/>
+              </w:rPr>
+              <w:t xml:space="preserve"> Block</w:t>
             </w:r>
           </w:p>
         </w:tc>
@@ -14022,7 +18979,27 @@
                 <w:szCs w:val="16"/>
                 <w:lang w:val="en-US"/>
               </w:rPr>
-              <w:t xml:space="preserve"> in italics. Falls back to “Motto not found in Wikidata” when unavailable.</w:t>
+              <w:t xml:space="preserve"> in italics. Falls back to “Motto not found in </w:t>
+            </w:r>
+            <w:proofErr w:type="spellStart"/>
+            <w:r>
+              <w:rPr>
+                <w:color w:val="1E293B"/>
+                <w:sz w:val="16"/>
+                <w:szCs w:val="16"/>
+                <w:lang w:val="en-US"/>
+              </w:rPr>
+              <w:t>Wikidata</w:t>
+            </w:r>
+            <w:proofErr w:type="spellEnd"/>
+            <w:r>
+              <w:rPr>
+                <w:color w:val="1E293B"/>
+                <w:sz w:val="16"/>
+                <w:szCs w:val="16"/>
+                <w:lang w:val="en-US"/>
+              </w:rPr>
+              <w:t>” when unavailable.</w:t>
             </w:r>
           </w:p>
         </w:tc>
@@ -14040,6 +19017,7 @@
             </w:tcMar>
           </w:tcPr>
           <w:p>
+            <w:proofErr w:type="spellStart"/>
             <w:r>
               <w:rPr>
                 <w:b/>
@@ -14047,8 +19025,29 @@
                 <w:sz w:val="16"/>
                 <w:szCs w:val="16"/>
               </w:rPr>
-              <w:t>Weather Summary</w:t>
-            </w:r>
+              <w:t>Weather</w:t>
+            </w:r>
+            <w:proofErr w:type="spellEnd"/>
+            <w:r>
+              <w:rPr>
+                <w:b/>
+                <w:color w:val="1E293B"/>
+                <w:sz w:val="16"/>
+                <w:szCs w:val="16"/>
+              </w:rPr>
+              <w:t xml:space="preserve"> </w:t>
+            </w:r>
+            <w:proofErr w:type="spellStart"/>
+            <w:r>
+              <w:rPr>
+                <w:b/>
+                <w:color w:val="1E293B"/>
+                <w:sz w:val="16"/>
+                <w:szCs w:val="16"/>
+              </w:rPr>
+              <w:t>Summary</w:t>
+            </w:r>
+            <w:proofErr w:type="spellEnd"/>
           </w:p>
         </w:tc>
         <w:tc>
@@ -14068,14 +19067,25 @@
                 <w:lang w:val="en-US"/>
               </w:rPr>
             </w:pPr>
-            <w:r>
-              <w:rPr>
-                <w:color w:val="1E293B"/>
-                <w:sz w:val="16"/>
-                <w:szCs w:val="16"/>
-                <w:lang w:val="en-US"/>
-              </w:rPr>
-              <w:t xml:space="preserve">Centred weather label </w:t>
+            <w:proofErr w:type="spellStart"/>
+            <w:r>
+              <w:rPr>
+                <w:color w:val="1E293B"/>
+                <w:sz w:val="16"/>
+                <w:szCs w:val="16"/>
+                <w:lang w:val="en-US"/>
+              </w:rPr>
+              <w:t>Centred</w:t>
+            </w:r>
+            <w:proofErr w:type="spellEnd"/>
+            <w:r>
+              <w:rPr>
+                <w:color w:val="1E293B"/>
+                <w:sz w:val="16"/>
+                <w:szCs w:val="16"/>
+                <w:lang w:val="en-US"/>
+              </w:rPr>
+              <w:t xml:space="preserve"> weather label </w:t>
             </w:r>
             <w:r>
               <w:rPr>
@@ -14150,6 +19160,7 @@
             </w:tcMar>
           </w:tcPr>
           <w:p>
+            <w:proofErr w:type="spellStart"/>
             <w:r>
               <w:rPr>
                 <w:b/>
@@ -14157,8 +19168,29 @@
                 <w:sz w:val="16"/>
                 <w:szCs w:val="16"/>
               </w:rPr>
-              <w:t>Image Strip</w:t>
-            </w:r>
+              <w:t>Image</w:t>
+            </w:r>
+            <w:proofErr w:type="spellEnd"/>
+            <w:r>
+              <w:rPr>
+                <w:b/>
+                <w:color w:val="1E293B"/>
+                <w:sz w:val="16"/>
+                <w:szCs w:val="16"/>
+              </w:rPr>
+              <w:t xml:space="preserve"> </w:t>
+            </w:r>
+            <w:proofErr w:type="spellStart"/>
+            <w:r>
+              <w:rPr>
+                <w:b/>
+                <w:color w:val="1E293B"/>
+                <w:sz w:val="16"/>
+                <w:szCs w:val="16"/>
+              </w:rPr>
+              <w:t>Strip</w:t>
+            </w:r>
+            <w:proofErr w:type="spellEnd"/>
           </w:p>
         </w:tc>
         <w:tc>
@@ -14204,7 +19236,47 @@
                 <w:szCs w:val="16"/>
                 <w:lang w:val="en-US"/>
               </w:rPr>
-              <w:t xml:space="preserve"> (SVG from Wikidata, max 70×95 px) and a city landscape </w:t>
+              <w:t xml:space="preserve"> (SVG from </w:t>
+            </w:r>
+            <w:proofErr w:type="spellStart"/>
+            <w:r>
+              <w:rPr>
+                <w:color w:val="1E293B"/>
+                <w:sz w:val="16"/>
+                <w:szCs w:val="16"/>
+                <w:lang w:val="en-US"/>
+              </w:rPr>
+              <w:t>Wikidata</w:t>
+            </w:r>
+            <w:proofErr w:type="spellEnd"/>
+            <w:r>
+              <w:rPr>
+                <w:color w:val="1E293B"/>
+                <w:sz w:val="16"/>
+                <w:szCs w:val="16"/>
+                <w:lang w:val="en-US"/>
+              </w:rPr>
+              <w:t xml:space="preserve">, max 70×95 </w:t>
+            </w:r>
+            <w:proofErr w:type="spellStart"/>
+            <w:r>
+              <w:rPr>
+                <w:color w:val="1E293B"/>
+                <w:sz w:val="16"/>
+                <w:szCs w:val="16"/>
+                <w:lang w:val="en-US"/>
+              </w:rPr>
+              <w:t>px</w:t>
+            </w:r>
+            <w:proofErr w:type="spellEnd"/>
+            <w:r>
+              <w:rPr>
+                <w:color w:val="1E293B"/>
+                <w:sz w:val="16"/>
+                <w:szCs w:val="16"/>
+                <w:lang w:val="en-US"/>
+              </w:rPr>
+              <w:t xml:space="preserve">) and a city landscape </w:t>
             </w:r>
             <w:r>
               <w:rPr>
@@ -14223,22 +19295,116 @@
                 <w:szCs w:val="16"/>
                 <w:lang w:val="en-US"/>
               </w:rPr>
-              <w:t xml:space="preserve"> (130×90 px, rounded corners, sourced from Wikipedia).</w:t>
+              <w:t xml:space="preserve"> (130×90 </w:t>
+            </w:r>
+            <w:proofErr w:type="spellStart"/>
+            <w:r>
+              <w:rPr>
+                <w:color w:val="1E293B"/>
+                <w:sz w:val="16"/>
+                <w:szCs w:val="16"/>
+                <w:lang w:val="en-US"/>
+              </w:rPr>
+              <w:t>px</w:t>
+            </w:r>
+            <w:proofErr w:type="spellEnd"/>
+            <w:r>
+              <w:rPr>
+                <w:color w:val="1E293B"/>
+                <w:sz w:val="16"/>
+                <w:szCs w:val="16"/>
+                <w:lang w:val="en-US"/>
+              </w:rPr>
+              <w:t>, rounded corners, sourced from Wikipedia).</w:t>
+            </w:r>
+          </w:p>
+        </w:tc>
+      </w:tr>
+      <w:tr>
+        <w:tc>
+          <w:tcPr>
+            <w:tcW w:w="2600" w:type="dxa"/>
+            <w:shd w:val="clear" w:color="auto" w:fill="FFFFFF"/>
+            <w:tcMar>
+              <w:top w:w="100" w:type="dxa"/>
+              <w:left w:w="160" w:type="dxa"/>
+              <w:bottom w:w="100" w:type="dxa"/>
+              <w:right w:w="160" w:type="dxa"/>
+            </w:tcMar>
+          </w:tcPr>
+          <w:p>
+            <w:pPr>
+              <w:rPr>
+                <w:b/>
+                <w:color w:val="1E293B"/>
+                <w:sz w:val="16"/>
+                <w:szCs w:val="16"/>
+              </w:rPr>
+            </w:pPr>
+            <w:r>
+              <w:rPr>
+                <w:b/>
+                <w:color w:val="1E293B"/>
+                <w:sz w:val="16"/>
+                <w:szCs w:val="16"/>
+              </w:rPr>
+              <w:t xml:space="preserve">Company </w:t>
+            </w:r>
+            <w:proofErr w:type="spellStart"/>
+            <w:r>
+              <w:rPr>
+                <w:b/>
+                <w:color w:val="1E293B"/>
+                <w:sz w:val="16"/>
+                <w:szCs w:val="16"/>
+              </w:rPr>
+              <w:t>info</w:t>
+            </w:r>
+            <w:proofErr w:type="spellEnd"/>
+          </w:p>
+        </w:tc>
+        <w:tc>
+          <w:tcPr>
+            <w:tcW w:w="6760" w:type="dxa"/>
+            <w:shd w:val="clear" w:color="auto" w:fill="FFFFFF"/>
+            <w:tcMar>
+              <w:top w:w="100" w:type="dxa"/>
+              <w:left w:w="160" w:type="dxa"/>
+              <w:bottom w:w="100" w:type="dxa"/>
+              <w:right w:w="160" w:type="dxa"/>
+            </w:tcMar>
+          </w:tcPr>
+          <w:p>
+            <w:pPr>
+              <w:rPr>
+                <w:color w:val="1E293B"/>
+                <w:sz w:val="16"/>
+                <w:szCs w:val="16"/>
+                <w:lang w:val="en-US"/>
+              </w:rPr>
+            </w:pPr>
+            <w:r>
+              <w:rPr>
+                <w:color w:val="1E293B"/>
+                <w:sz w:val="16"/>
+                <w:szCs w:val="16"/>
+                <w:lang w:val="en-US"/>
+              </w:rPr>
+              <w:t>Allianz company information like name, address and telephone</w:t>
+            </w:r>
+            <w:r>
+              <w:rPr>
+                <w:color w:val="1E293B"/>
+                <w:sz w:val="16"/>
+                <w:szCs w:val="16"/>
+                <w:lang w:val="en-US"/>
+              </w:rPr>
+              <w:t>.</w:t>
             </w:r>
           </w:p>
         </w:tc>
       </w:tr>
     </w:tbl>
-    <w:p>
-      <w:pPr>
-        <w:spacing w:before="80" w:after="120"/>
-        <w:jc w:val="both"/>
-        <w:rPr>
-          <w:color w:val="1E293B"/>
-          <w:lang w:val="en-US"/>
-        </w:rPr>
-      </w:pPr>
-    </w:p>
     <w:p>
       <w:pPr>
         <w:rPr>
@@ -14282,7 +19448,23 @@
           <w:color w:val="1E293B"/>
           <w:lang w:val="en-US"/>
         </w:rPr>
-        <w:t>, with no manual intervention required on the visualisation layer.</w:t>
+        <w:t xml:space="preserve">, with no manual intervention required on the </w:t>
+      </w:r>
+      <w:proofErr w:type="spellStart"/>
+      <w:r>
+        <w:rPr>
+          <w:color w:val="1E293B"/>
+          <w:lang w:val="en-US"/>
+        </w:rPr>
+        <w:t>visualisation</w:t>
+      </w:r>
+      <w:proofErr w:type="spellEnd"/>
+      <w:r>
+        <w:rPr>
+          <w:color w:val="1E293B"/>
+          <w:lang w:val="en-US"/>
+        </w:rPr>
+        <w:t xml:space="preserve"> layer.</w:t>
       </w:r>
     </w:p>
     <w:p>
@@ -14316,6 +19498,7 @@
         </w:rPr>
         <w:t xml:space="preserve">The Awesome Tables view is embedded as an </w:t>
       </w:r>
+      <w:proofErr w:type="spellStart"/>
       <w:r>
         <w:rPr>
           <w:b/>
@@ -14324,6 +19507,7 @@
         </w:rPr>
         <w:t>iframe</w:t>
       </w:r>
+      <w:proofErr w:type="spellEnd"/>
       <w:r>
         <w:rPr>
           <w:color w:val="1E293B"/>
@@ -14428,7 +19612,23 @@
           <w:color w:val="1E293B"/>
           <w:lang w:val="en-US"/>
         </w:rPr>
-        <w:t>The complete end-to-end pipeline, from user submission to fully enriched dashboard row, is visualised below. Each stage produces an output that feeds directly into the next, forming a seamless data product.</w:t>
+        <w:t xml:space="preserve">The complete end-to-end pipeline, from user submission to fully enriched dashboard row, is </w:t>
+      </w:r>
+      <w:proofErr w:type="spellStart"/>
+      <w:r>
+        <w:rPr>
+          <w:color w:val="1E293B"/>
+          <w:lang w:val="en-US"/>
+        </w:rPr>
+        <w:t>visualised</w:t>
+      </w:r>
+      <w:proofErr w:type="spellEnd"/>
+      <w:r>
+        <w:rPr>
+          <w:color w:val="1E293B"/>
+          <w:lang w:val="en-US"/>
+        </w:rPr>
+        <w:t xml:space="preserve"> below. Each stage produces an output that feeds directly into the next, forming a seamless data product.</w:t>
       </w:r>
     </w:p>
     <w:p>
@@ -14631,7 +19831,27 @@
                 <w:szCs w:val="20"/>
                 <w:lang w:val="en-US"/>
               </w:rPr>
-              <w:t>Apps Script onFormSubmit(e) trigger fires</w:t>
+              <w:t xml:space="preserve">Apps Script </w:t>
+            </w:r>
+            <w:proofErr w:type="spellStart"/>
+            <w:r>
+              <w:rPr>
+                <w:color w:val="FFFFFF"/>
+                <w:sz w:val="20"/>
+                <w:szCs w:val="20"/>
+                <w:lang w:val="en-US"/>
+              </w:rPr>
+              <w:t>onFormSubmit</w:t>
+            </w:r>
+            <w:proofErr w:type="spellEnd"/>
+            <w:r>
+              <w:rPr>
+                <w:color w:val="FFFFFF"/>
+                <w:sz w:val="20"/>
+                <w:szCs w:val="20"/>
+                <w:lang w:val="en-US"/>
+              </w:rPr>
+              <w:t>(e) trigger fires</w:t>
             </w:r>
           </w:p>
         </w:tc>
@@ -14838,7 +20058,27 @@
                 <w:szCs w:val="20"/>
                 <w:lang w:val="en-US"/>
               </w:rPr>
-              <w:t>Apps Script reads coordinates and Wikidata ID from the row</w:t>
+              <w:t xml:space="preserve">Apps Script reads coordinates and </w:t>
+            </w:r>
+            <w:proofErr w:type="spellStart"/>
+            <w:r>
+              <w:rPr>
+                <w:color w:val="FFFFFF"/>
+                <w:sz w:val="20"/>
+                <w:szCs w:val="20"/>
+                <w:lang w:val="en-US"/>
+              </w:rPr>
+              <w:t>Wikidata</w:t>
+            </w:r>
+            <w:proofErr w:type="spellEnd"/>
+            <w:r>
+              <w:rPr>
+                <w:color w:val="FFFFFF"/>
+                <w:sz w:val="20"/>
+                <w:szCs w:val="20"/>
+                <w:lang w:val="en-US"/>
+              </w:rPr>
+              <w:t xml:space="preserve"> ID from the row</w:t>
             </w:r>
           </w:p>
         </w:tc>
@@ -15038,6 +20278,7 @@
                 <w:lang w:val="en-US"/>
               </w:rPr>
             </w:pPr>
+            <w:proofErr w:type="spellStart"/>
             <w:r>
               <w:rPr>
                 <w:color w:val="FFFFFF"/>
@@ -15045,7 +20286,17 @@
                 <w:szCs w:val="20"/>
                 <w:lang w:val="en-US"/>
               </w:rPr>
-              <w:t>Wikidata API — city motto retrieved and written</w:t>
+              <w:t>Wikidata</w:t>
+            </w:r>
+            <w:proofErr w:type="spellEnd"/>
+            <w:r>
+              <w:rPr>
+                <w:color w:val="FFFFFF"/>
+                <w:sz w:val="20"/>
+                <w:szCs w:val="20"/>
+                <w:lang w:val="en-US"/>
+              </w:rPr>
+              <w:t xml:space="preserve"> API — city motto retrieved and written</w:t>
             </w:r>
           </w:p>
         </w:tc>
@@ -15107,6 +20358,7 @@
                 <w:lang w:val="en-US"/>
               </w:rPr>
             </w:pPr>
+            <w:proofErr w:type="spellStart"/>
             <w:r>
               <w:rPr>
                 <w:color w:val="FFFFFF"/>
@@ -15114,7 +20366,17 @@
                 <w:szCs w:val="20"/>
                 <w:lang w:val="en-US"/>
               </w:rPr>
-              <w:t>Wikidata API — coat of arms image retrieved and written</w:t>
+              <w:t>Wikidata</w:t>
+            </w:r>
+            <w:proofErr w:type="spellEnd"/>
+            <w:r>
+              <w:rPr>
+                <w:color w:val="FFFFFF"/>
+                <w:sz w:val="20"/>
+                <w:szCs w:val="20"/>
+                <w:lang w:val="en-US"/>
+              </w:rPr>
+              <w:t xml:space="preserve"> API — coat of arms image retrieved and written</w:t>
             </w:r>
           </w:p>
         </w:tc>
@@ -15183,7 +20445,27 @@
                 <w:szCs w:val="20"/>
                 <w:lang w:val="en-US"/>
               </w:rPr>
-              <w:t>Gemini API — airport and localised greeting generated and written</w:t>
+              <w:t xml:space="preserve">Gemini API — airport and </w:t>
+            </w:r>
+            <w:proofErr w:type="spellStart"/>
+            <w:r>
+              <w:rPr>
+                <w:color w:val="FFFFFF"/>
+                <w:sz w:val="20"/>
+                <w:szCs w:val="20"/>
+                <w:lang w:val="en-US"/>
+              </w:rPr>
+              <w:t>localised</w:t>
+            </w:r>
+            <w:proofErr w:type="spellEnd"/>
+            <w:r>
+              <w:rPr>
+                <w:color w:val="FFFFFF"/>
+                <w:sz w:val="20"/>
+                <w:szCs w:val="20"/>
+                <w:lang w:val="en-US"/>
+              </w:rPr>
+              <w:t xml:space="preserve"> greeting generated and written</w:t>
             </w:r>
           </w:p>
         </w:tc>
@@ -15373,7 +20655,23 @@
           <w:color w:val="1E293B"/>
           <w:lang w:val="en-US"/>
         </w:rPr>
-        <w:t>demonstrates that significant analytical capability can be delivered through judicious use of existing tooling, structured data design, and thoughtful automation, without requiring dedicated infrastructure, specialised engineering, or ongoing operational cost.</w:t>
+        <w:t xml:space="preserve">demonstrates that significant analytical capability can be delivered through judicious use of existing tooling, structured data design, and thoughtful automation, without requiring dedicated infrastructure, </w:t>
+      </w:r>
+      <w:proofErr w:type="spellStart"/>
+      <w:r>
+        <w:rPr>
+          <w:color w:val="1E293B"/>
+          <w:lang w:val="en-US"/>
+        </w:rPr>
+        <w:t>specialised</w:t>
+      </w:r>
+      <w:proofErr w:type="spellEnd"/>
+      <w:r>
+        <w:rPr>
+          <w:color w:val="1E293B"/>
+          <w:lang w:val="en-US"/>
+        </w:rPr>
+        <w:t xml:space="preserve"> engineering, or ongoing operational cost.</w:t>
       </w:r>
     </w:p>
     <w:p>
@@ -15648,6 +20946,7 @@
       </w:tabs>
       <w:spacing w:before="160"/>
     </w:pPr>
+    <w:proofErr w:type="spellStart"/>
     <w:r>
       <w:rPr>
         <w:color w:val="64748B"/>
@@ -15656,6 +20955,7 @@
       </w:rPr>
       <w:t>Team</w:t>
     </w:r>
+    <w:proofErr w:type="spellEnd"/>
     <w:r>
       <w:rPr>
         <w:color w:val="64748B"/>
@@ -15664,13 +20964,23 @@
       </w:rPr>
       <w:t xml:space="preserve"> </w:t>
     </w:r>
+    <w:proofErr w:type="spellStart"/>
     <w:r>
       <w:rPr>
         <w:color w:val="64748B"/>
         <w:sz w:val="18"/>
         <w:szCs w:val="18"/>
       </w:rPr>
-      <w:t>Four-mula (4)</w:t>
+      <w:t>Four</w:t>
+    </w:r>
+    <w:proofErr w:type="spellEnd"/>
+    <w:r>
+      <w:rPr>
+        <w:color w:val="64748B"/>
+        <w:sz w:val="18"/>
+        <w:szCs w:val="18"/>
+      </w:rPr>
+      <w:t>-mula (4)</w:t>
     </w:r>
     <w:r>
       <w:rPr>
@@ -15784,7 +21094,17 @@
         <w:szCs w:val="18"/>
         <w:lang w:val="en-US"/>
       </w:rPr>
-      <w:t xml:space="preserve"> |  </w:t>
+      <w:t xml:space="preserve"> </w:t>
+    </w:r>
+    <w:proofErr w:type="gramStart"/>
+    <w:r>
+      <w:rPr>
+        <w:color w:val="64748B"/>
+        <w:sz w:val="18"/>
+        <w:szCs w:val="18"/>
+        <w:lang w:val="en-US"/>
+      </w:rPr>
+      <w:t xml:space="preserve">|  </w:t>
     </w:r>
     <w:r>
       <w:rPr>
@@ -15795,6 +21115,7 @@
       </w:rPr>
       <w:t>Technical</w:t>
     </w:r>
+    <w:proofErr w:type="gramEnd"/>
     <w:r>
       <w:rPr>
         <w:color w:val="64748B"/>
